--- a/LeetCode_Day_05_Binary_Search.docx
+++ b/LeetCode_Day_05_Binary_Search.docx
@@ -36113,7 +36113,7 @@
       </w:pPr>
       <w:r>
         <w:lastRenderedPageBreak/>
-        <w:t>4. Median of Two Sorted Arrays</w:t>
+        <w:t>378. Kth Smallest Element in a Sorted Matrix</w:t>
       </w:r>
     </w:p>
     <w:p>
@@ -36122,7 +36122,7 @@
         <w:spacing w:after="0" w:line="300" w:lineRule="atLeast"/>
         <w:rPr>
           <w:rFonts w:ascii="Segoe UI" w:eastAsia="Times New Roman" w:hAnsi="Segoe UI" w:cs="Segoe UI"/>
-          <w:color w:val="E91E63"/>
+          <w:color w:val="EF6C00"/>
           <w:sz w:val="20"/>
           <w:szCs w:val="20"/>
         </w:rPr>
@@ -36130,11 +36130,11 @@
       <w:r>
         <w:rPr>
           <w:rFonts w:ascii="Segoe UI" w:eastAsia="Times New Roman" w:hAnsi="Segoe UI" w:cs="Segoe UI"/>
-          <w:color w:val="E91E63"/>
+          <w:color w:val="EF6C00"/>
           <w:sz w:val="20"/>
           <w:szCs w:val="20"/>
         </w:rPr>
-        <w:t>Hard</w:t>
+        <w:t>Medium</w:t>
       </w:r>
     </w:p>
     <w:p>
@@ -36155,8 +36155,81 @@
           <w:sz w:val="21"/>
           <w:szCs w:val="21"/>
         </w:rPr>
-        <w:t>There are two sorted arrays </w:t>
-      </w:r>
+        <w:t>Given a </w:t>
+      </w:r>
+      <w:r>
+        <w:rPr>
+          <w:rFonts w:ascii="Segoe UI" w:eastAsia="Times New Roman" w:hAnsi="Segoe UI" w:cs="Segoe UI"/>
+          <w:i/>
+          <w:iCs/>
+          <w:color w:val="263238"/>
+          <w:sz w:val="21"/>
+          <w:szCs w:val="21"/>
+        </w:rPr>
+        <w:t>n</w:t>
+      </w:r>
+      <w:r>
+        <w:rPr>
+          <w:rFonts w:ascii="Segoe UI" w:eastAsia="Times New Roman" w:hAnsi="Segoe UI" w:cs="Segoe UI"/>
+          <w:color w:val="263238"/>
+          <w:sz w:val="21"/>
+          <w:szCs w:val="21"/>
+        </w:rPr>
+        <w:t> x </w:t>
+      </w:r>
+      <w:r>
+        <w:rPr>
+          <w:rFonts w:ascii="Segoe UI" w:eastAsia="Times New Roman" w:hAnsi="Segoe UI" w:cs="Segoe UI"/>
+          <w:i/>
+          <w:iCs/>
+          <w:color w:val="263238"/>
+          <w:sz w:val="21"/>
+          <w:szCs w:val="21"/>
+        </w:rPr>
+        <w:t>n</w:t>
+      </w:r>
+      <w:r>
+        <w:rPr>
+          <w:rFonts w:ascii="Segoe UI" w:eastAsia="Times New Roman" w:hAnsi="Segoe UI" w:cs="Segoe UI"/>
+          <w:color w:val="263238"/>
+          <w:sz w:val="21"/>
+          <w:szCs w:val="21"/>
+        </w:rPr>
+        <w:t> matrix where each of the rows and columns are sorted in ascending order, find the kth smallest element in the matrix.</w:t>
+      </w:r>
+    </w:p>
+    <w:p>
+      <w:pPr>
+        <w:shd w:val="clear" w:color="auto" w:fill="FFFFFF"/>
+        <w:spacing w:after="240" w:line="240" w:lineRule="auto"/>
+        <w:rPr>
+          <w:rFonts w:ascii="Segoe UI" w:eastAsia="Times New Roman" w:hAnsi="Segoe UI" w:cs="Segoe UI"/>
+          <w:color w:val="263238"/>
+          <w:sz w:val="21"/>
+          <w:szCs w:val="21"/>
+        </w:rPr>
+      </w:pPr>
+      <w:r>
+        <w:rPr>
+          <w:rFonts w:ascii="Segoe UI" w:eastAsia="Times New Roman" w:hAnsi="Segoe UI" w:cs="Segoe UI"/>
+          <w:color w:val="263238"/>
+          <w:sz w:val="21"/>
+          <w:szCs w:val="21"/>
+        </w:rPr>
+        <w:t>Note that it is the kth smallest element in the sorted order, not the kth distinct element.</w:t>
+      </w:r>
+    </w:p>
+    <w:p>
+      <w:pPr>
+        <w:shd w:val="clear" w:color="auto" w:fill="FFFFFF"/>
+        <w:spacing w:after="240" w:line="240" w:lineRule="auto"/>
+        <w:rPr>
+          <w:rFonts w:ascii="Segoe UI" w:eastAsia="Times New Roman" w:hAnsi="Segoe UI" w:cs="Segoe UI"/>
+          <w:color w:val="263238"/>
+          <w:sz w:val="21"/>
+          <w:szCs w:val="21"/>
+        </w:rPr>
+      </w:pPr>
       <w:r>
         <w:rPr>
           <w:rFonts w:ascii="Segoe UI" w:eastAsia="Times New Roman" w:hAnsi="Segoe UI" w:cs="Segoe UI"/>
@@ -36166,141 +36239,7 @@
           <w:sz w:val="21"/>
           <w:szCs w:val="21"/>
         </w:rPr>
-        <w:t>nums1</w:t>
-      </w:r>
-      <w:r>
-        <w:rPr>
-          <w:rFonts w:ascii="Segoe UI" w:eastAsia="Times New Roman" w:hAnsi="Segoe UI" w:cs="Segoe UI"/>
-          <w:color w:val="263238"/>
-          <w:sz w:val="21"/>
-          <w:szCs w:val="21"/>
-        </w:rPr>
-        <w:t> and </w:t>
-      </w:r>
-      <w:r>
-        <w:rPr>
-          <w:rFonts w:ascii="Segoe UI" w:eastAsia="Times New Roman" w:hAnsi="Segoe UI" w:cs="Segoe UI"/>
-          <w:b/>
-          <w:bCs/>
-          <w:color w:val="263238"/>
-          <w:sz w:val="21"/>
-          <w:szCs w:val="21"/>
-        </w:rPr>
-        <w:t>nums2</w:t>
-      </w:r>
-      <w:r>
-        <w:rPr>
-          <w:rFonts w:ascii="Segoe UI" w:eastAsia="Times New Roman" w:hAnsi="Segoe UI" w:cs="Segoe UI"/>
-          <w:color w:val="263238"/>
-          <w:sz w:val="21"/>
-          <w:szCs w:val="21"/>
-        </w:rPr>
-        <w:t> of size m and n respectively.</w:t>
-      </w:r>
-    </w:p>
-    <w:p>
-      <w:pPr>
-        <w:shd w:val="clear" w:color="auto" w:fill="FFFFFF"/>
-        <w:spacing w:after="240" w:line="240" w:lineRule="auto"/>
-        <w:rPr>
-          <w:rFonts w:ascii="Segoe UI" w:eastAsia="Times New Roman" w:hAnsi="Segoe UI" w:cs="Segoe UI"/>
-          <w:color w:val="263238"/>
-          <w:sz w:val="21"/>
-          <w:szCs w:val="21"/>
-        </w:rPr>
-      </w:pPr>
-      <w:r>
-        <w:rPr>
-          <w:rFonts w:ascii="Segoe UI" w:eastAsia="Times New Roman" w:hAnsi="Segoe UI" w:cs="Segoe UI"/>
-          <w:color w:val="263238"/>
-          <w:sz w:val="21"/>
-          <w:szCs w:val="21"/>
-        </w:rPr>
-        <w:t>Find the median of the two sorted arrays. The overall run time complexity should be O(log (m+n)).</w:t>
-      </w:r>
-    </w:p>
-    <w:p>
-      <w:pPr>
-        <w:shd w:val="clear" w:color="auto" w:fill="FFFFFF"/>
-        <w:spacing w:after="240" w:line="240" w:lineRule="auto"/>
-        <w:rPr>
-          <w:rFonts w:ascii="Segoe UI" w:eastAsia="Times New Roman" w:hAnsi="Segoe UI" w:cs="Segoe UI"/>
-          <w:color w:val="263238"/>
-          <w:sz w:val="21"/>
-          <w:szCs w:val="21"/>
-        </w:rPr>
-      </w:pPr>
-      <w:r>
-        <w:rPr>
-          <w:rFonts w:ascii="Segoe UI" w:eastAsia="Times New Roman" w:hAnsi="Segoe UI" w:cs="Segoe UI"/>
-          <w:color w:val="263238"/>
-          <w:sz w:val="21"/>
-          <w:szCs w:val="21"/>
-        </w:rPr>
-        <w:t>You may assume </w:t>
-      </w:r>
-      <w:r>
-        <w:rPr>
-          <w:rFonts w:ascii="Segoe UI" w:eastAsia="Times New Roman" w:hAnsi="Segoe UI" w:cs="Segoe UI"/>
-          <w:b/>
-          <w:bCs/>
-          <w:color w:val="263238"/>
-          <w:sz w:val="21"/>
-          <w:szCs w:val="21"/>
-        </w:rPr>
-        <w:t>nums1</w:t>
-      </w:r>
-      <w:r>
-        <w:rPr>
-          <w:rFonts w:ascii="Segoe UI" w:eastAsia="Times New Roman" w:hAnsi="Segoe UI" w:cs="Segoe UI"/>
-          <w:color w:val="263238"/>
-          <w:sz w:val="21"/>
-          <w:szCs w:val="21"/>
-        </w:rPr>
-        <w:t> and </w:t>
-      </w:r>
-      <w:r>
-        <w:rPr>
-          <w:rFonts w:ascii="Segoe UI" w:eastAsia="Times New Roman" w:hAnsi="Segoe UI" w:cs="Segoe UI"/>
-          <w:b/>
-          <w:bCs/>
-          <w:color w:val="263238"/>
-          <w:sz w:val="21"/>
-          <w:szCs w:val="21"/>
-        </w:rPr>
-        <w:t>nums2</w:t>
-      </w:r>
-      <w:r>
-        <w:rPr>
-          <w:rFonts w:ascii="Segoe UI" w:eastAsia="Times New Roman" w:hAnsi="Segoe UI" w:cs="Segoe UI"/>
-          <w:color w:val="263238"/>
-          <w:sz w:val="21"/>
-          <w:szCs w:val="21"/>
-        </w:rPr>
-        <w:t> cannot be both empty.</w:t>
-      </w:r>
-    </w:p>
-    <w:p>
-      <w:pPr>
-        <w:shd w:val="clear" w:color="auto" w:fill="FFFFFF"/>
-        <w:spacing w:after="240" w:line="240" w:lineRule="auto"/>
-        <w:rPr>
-          <w:rFonts w:ascii="Segoe UI" w:eastAsia="Times New Roman" w:hAnsi="Segoe UI" w:cs="Segoe UI"/>
-          <w:color w:val="263238"/>
-          <w:sz w:val="21"/>
-          <w:szCs w:val="21"/>
-        </w:rPr>
-      </w:pPr>
-      <w:r>
-        <w:rPr>
-          <w:rFonts w:ascii="Segoe UI" w:eastAsia="Times New Roman" w:hAnsi="Segoe UI" w:cs="Segoe UI"/>
-          <w:b/>
-          <w:bCs/>
-          <w:color w:val="263238"/>
-          <w:sz w:val="21"/>
-          <w:szCs w:val="21"/>
-        </w:rPr>
-        <w:t>Example 1:</w:t>
+        <w:t>Example:</w:t>
       </w:r>
     </w:p>
     <w:p>
@@ -36339,7 +36278,7 @@
           <w:sz w:val="20"/>
           <w:szCs w:val="20"/>
         </w:rPr>
-        <w:t>nums1 = [1, 3]</w:t>
+        <w:t>matrix = [</w:t>
       </w:r>
     </w:p>
     <w:p>
@@ -36378,7 +36317,27 @@
           <w:sz w:val="20"/>
           <w:szCs w:val="20"/>
         </w:rPr>
-        <w:t>nums2 = [2]</w:t>
+        <w:t xml:space="preserve">   [ </w:t>
+      </w:r>
+      <w:proofErr w:type="gramStart"/>
+      <w:r>
+        <w:rPr>
+          <w:rFonts w:ascii="Consolas" w:eastAsia="Times New Roman" w:hAnsi="Consolas" w:cs="Courier New"/>
+          <w:color w:val="263238"/>
+          <w:sz w:val="20"/>
+          <w:szCs w:val="20"/>
+        </w:rPr>
+        <w:t>1,  5,  9</w:t>
+      </w:r>
+      <w:proofErr w:type="gramEnd"/>
+      <w:r>
+        <w:rPr>
+          <w:rFonts w:ascii="Consolas" w:eastAsia="Times New Roman" w:hAnsi="Consolas" w:cs="Courier New"/>
+          <w:color w:val="263238"/>
+          <w:sz w:val="20"/>
+          <w:szCs w:val="20"/>
+        </w:rPr>
+        <w:t>],</w:t>
       </w:r>
     </w:p>
     <w:p>
@@ -36417,30 +36376,7 @@
           <w:sz w:val="20"/>
           <w:szCs w:val="20"/>
         </w:rPr>
-        <w:t>The median is 2.0</w:t>
-      </w:r>
-    </w:p>
-    <w:p>
-      <w:pPr>
-        <w:shd w:val="clear" w:color="auto" w:fill="FFFFFF"/>
-        <w:spacing w:after="240" w:line="240" w:lineRule="auto"/>
-        <w:rPr>
-          <w:rFonts w:ascii="Segoe UI" w:eastAsia="Times New Roman" w:hAnsi="Segoe UI" w:cs="Segoe UI"/>
-          <w:color w:val="263238"/>
-          <w:sz w:val="21"/>
-          <w:szCs w:val="21"/>
-        </w:rPr>
-      </w:pPr>
-      <w:r>
-        <w:rPr>
-          <w:rFonts w:ascii="Segoe UI" w:eastAsia="Times New Roman" w:hAnsi="Segoe UI" w:cs="Segoe UI"/>
-          <w:b/>
-          <w:bCs/>
-          <w:color w:val="263238"/>
-          <w:sz w:val="21"/>
-          <w:szCs w:val="21"/>
-        </w:rPr>
-        <w:t>Example 2:</w:t>
+        <w:t xml:space="preserve">   [10, 11, 13],</w:t>
       </w:r>
     </w:p>
     <w:p>
@@ -36479,7 +36415,7 @@
           <w:sz w:val="20"/>
           <w:szCs w:val="20"/>
         </w:rPr>
-        <w:t>nums1 = [1, 2]</w:t>
+        <w:t xml:space="preserve">   [12, 13, 15]</w:t>
       </w:r>
     </w:p>
     <w:p>
@@ -36518,6 +36454,3287 @@
           <w:sz w:val="20"/>
           <w:szCs w:val="20"/>
         </w:rPr>
+        <w:t>],</w:t>
+      </w:r>
+    </w:p>
+    <w:p>
+      <w:pPr>
+        <w:shd w:val="clear" w:color="auto" w:fill="F7F9FA"/>
+        <w:tabs>
+          <w:tab w:val="left" w:pos="916"/>
+          <w:tab w:val="left" w:pos="1832"/>
+          <w:tab w:val="left" w:pos="2748"/>
+          <w:tab w:val="left" w:pos="3664"/>
+          <w:tab w:val="left" w:pos="4580"/>
+          <w:tab w:val="left" w:pos="5496"/>
+          <w:tab w:val="left" w:pos="6412"/>
+          <w:tab w:val="left" w:pos="7328"/>
+          <w:tab w:val="left" w:pos="8244"/>
+          <w:tab w:val="left" w:pos="9160"/>
+          <w:tab w:val="left" w:pos="10076"/>
+          <w:tab w:val="left" w:pos="10992"/>
+          <w:tab w:val="left" w:pos="11908"/>
+          <w:tab w:val="left" w:pos="12824"/>
+          <w:tab w:val="left" w:pos="13740"/>
+          <w:tab w:val="left" w:pos="14656"/>
+        </w:tabs>
+        <w:spacing w:after="240" w:line="240" w:lineRule="auto"/>
+        <w:rPr>
+          <w:rFonts w:ascii="Consolas" w:eastAsia="Times New Roman" w:hAnsi="Consolas" w:cs="Courier New"/>
+          <w:color w:val="263238"/>
+          <w:sz w:val="20"/>
+          <w:szCs w:val="20"/>
+        </w:rPr>
+      </w:pPr>
+      <w:r>
+        <w:rPr>
+          <w:rFonts w:ascii="Consolas" w:eastAsia="Times New Roman" w:hAnsi="Consolas" w:cs="Courier New"/>
+          <w:color w:val="263238"/>
+          <w:sz w:val="20"/>
+          <w:szCs w:val="20"/>
+        </w:rPr>
+        <w:t>k = 8,</w:t>
+      </w:r>
+    </w:p>
+    <w:p>
+      <w:pPr>
+        <w:shd w:val="clear" w:color="auto" w:fill="F7F9FA"/>
+        <w:tabs>
+          <w:tab w:val="left" w:pos="916"/>
+          <w:tab w:val="left" w:pos="1832"/>
+          <w:tab w:val="left" w:pos="2748"/>
+          <w:tab w:val="left" w:pos="3664"/>
+          <w:tab w:val="left" w:pos="4580"/>
+          <w:tab w:val="left" w:pos="5496"/>
+          <w:tab w:val="left" w:pos="6412"/>
+          <w:tab w:val="left" w:pos="7328"/>
+          <w:tab w:val="left" w:pos="8244"/>
+          <w:tab w:val="left" w:pos="9160"/>
+          <w:tab w:val="left" w:pos="10076"/>
+          <w:tab w:val="left" w:pos="10992"/>
+          <w:tab w:val="left" w:pos="11908"/>
+          <w:tab w:val="left" w:pos="12824"/>
+          <w:tab w:val="left" w:pos="13740"/>
+          <w:tab w:val="left" w:pos="14656"/>
+        </w:tabs>
+        <w:spacing w:after="240" w:line="240" w:lineRule="auto"/>
+        <w:rPr>
+          <w:rFonts w:ascii="Consolas" w:eastAsia="Times New Roman" w:hAnsi="Consolas" w:cs="Courier New"/>
+          <w:color w:val="263238"/>
+          <w:sz w:val="20"/>
+          <w:szCs w:val="20"/>
+        </w:rPr>
+      </w:pPr>
+      <w:r>
+        <w:rPr>
+          <w:rFonts w:ascii="Consolas" w:eastAsia="Times New Roman" w:hAnsi="Consolas" w:cs="Courier New"/>
+          <w:color w:val="263238"/>
+          <w:sz w:val="20"/>
+          <w:szCs w:val="20"/>
+        </w:rPr>
+        <w:t>return 13.</w:t>
+      </w:r>
+    </w:p>
+    <w:p>
+      <w:pPr>
+        <w:shd w:val="clear" w:color="auto" w:fill="FFFFFF"/>
+        <w:spacing w:line="240" w:lineRule="auto"/>
+        <w:rPr>
+          <w:rFonts w:ascii="Segoe UI" w:eastAsia="Times New Roman" w:hAnsi="Segoe UI" w:cs="Segoe UI"/>
+          <w:color w:val="263238"/>
+          <w:sz w:val="21"/>
+          <w:szCs w:val="21"/>
+        </w:rPr>
+      </w:pPr>
+      <w:r>
+        <w:rPr>
+          <w:rFonts w:ascii="Segoe UI" w:eastAsia="Times New Roman" w:hAnsi="Segoe UI" w:cs="Segoe UI"/>
+          <w:b/>
+          <w:bCs/>
+          <w:color w:val="263238"/>
+          <w:sz w:val="21"/>
+          <w:szCs w:val="21"/>
+        </w:rPr>
+        <w:t>Note:</w:t>
+      </w:r>
+      <w:r>
+        <w:rPr>
+          <w:rFonts w:ascii="Segoe UI" w:eastAsia="Times New Roman" w:hAnsi="Segoe UI" w:cs="Segoe UI"/>
+          <w:color w:val="263238"/>
+          <w:sz w:val="21"/>
+          <w:szCs w:val="21"/>
+        </w:rPr>
+        <w:br/>
+        <w:t>You may assume k is always valid, 1 ≤ k ≤ n</w:t>
+      </w:r>
+      <w:r>
+        <w:rPr>
+          <w:rFonts w:ascii="Segoe UI" w:eastAsia="Times New Roman" w:hAnsi="Segoe UI" w:cs="Segoe UI"/>
+          <w:color w:val="263238"/>
+          <w:sz w:val="16"/>
+          <w:szCs w:val="16"/>
+          <w:vertAlign w:val="superscript"/>
+        </w:rPr>
+        <w:t>2</w:t>
+      </w:r>
+      <w:r>
+        <w:rPr>
+          <w:rFonts w:ascii="Segoe UI" w:eastAsia="Times New Roman" w:hAnsi="Segoe UI" w:cs="Segoe UI"/>
+          <w:color w:val="263238"/>
+          <w:sz w:val="21"/>
+          <w:szCs w:val="21"/>
+        </w:rPr>
+        <w:t>.</w:t>
+      </w:r>
+    </w:p>
+    <w:p>
+      <w:pPr>
+        <w:pStyle w:val="Heading3"/>
+      </w:pPr>
+      <w:r>
+        <w:t xml:space="preserve">Analysis: </w:t>
+      </w:r>
+    </w:p>
+    <w:p>
+      <w:r>
+        <w:t>You guess a number between the left upper corner and right bottom corner and search the matrix from right top and check how many numbers are less than the guessed number.</w:t>
+      </w:r>
+    </w:p>
+    <w:p>
+      <w:r>
+        <w:t>The time complexity is O(</w:t>
+      </w:r>
+      <w:proofErr w:type="spellStart"/>
+      <w:r>
+        <w:t>NlogN</w:t>
+      </w:r>
+      <w:proofErr w:type="spellEnd"/>
+      <w:r>
+        <w:t>), where N is the total number of the elements in the matrix.</w:t>
+      </w:r>
+    </w:p>
+    <w:p>
+      <w:pPr>
+        <w:autoSpaceDE w:val="0"/>
+        <w:autoSpaceDN w:val="0"/>
+        <w:adjustRightInd w:val="0"/>
+        <w:spacing w:after="0" w:line="240" w:lineRule="auto"/>
+        <w:rPr>
+          <w:rFonts w:ascii="Cascadia Mono" w:hAnsi="Cascadia Mono" w:cs="Cascadia Mono"/>
+          <w:color w:val="000000"/>
+          <w:sz w:val="19"/>
+          <w:szCs w:val="19"/>
+        </w:rPr>
+      </w:pPr>
+      <w:r>
+        <w:rPr>
+          <w:rFonts w:ascii="Cascadia Mono" w:hAnsi="Cascadia Mono" w:cs="Cascadia Mono"/>
+          <w:color w:val="006400"/>
+          <w:sz w:val="19"/>
+          <w:szCs w:val="19"/>
+        </w:rPr>
+        <w:t xml:space="preserve">/// </w:t>
+      </w:r>
+      <w:r>
+        <w:rPr>
+          <w:rFonts w:ascii="Cascadia Mono" w:hAnsi="Cascadia Mono" w:cs="Cascadia Mono"/>
+          <w:color w:val="A9A9A9"/>
+          <w:sz w:val="19"/>
+          <w:szCs w:val="19"/>
+        </w:rPr>
+        <w:t>&lt;summary&gt;</w:t>
+      </w:r>
+    </w:p>
+    <w:p>
+      <w:pPr>
+        <w:autoSpaceDE w:val="0"/>
+        <w:autoSpaceDN w:val="0"/>
+        <w:adjustRightInd w:val="0"/>
+        <w:spacing w:after="0" w:line="240" w:lineRule="auto"/>
+        <w:rPr>
+          <w:rFonts w:ascii="Cascadia Mono" w:hAnsi="Cascadia Mono" w:cs="Cascadia Mono"/>
+          <w:color w:val="000000"/>
+          <w:sz w:val="19"/>
+          <w:szCs w:val="19"/>
+        </w:rPr>
+      </w:pPr>
+      <w:r>
+        <w:rPr>
+          <w:rFonts w:ascii="Cascadia Mono" w:hAnsi="Cascadia Mono" w:cs="Cascadia Mono"/>
+          <w:color w:val="006400"/>
+          <w:sz w:val="19"/>
+          <w:szCs w:val="19"/>
+        </w:rPr>
+        <w:t xml:space="preserve">/// Leet code #378. Kth Smallest Element in a Sorted Matrix   </w:t>
+      </w:r>
+    </w:p>
+    <w:p>
+      <w:pPr>
+        <w:autoSpaceDE w:val="0"/>
+        <w:autoSpaceDN w:val="0"/>
+        <w:adjustRightInd w:val="0"/>
+        <w:spacing w:after="0" w:line="240" w:lineRule="auto"/>
+        <w:rPr>
+          <w:rFonts w:ascii="Cascadia Mono" w:hAnsi="Cascadia Mono" w:cs="Cascadia Mono"/>
+          <w:color w:val="000000"/>
+          <w:sz w:val="19"/>
+          <w:szCs w:val="19"/>
+        </w:rPr>
+      </w:pPr>
+      <w:r>
+        <w:rPr>
+          <w:rFonts w:ascii="Cascadia Mono" w:hAnsi="Cascadia Mono" w:cs="Cascadia Mono"/>
+          <w:color w:val="006400"/>
+          <w:sz w:val="19"/>
+          <w:szCs w:val="19"/>
+        </w:rPr>
+        <w:t xml:space="preserve">/// </w:t>
+      </w:r>
+      <w:r>
+        <w:rPr>
+          <w:rFonts w:ascii="Cascadia Mono" w:hAnsi="Cascadia Mono" w:cs="Cascadia Mono"/>
+          <w:color w:val="A9A9A9"/>
+          <w:sz w:val="19"/>
+          <w:szCs w:val="19"/>
+        </w:rPr>
+        <w:t>&lt;/summary&gt;</w:t>
+      </w:r>
+    </w:p>
+    <w:p>
+      <w:pPr>
+        <w:autoSpaceDE w:val="0"/>
+        <w:autoSpaceDN w:val="0"/>
+        <w:adjustRightInd w:val="0"/>
+        <w:spacing w:after="0" w:line="240" w:lineRule="auto"/>
+        <w:rPr>
+          <w:rFonts w:ascii="Cascadia Mono" w:hAnsi="Cascadia Mono" w:cs="Cascadia Mono"/>
+          <w:color w:val="000000"/>
+          <w:sz w:val="19"/>
+          <w:szCs w:val="19"/>
+        </w:rPr>
+      </w:pPr>
+      <w:r>
+        <w:rPr>
+          <w:rFonts w:ascii="Cascadia Mono" w:hAnsi="Cascadia Mono" w:cs="Cascadia Mono"/>
+          <w:color w:val="0000FF"/>
+          <w:sz w:val="19"/>
+          <w:szCs w:val="19"/>
+        </w:rPr>
+        <w:t>int</w:t>
+      </w:r>
+      <w:r>
+        <w:rPr>
+          <w:rFonts w:ascii="Cascadia Mono" w:hAnsi="Cascadia Mono" w:cs="Cascadia Mono"/>
+          <w:color w:val="000000"/>
+          <w:sz w:val="19"/>
+          <w:szCs w:val="19"/>
+        </w:rPr>
+        <w:t xml:space="preserve"> </w:t>
+      </w:r>
+      <w:proofErr w:type="spellStart"/>
+      <w:proofErr w:type="gramStart"/>
+      <w:r>
+        <w:rPr>
+          <w:rFonts w:ascii="Cascadia Mono" w:hAnsi="Cascadia Mono" w:cs="Cascadia Mono"/>
+          <w:color w:val="2B91AF"/>
+          <w:sz w:val="19"/>
+          <w:szCs w:val="19"/>
+        </w:rPr>
+        <w:t>LeetCodeBinarySearch</w:t>
+      </w:r>
+      <w:proofErr w:type="spellEnd"/>
+      <w:r>
+        <w:rPr>
+          <w:rFonts w:ascii="Cascadia Mono" w:hAnsi="Cascadia Mono" w:cs="Cascadia Mono"/>
+          <w:color w:val="000000"/>
+          <w:sz w:val="19"/>
+          <w:szCs w:val="19"/>
+        </w:rPr>
+        <w:t>::</w:t>
+      </w:r>
+      <w:proofErr w:type="spellStart"/>
+      <w:proofErr w:type="gramEnd"/>
+      <w:r>
+        <w:rPr>
+          <w:rFonts w:ascii="Cascadia Mono" w:hAnsi="Cascadia Mono" w:cs="Cascadia Mono"/>
+          <w:color w:val="000000"/>
+          <w:sz w:val="19"/>
+          <w:szCs w:val="19"/>
+        </w:rPr>
+        <w:t>countNoGreaterValue</w:t>
+      </w:r>
+      <w:proofErr w:type="spellEnd"/>
+      <w:r>
+        <w:rPr>
+          <w:rFonts w:ascii="Cascadia Mono" w:hAnsi="Cascadia Mono" w:cs="Cascadia Mono"/>
+          <w:color w:val="000000"/>
+          <w:sz w:val="19"/>
+          <w:szCs w:val="19"/>
+        </w:rPr>
+        <w:t>(</w:t>
+      </w:r>
+      <w:r>
+        <w:rPr>
+          <w:rFonts w:ascii="Cascadia Mono" w:hAnsi="Cascadia Mono" w:cs="Cascadia Mono"/>
+          <w:color w:val="2B91AF"/>
+          <w:sz w:val="19"/>
+          <w:szCs w:val="19"/>
+        </w:rPr>
+        <w:t>vector</w:t>
+      </w:r>
+      <w:r>
+        <w:rPr>
+          <w:rFonts w:ascii="Cascadia Mono" w:hAnsi="Cascadia Mono" w:cs="Cascadia Mono"/>
+          <w:color w:val="000000"/>
+          <w:sz w:val="19"/>
+          <w:szCs w:val="19"/>
+        </w:rPr>
+        <w:t>&lt;</w:t>
+      </w:r>
+      <w:r>
+        <w:rPr>
+          <w:rFonts w:ascii="Cascadia Mono" w:hAnsi="Cascadia Mono" w:cs="Cascadia Mono"/>
+          <w:color w:val="2B91AF"/>
+          <w:sz w:val="19"/>
+          <w:szCs w:val="19"/>
+        </w:rPr>
+        <w:t>vector</w:t>
+      </w:r>
+      <w:r>
+        <w:rPr>
+          <w:rFonts w:ascii="Cascadia Mono" w:hAnsi="Cascadia Mono" w:cs="Cascadia Mono"/>
+          <w:color w:val="000000"/>
+          <w:sz w:val="19"/>
+          <w:szCs w:val="19"/>
+        </w:rPr>
+        <w:t>&lt;</w:t>
+      </w:r>
+      <w:r>
+        <w:rPr>
+          <w:rFonts w:ascii="Cascadia Mono" w:hAnsi="Cascadia Mono" w:cs="Cascadia Mono"/>
+          <w:color w:val="0000FF"/>
+          <w:sz w:val="19"/>
+          <w:szCs w:val="19"/>
+        </w:rPr>
+        <w:t>int</w:t>
+      </w:r>
+      <w:r>
+        <w:rPr>
+          <w:rFonts w:ascii="Cascadia Mono" w:hAnsi="Cascadia Mono" w:cs="Cascadia Mono"/>
+          <w:color w:val="000000"/>
+          <w:sz w:val="19"/>
+          <w:szCs w:val="19"/>
+        </w:rPr>
+        <w:t xml:space="preserve">&gt;&gt;&amp; </w:t>
+      </w:r>
+      <w:r>
+        <w:rPr>
+          <w:rFonts w:ascii="Cascadia Mono" w:hAnsi="Cascadia Mono" w:cs="Cascadia Mono"/>
+          <w:color w:val="808080"/>
+          <w:sz w:val="19"/>
+          <w:szCs w:val="19"/>
+        </w:rPr>
+        <w:t>matrix</w:t>
+      </w:r>
+      <w:r>
+        <w:rPr>
+          <w:rFonts w:ascii="Cascadia Mono" w:hAnsi="Cascadia Mono" w:cs="Cascadia Mono"/>
+          <w:color w:val="000000"/>
+          <w:sz w:val="19"/>
+          <w:szCs w:val="19"/>
+        </w:rPr>
+        <w:t xml:space="preserve">, </w:t>
+      </w:r>
+      <w:r>
+        <w:rPr>
+          <w:rFonts w:ascii="Cascadia Mono" w:hAnsi="Cascadia Mono" w:cs="Cascadia Mono"/>
+          <w:color w:val="0000FF"/>
+          <w:sz w:val="19"/>
+          <w:szCs w:val="19"/>
+        </w:rPr>
+        <w:t>int</w:t>
+      </w:r>
+      <w:r>
+        <w:rPr>
+          <w:rFonts w:ascii="Cascadia Mono" w:hAnsi="Cascadia Mono" w:cs="Cascadia Mono"/>
+          <w:color w:val="000000"/>
+          <w:sz w:val="19"/>
+          <w:szCs w:val="19"/>
+        </w:rPr>
+        <w:t xml:space="preserve"> </w:t>
+      </w:r>
+      <w:r>
+        <w:rPr>
+          <w:rFonts w:ascii="Cascadia Mono" w:hAnsi="Cascadia Mono" w:cs="Cascadia Mono"/>
+          <w:color w:val="808080"/>
+          <w:sz w:val="19"/>
+          <w:szCs w:val="19"/>
+        </w:rPr>
+        <w:t>value</w:t>
+      </w:r>
+      <w:r>
+        <w:rPr>
+          <w:rFonts w:ascii="Cascadia Mono" w:hAnsi="Cascadia Mono" w:cs="Cascadia Mono"/>
+          <w:color w:val="000000"/>
+          <w:sz w:val="19"/>
+          <w:szCs w:val="19"/>
+        </w:rPr>
+        <w:t xml:space="preserve">, </w:t>
+      </w:r>
+      <w:r>
+        <w:rPr>
+          <w:rFonts w:ascii="Cascadia Mono" w:hAnsi="Cascadia Mono" w:cs="Cascadia Mono"/>
+          <w:color w:val="0000FF"/>
+          <w:sz w:val="19"/>
+          <w:szCs w:val="19"/>
+        </w:rPr>
+        <w:t>int</w:t>
+      </w:r>
+      <w:r>
+        <w:rPr>
+          <w:rFonts w:ascii="Cascadia Mono" w:hAnsi="Cascadia Mono" w:cs="Cascadia Mono"/>
+          <w:color w:val="000000"/>
+          <w:sz w:val="19"/>
+          <w:szCs w:val="19"/>
+        </w:rPr>
+        <w:t xml:space="preserve"> </w:t>
+      </w:r>
+      <w:r>
+        <w:rPr>
+          <w:rFonts w:ascii="Cascadia Mono" w:hAnsi="Cascadia Mono" w:cs="Cascadia Mono"/>
+          <w:color w:val="808080"/>
+          <w:sz w:val="19"/>
+          <w:szCs w:val="19"/>
+        </w:rPr>
+        <w:t>k</w:t>
+      </w:r>
+      <w:r>
+        <w:rPr>
+          <w:rFonts w:ascii="Cascadia Mono" w:hAnsi="Cascadia Mono" w:cs="Cascadia Mono"/>
+          <w:color w:val="000000"/>
+          <w:sz w:val="19"/>
+          <w:szCs w:val="19"/>
+        </w:rPr>
+        <w:t>)</w:t>
+      </w:r>
+    </w:p>
+    <w:p>
+      <w:pPr>
+        <w:autoSpaceDE w:val="0"/>
+        <w:autoSpaceDN w:val="0"/>
+        <w:adjustRightInd w:val="0"/>
+        <w:spacing w:after="0" w:line="240" w:lineRule="auto"/>
+        <w:rPr>
+          <w:rFonts w:ascii="Cascadia Mono" w:hAnsi="Cascadia Mono" w:cs="Cascadia Mono"/>
+          <w:color w:val="000000"/>
+          <w:sz w:val="19"/>
+          <w:szCs w:val="19"/>
+        </w:rPr>
+      </w:pPr>
+      <w:r>
+        <w:rPr>
+          <w:rFonts w:ascii="Cascadia Mono" w:hAnsi="Cascadia Mono" w:cs="Cascadia Mono"/>
+          <w:color w:val="000000"/>
+          <w:sz w:val="19"/>
+          <w:szCs w:val="19"/>
+        </w:rPr>
+        <w:t>{</w:t>
+      </w:r>
+    </w:p>
+    <w:p>
+      <w:pPr>
+        <w:autoSpaceDE w:val="0"/>
+        <w:autoSpaceDN w:val="0"/>
+        <w:adjustRightInd w:val="0"/>
+        <w:spacing w:after="0" w:line="240" w:lineRule="auto"/>
+        <w:rPr>
+          <w:rFonts w:ascii="Cascadia Mono" w:hAnsi="Cascadia Mono" w:cs="Cascadia Mono"/>
+          <w:color w:val="000000"/>
+          <w:sz w:val="19"/>
+          <w:szCs w:val="19"/>
+        </w:rPr>
+      </w:pPr>
+      <w:r>
+        <w:rPr>
+          <w:rFonts w:ascii="Cascadia Mono" w:hAnsi="Cascadia Mono" w:cs="Cascadia Mono"/>
+          <w:color w:val="000000"/>
+          <w:sz w:val="19"/>
+          <w:szCs w:val="19"/>
+        </w:rPr>
+        <w:t xml:space="preserve">    </w:t>
+      </w:r>
+      <w:r>
+        <w:rPr>
+          <w:rFonts w:ascii="Cascadia Mono" w:hAnsi="Cascadia Mono" w:cs="Cascadia Mono"/>
+          <w:color w:val="0000FF"/>
+          <w:sz w:val="19"/>
+          <w:szCs w:val="19"/>
+        </w:rPr>
+        <w:t>int</w:t>
+      </w:r>
+      <w:r>
+        <w:rPr>
+          <w:rFonts w:ascii="Cascadia Mono" w:hAnsi="Cascadia Mono" w:cs="Cascadia Mono"/>
+          <w:color w:val="000000"/>
+          <w:sz w:val="19"/>
+          <w:szCs w:val="19"/>
+        </w:rPr>
+        <w:t xml:space="preserve"> i = 0, j = </w:t>
+      </w:r>
+      <w:r>
+        <w:rPr>
+          <w:rFonts w:ascii="Cascadia Mono" w:hAnsi="Cascadia Mono" w:cs="Cascadia Mono"/>
+          <w:color w:val="808080"/>
+          <w:sz w:val="19"/>
+          <w:szCs w:val="19"/>
+        </w:rPr>
+        <w:t>matrix</w:t>
+      </w:r>
+      <w:r>
+        <w:rPr>
+          <w:rFonts w:ascii="Cascadia Mono" w:hAnsi="Cascadia Mono" w:cs="Cascadia Mono"/>
+          <w:color w:val="008080"/>
+          <w:sz w:val="19"/>
+          <w:szCs w:val="19"/>
+        </w:rPr>
+        <w:t>[</w:t>
+      </w:r>
+      <w:r>
+        <w:rPr>
+          <w:rFonts w:ascii="Cascadia Mono" w:hAnsi="Cascadia Mono" w:cs="Cascadia Mono"/>
+          <w:color w:val="000000"/>
+          <w:sz w:val="19"/>
+          <w:szCs w:val="19"/>
+        </w:rPr>
+        <w:t>0</w:t>
+      </w:r>
+      <w:proofErr w:type="gramStart"/>
+      <w:r>
+        <w:rPr>
+          <w:rFonts w:ascii="Cascadia Mono" w:hAnsi="Cascadia Mono" w:cs="Cascadia Mono"/>
+          <w:color w:val="008080"/>
+          <w:sz w:val="19"/>
+          <w:szCs w:val="19"/>
+        </w:rPr>
+        <w:t>]</w:t>
+      </w:r>
+      <w:r>
+        <w:rPr>
+          <w:rFonts w:ascii="Cascadia Mono" w:hAnsi="Cascadia Mono" w:cs="Cascadia Mono"/>
+          <w:color w:val="000000"/>
+          <w:sz w:val="19"/>
+          <w:szCs w:val="19"/>
+        </w:rPr>
+        <w:t>.size</w:t>
+      </w:r>
+      <w:proofErr w:type="gramEnd"/>
+      <w:r>
+        <w:rPr>
+          <w:rFonts w:ascii="Cascadia Mono" w:hAnsi="Cascadia Mono" w:cs="Cascadia Mono"/>
+          <w:color w:val="000000"/>
+          <w:sz w:val="19"/>
+          <w:szCs w:val="19"/>
+        </w:rPr>
+        <w:t xml:space="preserve">() - </w:t>
+      </w:r>
+      <w:proofErr w:type="gramStart"/>
+      <w:r>
+        <w:rPr>
+          <w:rFonts w:ascii="Cascadia Mono" w:hAnsi="Cascadia Mono" w:cs="Cascadia Mono"/>
+          <w:color w:val="000000"/>
+          <w:sz w:val="19"/>
+          <w:szCs w:val="19"/>
+        </w:rPr>
+        <w:t>1;</w:t>
+      </w:r>
+      <w:proofErr w:type="gramEnd"/>
+    </w:p>
+    <w:p>
+      <w:pPr>
+        <w:autoSpaceDE w:val="0"/>
+        <w:autoSpaceDN w:val="0"/>
+        <w:adjustRightInd w:val="0"/>
+        <w:spacing w:after="0" w:line="240" w:lineRule="auto"/>
+        <w:rPr>
+          <w:rFonts w:ascii="Cascadia Mono" w:hAnsi="Cascadia Mono" w:cs="Cascadia Mono"/>
+          <w:color w:val="000000"/>
+          <w:sz w:val="19"/>
+          <w:szCs w:val="19"/>
+        </w:rPr>
+      </w:pPr>
+      <w:r>
+        <w:rPr>
+          <w:rFonts w:ascii="Cascadia Mono" w:hAnsi="Cascadia Mono" w:cs="Cascadia Mono"/>
+          <w:color w:val="000000"/>
+          <w:sz w:val="19"/>
+          <w:szCs w:val="19"/>
+        </w:rPr>
+        <w:t xml:space="preserve">    </w:t>
+      </w:r>
+      <w:r>
+        <w:rPr>
+          <w:rFonts w:ascii="Cascadia Mono" w:hAnsi="Cascadia Mono" w:cs="Cascadia Mono"/>
+          <w:color w:val="0000FF"/>
+          <w:sz w:val="19"/>
+          <w:szCs w:val="19"/>
+        </w:rPr>
+        <w:t>int</w:t>
+      </w:r>
+      <w:r>
+        <w:rPr>
+          <w:rFonts w:ascii="Cascadia Mono" w:hAnsi="Cascadia Mono" w:cs="Cascadia Mono"/>
+          <w:color w:val="000000"/>
+          <w:sz w:val="19"/>
+          <w:szCs w:val="19"/>
+        </w:rPr>
+        <w:t xml:space="preserve"> count = </w:t>
+      </w:r>
+      <w:proofErr w:type="gramStart"/>
+      <w:r>
+        <w:rPr>
+          <w:rFonts w:ascii="Cascadia Mono" w:hAnsi="Cascadia Mono" w:cs="Cascadia Mono"/>
+          <w:color w:val="000000"/>
+          <w:sz w:val="19"/>
+          <w:szCs w:val="19"/>
+        </w:rPr>
+        <w:t>0;</w:t>
+      </w:r>
+      <w:proofErr w:type="gramEnd"/>
+    </w:p>
+    <w:p>
+      <w:pPr>
+        <w:autoSpaceDE w:val="0"/>
+        <w:autoSpaceDN w:val="0"/>
+        <w:adjustRightInd w:val="0"/>
+        <w:spacing w:after="0" w:line="240" w:lineRule="auto"/>
+        <w:rPr>
+          <w:rFonts w:ascii="Cascadia Mono" w:hAnsi="Cascadia Mono" w:cs="Cascadia Mono"/>
+          <w:color w:val="000000"/>
+          <w:sz w:val="19"/>
+          <w:szCs w:val="19"/>
+        </w:rPr>
+      </w:pPr>
+      <w:r>
+        <w:rPr>
+          <w:rFonts w:ascii="Cascadia Mono" w:hAnsi="Cascadia Mono" w:cs="Cascadia Mono"/>
+          <w:color w:val="000000"/>
+          <w:sz w:val="19"/>
+          <w:szCs w:val="19"/>
+        </w:rPr>
+        <w:t xml:space="preserve">    </w:t>
+      </w:r>
+      <w:r>
+        <w:rPr>
+          <w:rFonts w:ascii="Cascadia Mono" w:hAnsi="Cascadia Mono" w:cs="Cascadia Mono"/>
+          <w:color w:val="0000FF"/>
+          <w:sz w:val="19"/>
+          <w:szCs w:val="19"/>
+        </w:rPr>
+        <w:t>while</w:t>
+      </w:r>
+      <w:r>
+        <w:rPr>
+          <w:rFonts w:ascii="Cascadia Mono" w:hAnsi="Cascadia Mono" w:cs="Cascadia Mono"/>
+          <w:color w:val="000000"/>
+          <w:sz w:val="19"/>
+          <w:szCs w:val="19"/>
+        </w:rPr>
+        <w:t xml:space="preserve"> (i &lt; (</w:t>
+      </w:r>
+      <w:r>
+        <w:rPr>
+          <w:rFonts w:ascii="Cascadia Mono" w:hAnsi="Cascadia Mono" w:cs="Cascadia Mono"/>
+          <w:color w:val="0000FF"/>
+          <w:sz w:val="19"/>
+          <w:szCs w:val="19"/>
+        </w:rPr>
+        <w:t>int</w:t>
+      </w:r>
+      <w:r>
+        <w:rPr>
+          <w:rFonts w:ascii="Cascadia Mono" w:hAnsi="Cascadia Mono" w:cs="Cascadia Mono"/>
+          <w:color w:val="000000"/>
+          <w:sz w:val="19"/>
+          <w:szCs w:val="19"/>
+        </w:rPr>
+        <w:t>)</w:t>
+      </w:r>
+      <w:proofErr w:type="spellStart"/>
+      <w:proofErr w:type="gramStart"/>
+      <w:r>
+        <w:rPr>
+          <w:rFonts w:ascii="Cascadia Mono" w:hAnsi="Cascadia Mono" w:cs="Cascadia Mono"/>
+          <w:color w:val="808080"/>
+          <w:sz w:val="19"/>
+          <w:szCs w:val="19"/>
+        </w:rPr>
+        <w:t>matrix</w:t>
+      </w:r>
+      <w:r>
+        <w:rPr>
+          <w:rFonts w:ascii="Cascadia Mono" w:hAnsi="Cascadia Mono" w:cs="Cascadia Mono"/>
+          <w:color w:val="000000"/>
+          <w:sz w:val="19"/>
+          <w:szCs w:val="19"/>
+        </w:rPr>
+        <w:t>.size</w:t>
+      </w:r>
+      <w:proofErr w:type="spellEnd"/>
+      <w:proofErr w:type="gramEnd"/>
+      <w:r>
+        <w:rPr>
+          <w:rFonts w:ascii="Cascadia Mono" w:hAnsi="Cascadia Mono" w:cs="Cascadia Mono"/>
+          <w:color w:val="000000"/>
+          <w:sz w:val="19"/>
+          <w:szCs w:val="19"/>
+        </w:rPr>
+        <w:t>() &amp;&amp; j &gt;= 0)</w:t>
+      </w:r>
+    </w:p>
+    <w:p>
+      <w:pPr>
+        <w:autoSpaceDE w:val="0"/>
+        <w:autoSpaceDN w:val="0"/>
+        <w:adjustRightInd w:val="0"/>
+        <w:spacing w:after="0" w:line="240" w:lineRule="auto"/>
+        <w:rPr>
+          <w:rFonts w:ascii="Cascadia Mono" w:hAnsi="Cascadia Mono" w:cs="Cascadia Mono"/>
+          <w:color w:val="000000"/>
+          <w:sz w:val="19"/>
+          <w:szCs w:val="19"/>
+        </w:rPr>
+      </w:pPr>
+      <w:r>
+        <w:rPr>
+          <w:rFonts w:ascii="Cascadia Mono" w:hAnsi="Cascadia Mono" w:cs="Cascadia Mono"/>
+          <w:color w:val="000000"/>
+          <w:sz w:val="19"/>
+          <w:szCs w:val="19"/>
+        </w:rPr>
+        <w:t xml:space="preserve">    {</w:t>
+      </w:r>
+    </w:p>
+    <w:p>
+      <w:pPr>
+        <w:autoSpaceDE w:val="0"/>
+        <w:autoSpaceDN w:val="0"/>
+        <w:adjustRightInd w:val="0"/>
+        <w:spacing w:after="0" w:line="240" w:lineRule="auto"/>
+        <w:rPr>
+          <w:rFonts w:ascii="Cascadia Mono" w:hAnsi="Cascadia Mono" w:cs="Cascadia Mono"/>
+          <w:color w:val="000000"/>
+          <w:sz w:val="19"/>
+          <w:szCs w:val="19"/>
+        </w:rPr>
+      </w:pPr>
+      <w:r>
+        <w:rPr>
+          <w:rFonts w:ascii="Cascadia Mono" w:hAnsi="Cascadia Mono" w:cs="Cascadia Mono"/>
+          <w:color w:val="000000"/>
+          <w:sz w:val="19"/>
+          <w:szCs w:val="19"/>
+        </w:rPr>
+        <w:t xml:space="preserve">        </w:t>
+      </w:r>
+      <w:r>
+        <w:rPr>
+          <w:rFonts w:ascii="Cascadia Mono" w:hAnsi="Cascadia Mono" w:cs="Cascadia Mono"/>
+          <w:color w:val="0000FF"/>
+          <w:sz w:val="19"/>
+          <w:szCs w:val="19"/>
+        </w:rPr>
+        <w:t>if</w:t>
+      </w:r>
+      <w:r>
+        <w:rPr>
+          <w:rFonts w:ascii="Cascadia Mono" w:hAnsi="Cascadia Mono" w:cs="Cascadia Mono"/>
+          <w:color w:val="000000"/>
+          <w:sz w:val="19"/>
+          <w:szCs w:val="19"/>
+        </w:rPr>
+        <w:t xml:space="preserve"> (</w:t>
+      </w:r>
+      <w:r>
+        <w:rPr>
+          <w:rFonts w:ascii="Cascadia Mono" w:hAnsi="Cascadia Mono" w:cs="Cascadia Mono"/>
+          <w:color w:val="808080"/>
+          <w:sz w:val="19"/>
+          <w:szCs w:val="19"/>
+        </w:rPr>
+        <w:t>matrix</w:t>
+      </w:r>
+      <w:r>
+        <w:rPr>
+          <w:rFonts w:ascii="Cascadia Mono" w:hAnsi="Cascadia Mono" w:cs="Cascadia Mono"/>
+          <w:color w:val="008080"/>
+          <w:sz w:val="19"/>
+          <w:szCs w:val="19"/>
+        </w:rPr>
+        <w:t>[</w:t>
+      </w:r>
+      <w:r>
+        <w:rPr>
+          <w:rFonts w:ascii="Cascadia Mono" w:hAnsi="Cascadia Mono" w:cs="Cascadia Mono"/>
+          <w:color w:val="000000"/>
+          <w:sz w:val="19"/>
+          <w:szCs w:val="19"/>
+        </w:rPr>
+        <w:t>i</w:t>
+      </w:r>
+      <w:r>
+        <w:rPr>
+          <w:rFonts w:ascii="Cascadia Mono" w:hAnsi="Cascadia Mono" w:cs="Cascadia Mono"/>
+          <w:color w:val="008080"/>
+          <w:sz w:val="19"/>
+          <w:szCs w:val="19"/>
+        </w:rPr>
+        <w:t>][</w:t>
+      </w:r>
+      <w:r>
+        <w:rPr>
+          <w:rFonts w:ascii="Cascadia Mono" w:hAnsi="Cascadia Mono" w:cs="Cascadia Mono"/>
+          <w:color w:val="000000"/>
+          <w:sz w:val="19"/>
+          <w:szCs w:val="19"/>
+        </w:rPr>
+        <w:t>j</w:t>
+      </w:r>
+      <w:r>
+        <w:rPr>
+          <w:rFonts w:ascii="Cascadia Mono" w:hAnsi="Cascadia Mono" w:cs="Cascadia Mono"/>
+          <w:color w:val="008080"/>
+          <w:sz w:val="19"/>
+          <w:szCs w:val="19"/>
+        </w:rPr>
+        <w:t>]</w:t>
+      </w:r>
+      <w:r>
+        <w:rPr>
+          <w:rFonts w:ascii="Cascadia Mono" w:hAnsi="Cascadia Mono" w:cs="Cascadia Mono"/>
+          <w:color w:val="000000"/>
+          <w:sz w:val="19"/>
+          <w:szCs w:val="19"/>
+        </w:rPr>
+        <w:t xml:space="preserve"> &lt;= </w:t>
+      </w:r>
+      <w:r>
+        <w:rPr>
+          <w:rFonts w:ascii="Cascadia Mono" w:hAnsi="Cascadia Mono" w:cs="Cascadia Mono"/>
+          <w:color w:val="808080"/>
+          <w:sz w:val="19"/>
+          <w:szCs w:val="19"/>
+        </w:rPr>
+        <w:t>value</w:t>
+      </w:r>
+      <w:r>
+        <w:rPr>
+          <w:rFonts w:ascii="Cascadia Mono" w:hAnsi="Cascadia Mono" w:cs="Cascadia Mono"/>
+          <w:color w:val="000000"/>
+          <w:sz w:val="19"/>
+          <w:szCs w:val="19"/>
+        </w:rPr>
+        <w:t>)</w:t>
+      </w:r>
+    </w:p>
+    <w:p>
+      <w:pPr>
+        <w:autoSpaceDE w:val="0"/>
+        <w:autoSpaceDN w:val="0"/>
+        <w:adjustRightInd w:val="0"/>
+        <w:spacing w:after="0" w:line="240" w:lineRule="auto"/>
+        <w:rPr>
+          <w:rFonts w:ascii="Cascadia Mono" w:hAnsi="Cascadia Mono" w:cs="Cascadia Mono"/>
+          <w:color w:val="000000"/>
+          <w:sz w:val="19"/>
+          <w:szCs w:val="19"/>
+        </w:rPr>
+      </w:pPr>
+      <w:r>
+        <w:rPr>
+          <w:rFonts w:ascii="Cascadia Mono" w:hAnsi="Cascadia Mono" w:cs="Cascadia Mono"/>
+          <w:color w:val="000000"/>
+          <w:sz w:val="19"/>
+          <w:szCs w:val="19"/>
+        </w:rPr>
+        <w:t xml:space="preserve">        {</w:t>
+      </w:r>
+    </w:p>
+    <w:p>
+      <w:pPr>
+        <w:autoSpaceDE w:val="0"/>
+        <w:autoSpaceDN w:val="0"/>
+        <w:adjustRightInd w:val="0"/>
+        <w:spacing w:after="0" w:line="240" w:lineRule="auto"/>
+        <w:rPr>
+          <w:rFonts w:ascii="Cascadia Mono" w:hAnsi="Cascadia Mono" w:cs="Cascadia Mono"/>
+          <w:color w:val="000000"/>
+          <w:sz w:val="19"/>
+          <w:szCs w:val="19"/>
+        </w:rPr>
+      </w:pPr>
+      <w:r>
+        <w:rPr>
+          <w:rFonts w:ascii="Cascadia Mono" w:hAnsi="Cascadia Mono" w:cs="Cascadia Mono"/>
+          <w:color w:val="000000"/>
+          <w:sz w:val="19"/>
+          <w:szCs w:val="19"/>
+        </w:rPr>
+        <w:t xml:space="preserve">            i+</w:t>
+      </w:r>
+      <w:proofErr w:type="gramStart"/>
+      <w:r>
+        <w:rPr>
+          <w:rFonts w:ascii="Cascadia Mono" w:hAnsi="Cascadia Mono" w:cs="Cascadia Mono"/>
+          <w:color w:val="000000"/>
+          <w:sz w:val="19"/>
+          <w:szCs w:val="19"/>
+        </w:rPr>
+        <w:t>+;</w:t>
+      </w:r>
+      <w:proofErr w:type="gramEnd"/>
+    </w:p>
+    <w:p>
+      <w:pPr>
+        <w:autoSpaceDE w:val="0"/>
+        <w:autoSpaceDN w:val="0"/>
+        <w:adjustRightInd w:val="0"/>
+        <w:spacing w:after="0" w:line="240" w:lineRule="auto"/>
+        <w:rPr>
+          <w:rFonts w:ascii="Cascadia Mono" w:hAnsi="Cascadia Mono" w:cs="Cascadia Mono"/>
+          <w:color w:val="000000"/>
+          <w:sz w:val="19"/>
+          <w:szCs w:val="19"/>
+        </w:rPr>
+      </w:pPr>
+      <w:r>
+        <w:rPr>
+          <w:rFonts w:ascii="Cascadia Mono" w:hAnsi="Cascadia Mono" w:cs="Cascadia Mono"/>
+          <w:color w:val="000000"/>
+          <w:sz w:val="19"/>
+          <w:szCs w:val="19"/>
+        </w:rPr>
+        <w:t xml:space="preserve">            count += j + </w:t>
+      </w:r>
+      <w:proofErr w:type="gramStart"/>
+      <w:r>
+        <w:rPr>
+          <w:rFonts w:ascii="Cascadia Mono" w:hAnsi="Cascadia Mono" w:cs="Cascadia Mono"/>
+          <w:color w:val="000000"/>
+          <w:sz w:val="19"/>
+          <w:szCs w:val="19"/>
+        </w:rPr>
+        <w:t>1;</w:t>
+      </w:r>
+      <w:proofErr w:type="gramEnd"/>
+    </w:p>
+    <w:p>
+      <w:pPr>
+        <w:autoSpaceDE w:val="0"/>
+        <w:autoSpaceDN w:val="0"/>
+        <w:adjustRightInd w:val="0"/>
+        <w:spacing w:after="0" w:line="240" w:lineRule="auto"/>
+        <w:rPr>
+          <w:rFonts w:ascii="Cascadia Mono" w:hAnsi="Cascadia Mono" w:cs="Cascadia Mono"/>
+          <w:color w:val="000000"/>
+          <w:sz w:val="19"/>
+          <w:szCs w:val="19"/>
+        </w:rPr>
+      </w:pPr>
+      <w:r>
+        <w:rPr>
+          <w:rFonts w:ascii="Cascadia Mono" w:hAnsi="Cascadia Mono" w:cs="Cascadia Mono"/>
+          <w:color w:val="000000"/>
+          <w:sz w:val="19"/>
+          <w:szCs w:val="19"/>
+        </w:rPr>
+        <w:t xml:space="preserve">            </w:t>
+      </w:r>
+      <w:r>
+        <w:rPr>
+          <w:rFonts w:ascii="Cascadia Mono" w:hAnsi="Cascadia Mono" w:cs="Cascadia Mono"/>
+          <w:color w:val="0000FF"/>
+          <w:sz w:val="19"/>
+          <w:szCs w:val="19"/>
+        </w:rPr>
+        <w:t>if</w:t>
+      </w:r>
+      <w:r>
+        <w:rPr>
+          <w:rFonts w:ascii="Cascadia Mono" w:hAnsi="Cascadia Mono" w:cs="Cascadia Mono"/>
+          <w:color w:val="000000"/>
+          <w:sz w:val="19"/>
+          <w:szCs w:val="19"/>
+        </w:rPr>
+        <w:t xml:space="preserve"> (count &gt; </w:t>
+      </w:r>
+      <w:r>
+        <w:rPr>
+          <w:rFonts w:ascii="Cascadia Mono" w:hAnsi="Cascadia Mono" w:cs="Cascadia Mono"/>
+          <w:color w:val="808080"/>
+          <w:sz w:val="19"/>
+          <w:szCs w:val="19"/>
+        </w:rPr>
+        <w:t>k</w:t>
+      </w:r>
+      <w:r>
+        <w:rPr>
+          <w:rFonts w:ascii="Cascadia Mono" w:hAnsi="Cascadia Mono" w:cs="Cascadia Mono"/>
+          <w:color w:val="000000"/>
+          <w:sz w:val="19"/>
+          <w:szCs w:val="19"/>
+        </w:rPr>
+        <w:t xml:space="preserve">) </w:t>
+      </w:r>
+      <w:r>
+        <w:rPr>
+          <w:rFonts w:ascii="Cascadia Mono" w:hAnsi="Cascadia Mono" w:cs="Cascadia Mono"/>
+          <w:color w:val="0000FF"/>
+          <w:sz w:val="19"/>
+          <w:szCs w:val="19"/>
+        </w:rPr>
+        <w:t>return</w:t>
+      </w:r>
+      <w:r>
+        <w:rPr>
+          <w:rFonts w:ascii="Cascadia Mono" w:hAnsi="Cascadia Mono" w:cs="Cascadia Mono"/>
+          <w:color w:val="000000"/>
+          <w:sz w:val="19"/>
+          <w:szCs w:val="19"/>
+        </w:rPr>
+        <w:t xml:space="preserve"> </w:t>
+      </w:r>
+      <w:proofErr w:type="gramStart"/>
+      <w:r>
+        <w:rPr>
+          <w:rFonts w:ascii="Cascadia Mono" w:hAnsi="Cascadia Mono" w:cs="Cascadia Mono"/>
+          <w:color w:val="000000"/>
+          <w:sz w:val="19"/>
+          <w:szCs w:val="19"/>
+        </w:rPr>
+        <w:t>count;</w:t>
+      </w:r>
+      <w:proofErr w:type="gramEnd"/>
+    </w:p>
+    <w:p>
+      <w:pPr>
+        <w:autoSpaceDE w:val="0"/>
+        <w:autoSpaceDN w:val="0"/>
+        <w:adjustRightInd w:val="0"/>
+        <w:spacing w:after="0" w:line="240" w:lineRule="auto"/>
+        <w:rPr>
+          <w:rFonts w:ascii="Cascadia Mono" w:hAnsi="Cascadia Mono" w:cs="Cascadia Mono"/>
+          <w:color w:val="000000"/>
+          <w:sz w:val="19"/>
+          <w:szCs w:val="19"/>
+        </w:rPr>
+      </w:pPr>
+      <w:r>
+        <w:rPr>
+          <w:rFonts w:ascii="Cascadia Mono" w:hAnsi="Cascadia Mono" w:cs="Cascadia Mono"/>
+          <w:color w:val="000000"/>
+          <w:sz w:val="19"/>
+          <w:szCs w:val="19"/>
+        </w:rPr>
+        <w:t xml:space="preserve">        }</w:t>
+      </w:r>
+    </w:p>
+    <w:p>
+      <w:pPr>
+        <w:autoSpaceDE w:val="0"/>
+        <w:autoSpaceDN w:val="0"/>
+        <w:adjustRightInd w:val="0"/>
+        <w:spacing w:after="0" w:line="240" w:lineRule="auto"/>
+        <w:rPr>
+          <w:rFonts w:ascii="Cascadia Mono" w:hAnsi="Cascadia Mono" w:cs="Cascadia Mono"/>
+          <w:color w:val="000000"/>
+          <w:sz w:val="19"/>
+          <w:szCs w:val="19"/>
+        </w:rPr>
+      </w:pPr>
+      <w:r>
+        <w:rPr>
+          <w:rFonts w:ascii="Cascadia Mono" w:hAnsi="Cascadia Mono" w:cs="Cascadia Mono"/>
+          <w:color w:val="000000"/>
+          <w:sz w:val="19"/>
+          <w:szCs w:val="19"/>
+        </w:rPr>
+        <w:t xml:space="preserve">        </w:t>
+      </w:r>
+      <w:r>
+        <w:rPr>
+          <w:rFonts w:ascii="Cascadia Mono" w:hAnsi="Cascadia Mono" w:cs="Cascadia Mono"/>
+          <w:color w:val="0000FF"/>
+          <w:sz w:val="19"/>
+          <w:szCs w:val="19"/>
+        </w:rPr>
+        <w:t>else</w:t>
+      </w:r>
+      <w:r>
+        <w:rPr>
+          <w:rFonts w:ascii="Cascadia Mono" w:hAnsi="Cascadia Mono" w:cs="Cascadia Mono"/>
+          <w:color w:val="000000"/>
+          <w:sz w:val="19"/>
+          <w:szCs w:val="19"/>
+        </w:rPr>
+        <w:t xml:space="preserve"> j-</w:t>
+      </w:r>
+      <w:proofErr w:type="gramStart"/>
+      <w:r>
+        <w:rPr>
+          <w:rFonts w:ascii="Cascadia Mono" w:hAnsi="Cascadia Mono" w:cs="Cascadia Mono"/>
+          <w:color w:val="000000"/>
+          <w:sz w:val="19"/>
+          <w:szCs w:val="19"/>
+        </w:rPr>
+        <w:t>-;</w:t>
+      </w:r>
+      <w:proofErr w:type="gramEnd"/>
+    </w:p>
+    <w:p>
+      <w:pPr>
+        <w:autoSpaceDE w:val="0"/>
+        <w:autoSpaceDN w:val="0"/>
+        <w:adjustRightInd w:val="0"/>
+        <w:spacing w:after="0" w:line="240" w:lineRule="auto"/>
+        <w:rPr>
+          <w:rFonts w:ascii="Cascadia Mono" w:hAnsi="Cascadia Mono" w:cs="Cascadia Mono"/>
+          <w:color w:val="000000"/>
+          <w:sz w:val="19"/>
+          <w:szCs w:val="19"/>
+        </w:rPr>
+      </w:pPr>
+      <w:r>
+        <w:rPr>
+          <w:rFonts w:ascii="Cascadia Mono" w:hAnsi="Cascadia Mono" w:cs="Cascadia Mono"/>
+          <w:color w:val="000000"/>
+          <w:sz w:val="19"/>
+          <w:szCs w:val="19"/>
+        </w:rPr>
+        <w:t xml:space="preserve">    }</w:t>
+      </w:r>
+    </w:p>
+    <w:p>
+      <w:pPr>
+        <w:autoSpaceDE w:val="0"/>
+        <w:autoSpaceDN w:val="0"/>
+        <w:adjustRightInd w:val="0"/>
+        <w:spacing w:after="0" w:line="240" w:lineRule="auto"/>
+        <w:rPr>
+          <w:rFonts w:ascii="Cascadia Mono" w:hAnsi="Cascadia Mono" w:cs="Cascadia Mono"/>
+          <w:color w:val="000000"/>
+          <w:sz w:val="19"/>
+          <w:szCs w:val="19"/>
+        </w:rPr>
+      </w:pPr>
+      <w:r>
+        <w:rPr>
+          <w:rFonts w:ascii="Cascadia Mono" w:hAnsi="Cascadia Mono" w:cs="Cascadia Mono"/>
+          <w:color w:val="000000"/>
+          <w:sz w:val="19"/>
+          <w:szCs w:val="19"/>
+        </w:rPr>
+        <w:t xml:space="preserve">    </w:t>
+      </w:r>
+      <w:r>
+        <w:rPr>
+          <w:rFonts w:ascii="Cascadia Mono" w:hAnsi="Cascadia Mono" w:cs="Cascadia Mono"/>
+          <w:color w:val="0000FF"/>
+          <w:sz w:val="19"/>
+          <w:szCs w:val="19"/>
+        </w:rPr>
+        <w:t>return</w:t>
+      </w:r>
+      <w:r>
+        <w:rPr>
+          <w:rFonts w:ascii="Cascadia Mono" w:hAnsi="Cascadia Mono" w:cs="Cascadia Mono"/>
+          <w:color w:val="000000"/>
+          <w:sz w:val="19"/>
+          <w:szCs w:val="19"/>
+        </w:rPr>
+        <w:t xml:space="preserve"> </w:t>
+      </w:r>
+      <w:proofErr w:type="gramStart"/>
+      <w:r>
+        <w:rPr>
+          <w:rFonts w:ascii="Cascadia Mono" w:hAnsi="Cascadia Mono" w:cs="Cascadia Mono"/>
+          <w:color w:val="000000"/>
+          <w:sz w:val="19"/>
+          <w:szCs w:val="19"/>
+        </w:rPr>
+        <w:t>count;</w:t>
+      </w:r>
+      <w:proofErr w:type="gramEnd"/>
+    </w:p>
+    <w:p>
+      <w:pPr>
+        <w:autoSpaceDE w:val="0"/>
+        <w:autoSpaceDN w:val="0"/>
+        <w:adjustRightInd w:val="0"/>
+        <w:spacing w:after="0" w:line="240" w:lineRule="auto"/>
+        <w:rPr>
+          <w:rFonts w:ascii="Cascadia Mono" w:hAnsi="Cascadia Mono" w:cs="Cascadia Mono"/>
+          <w:color w:val="000000"/>
+          <w:sz w:val="19"/>
+          <w:szCs w:val="19"/>
+        </w:rPr>
+      </w:pPr>
+      <w:r>
+        <w:rPr>
+          <w:rFonts w:ascii="Cascadia Mono" w:hAnsi="Cascadia Mono" w:cs="Cascadia Mono"/>
+          <w:color w:val="000000"/>
+          <w:sz w:val="19"/>
+          <w:szCs w:val="19"/>
+        </w:rPr>
+        <w:t>}</w:t>
+      </w:r>
+    </w:p>
+    <w:p>
+      <w:pPr>
+        <w:autoSpaceDE w:val="0"/>
+        <w:autoSpaceDN w:val="0"/>
+        <w:adjustRightInd w:val="0"/>
+        <w:spacing w:after="0" w:line="240" w:lineRule="auto"/>
+        <w:rPr>
+          <w:rFonts w:ascii="Cascadia Mono" w:hAnsi="Cascadia Mono" w:cs="Cascadia Mono"/>
+          <w:color w:val="000000"/>
+          <w:sz w:val="19"/>
+          <w:szCs w:val="19"/>
+        </w:rPr>
+      </w:pPr>
+    </w:p>
+    <w:p>
+      <w:pPr>
+        <w:autoSpaceDE w:val="0"/>
+        <w:autoSpaceDN w:val="0"/>
+        <w:adjustRightInd w:val="0"/>
+        <w:spacing w:after="0" w:line="240" w:lineRule="auto"/>
+        <w:rPr>
+          <w:rFonts w:ascii="Cascadia Mono" w:hAnsi="Cascadia Mono" w:cs="Cascadia Mono"/>
+          <w:color w:val="000000"/>
+          <w:sz w:val="19"/>
+          <w:szCs w:val="19"/>
+        </w:rPr>
+      </w:pPr>
+      <w:r>
+        <w:rPr>
+          <w:rFonts w:ascii="Cascadia Mono" w:hAnsi="Cascadia Mono" w:cs="Cascadia Mono"/>
+          <w:color w:val="006400"/>
+          <w:sz w:val="19"/>
+          <w:szCs w:val="19"/>
+        </w:rPr>
+        <w:lastRenderedPageBreak/>
+        <w:t xml:space="preserve">/// </w:t>
+      </w:r>
+      <w:r>
+        <w:rPr>
+          <w:rFonts w:ascii="Cascadia Mono" w:hAnsi="Cascadia Mono" w:cs="Cascadia Mono"/>
+          <w:color w:val="A9A9A9"/>
+          <w:sz w:val="19"/>
+          <w:szCs w:val="19"/>
+        </w:rPr>
+        <w:t>&lt;summary&gt;</w:t>
+      </w:r>
+    </w:p>
+    <w:p>
+      <w:pPr>
+        <w:autoSpaceDE w:val="0"/>
+        <w:autoSpaceDN w:val="0"/>
+        <w:adjustRightInd w:val="0"/>
+        <w:spacing w:after="0" w:line="240" w:lineRule="auto"/>
+        <w:rPr>
+          <w:rFonts w:ascii="Cascadia Mono" w:hAnsi="Cascadia Mono" w:cs="Cascadia Mono"/>
+          <w:color w:val="000000"/>
+          <w:sz w:val="19"/>
+          <w:szCs w:val="19"/>
+        </w:rPr>
+      </w:pPr>
+      <w:r>
+        <w:rPr>
+          <w:rFonts w:ascii="Cascadia Mono" w:hAnsi="Cascadia Mono" w:cs="Cascadia Mono"/>
+          <w:color w:val="006400"/>
+          <w:sz w:val="19"/>
+          <w:szCs w:val="19"/>
+        </w:rPr>
+        <w:t xml:space="preserve">/// Leet code #378. Kth Smallest Element in a Sorted Matrix   </w:t>
+      </w:r>
+    </w:p>
+    <w:p>
+      <w:pPr>
+        <w:autoSpaceDE w:val="0"/>
+        <w:autoSpaceDN w:val="0"/>
+        <w:adjustRightInd w:val="0"/>
+        <w:spacing w:after="0" w:line="240" w:lineRule="auto"/>
+        <w:rPr>
+          <w:rFonts w:ascii="Cascadia Mono" w:hAnsi="Cascadia Mono" w:cs="Cascadia Mono"/>
+          <w:color w:val="000000"/>
+          <w:sz w:val="19"/>
+          <w:szCs w:val="19"/>
+        </w:rPr>
+      </w:pPr>
+      <w:r>
+        <w:rPr>
+          <w:rFonts w:ascii="Cascadia Mono" w:hAnsi="Cascadia Mono" w:cs="Cascadia Mono"/>
+          <w:color w:val="006400"/>
+          <w:sz w:val="19"/>
+          <w:szCs w:val="19"/>
+        </w:rPr>
+        <w:t xml:space="preserve">/// </w:t>
+      </w:r>
+    </w:p>
+    <w:p>
+      <w:pPr>
+        <w:autoSpaceDE w:val="0"/>
+        <w:autoSpaceDN w:val="0"/>
+        <w:adjustRightInd w:val="0"/>
+        <w:spacing w:after="0" w:line="240" w:lineRule="auto"/>
+        <w:rPr>
+          <w:rFonts w:ascii="Cascadia Mono" w:hAnsi="Cascadia Mono" w:cs="Cascadia Mono"/>
+          <w:color w:val="000000"/>
+          <w:sz w:val="19"/>
+          <w:szCs w:val="19"/>
+        </w:rPr>
+      </w:pPr>
+      <w:r>
+        <w:rPr>
+          <w:rFonts w:ascii="Cascadia Mono" w:hAnsi="Cascadia Mono" w:cs="Cascadia Mono"/>
+          <w:color w:val="006400"/>
+          <w:sz w:val="19"/>
+          <w:szCs w:val="19"/>
+        </w:rPr>
+        <w:t xml:space="preserve">/// Given a n x n matrix where each of the rows and columns are sorted </w:t>
+      </w:r>
+    </w:p>
+    <w:p>
+      <w:pPr>
+        <w:autoSpaceDE w:val="0"/>
+        <w:autoSpaceDN w:val="0"/>
+        <w:adjustRightInd w:val="0"/>
+        <w:spacing w:after="0" w:line="240" w:lineRule="auto"/>
+        <w:rPr>
+          <w:rFonts w:ascii="Cascadia Mono" w:hAnsi="Cascadia Mono" w:cs="Cascadia Mono"/>
+          <w:color w:val="000000"/>
+          <w:sz w:val="19"/>
+          <w:szCs w:val="19"/>
+        </w:rPr>
+      </w:pPr>
+      <w:r>
+        <w:rPr>
+          <w:rFonts w:ascii="Cascadia Mono" w:hAnsi="Cascadia Mono" w:cs="Cascadia Mono"/>
+          <w:color w:val="006400"/>
+          <w:sz w:val="19"/>
+          <w:szCs w:val="19"/>
+        </w:rPr>
+        <w:t xml:space="preserve">/// in ascending order, </w:t>
+      </w:r>
+    </w:p>
+    <w:p>
+      <w:pPr>
+        <w:autoSpaceDE w:val="0"/>
+        <w:autoSpaceDN w:val="0"/>
+        <w:adjustRightInd w:val="0"/>
+        <w:spacing w:after="0" w:line="240" w:lineRule="auto"/>
+        <w:rPr>
+          <w:rFonts w:ascii="Cascadia Mono" w:hAnsi="Cascadia Mono" w:cs="Cascadia Mono"/>
+          <w:color w:val="000000"/>
+          <w:sz w:val="19"/>
+          <w:szCs w:val="19"/>
+        </w:rPr>
+      </w:pPr>
+      <w:r>
+        <w:rPr>
+          <w:rFonts w:ascii="Cascadia Mono" w:hAnsi="Cascadia Mono" w:cs="Cascadia Mono"/>
+          <w:color w:val="006400"/>
+          <w:sz w:val="19"/>
+          <w:szCs w:val="19"/>
+        </w:rPr>
+        <w:t xml:space="preserve">/// find the kth smallest element in the matrix. Note that it is the kth </w:t>
+      </w:r>
+    </w:p>
+    <w:p>
+      <w:pPr>
+        <w:autoSpaceDE w:val="0"/>
+        <w:autoSpaceDN w:val="0"/>
+        <w:adjustRightInd w:val="0"/>
+        <w:spacing w:after="0" w:line="240" w:lineRule="auto"/>
+        <w:rPr>
+          <w:rFonts w:ascii="Cascadia Mono" w:hAnsi="Cascadia Mono" w:cs="Cascadia Mono"/>
+          <w:color w:val="000000"/>
+          <w:sz w:val="19"/>
+          <w:szCs w:val="19"/>
+        </w:rPr>
+      </w:pPr>
+      <w:r>
+        <w:rPr>
+          <w:rFonts w:ascii="Cascadia Mono" w:hAnsi="Cascadia Mono" w:cs="Cascadia Mono"/>
+          <w:color w:val="006400"/>
+          <w:sz w:val="19"/>
+          <w:szCs w:val="19"/>
+        </w:rPr>
+        <w:t xml:space="preserve">/// smallest element in the sorted order, not the kth distinct element. </w:t>
+      </w:r>
+    </w:p>
+    <w:p>
+      <w:pPr>
+        <w:autoSpaceDE w:val="0"/>
+        <w:autoSpaceDN w:val="0"/>
+        <w:adjustRightInd w:val="0"/>
+        <w:spacing w:after="0" w:line="240" w:lineRule="auto"/>
+        <w:rPr>
+          <w:rFonts w:ascii="Cascadia Mono" w:hAnsi="Cascadia Mono" w:cs="Cascadia Mono"/>
+          <w:color w:val="000000"/>
+          <w:sz w:val="19"/>
+          <w:szCs w:val="19"/>
+        </w:rPr>
+      </w:pPr>
+      <w:r>
+        <w:rPr>
+          <w:rFonts w:ascii="Cascadia Mono" w:hAnsi="Cascadia Mono" w:cs="Cascadia Mono"/>
+          <w:color w:val="006400"/>
+          <w:sz w:val="19"/>
+          <w:szCs w:val="19"/>
+        </w:rPr>
+        <w:t xml:space="preserve">/// Example: </w:t>
+      </w:r>
+    </w:p>
+    <w:p>
+      <w:pPr>
+        <w:autoSpaceDE w:val="0"/>
+        <w:autoSpaceDN w:val="0"/>
+        <w:adjustRightInd w:val="0"/>
+        <w:spacing w:after="0" w:line="240" w:lineRule="auto"/>
+        <w:rPr>
+          <w:rFonts w:ascii="Cascadia Mono" w:hAnsi="Cascadia Mono" w:cs="Cascadia Mono"/>
+          <w:color w:val="000000"/>
+          <w:sz w:val="19"/>
+          <w:szCs w:val="19"/>
+        </w:rPr>
+      </w:pPr>
+      <w:r>
+        <w:rPr>
+          <w:rFonts w:ascii="Cascadia Mono" w:hAnsi="Cascadia Mono" w:cs="Cascadia Mono"/>
+          <w:color w:val="006400"/>
+          <w:sz w:val="19"/>
+          <w:szCs w:val="19"/>
+        </w:rPr>
+        <w:t xml:space="preserve">/// matrix = </w:t>
+      </w:r>
+    </w:p>
+    <w:p>
+      <w:pPr>
+        <w:autoSpaceDE w:val="0"/>
+        <w:autoSpaceDN w:val="0"/>
+        <w:adjustRightInd w:val="0"/>
+        <w:spacing w:after="0" w:line="240" w:lineRule="auto"/>
+        <w:rPr>
+          <w:rFonts w:ascii="Cascadia Mono" w:hAnsi="Cascadia Mono" w:cs="Cascadia Mono"/>
+          <w:color w:val="000000"/>
+          <w:sz w:val="19"/>
+          <w:szCs w:val="19"/>
+        </w:rPr>
+      </w:pPr>
+      <w:r>
+        <w:rPr>
+          <w:rFonts w:ascii="Cascadia Mono" w:hAnsi="Cascadia Mono" w:cs="Cascadia Mono"/>
+          <w:color w:val="006400"/>
+          <w:sz w:val="19"/>
+          <w:szCs w:val="19"/>
+        </w:rPr>
+        <w:t>/// [</w:t>
+      </w:r>
+    </w:p>
+    <w:p>
+      <w:pPr>
+        <w:autoSpaceDE w:val="0"/>
+        <w:autoSpaceDN w:val="0"/>
+        <w:adjustRightInd w:val="0"/>
+        <w:spacing w:after="0" w:line="240" w:lineRule="auto"/>
+        <w:rPr>
+          <w:rFonts w:ascii="Cascadia Mono" w:hAnsi="Cascadia Mono" w:cs="Cascadia Mono"/>
+          <w:color w:val="000000"/>
+          <w:sz w:val="19"/>
+          <w:szCs w:val="19"/>
+        </w:rPr>
+      </w:pPr>
+      <w:r>
+        <w:rPr>
+          <w:rFonts w:ascii="Cascadia Mono" w:hAnsi="Cascadia Mono" w:cs="Cascadia Mono"/>
+          <w:color w:val="006400"/>
+          <w:sz w:val="19"/>
+          <w:szCs w:val="19"/>
+        </w:rPr>
+        <w:t>///</w:t>
+      </w:r>
+      <w:proofErr w:type="gramStart"/>
+      <w:r>
+        <w:rPr>
+          <w:rFonts w:ascii="Cascadia Mono" w:hAnsi="Cascadia Mono" w:cs="Cascadia Mono"/>
+          <w:color w:val="006400"/>
+          <w:sz w:val="19"/>
+          <w:szCs w:val="19"/>
+        </w:rPr>
+        <w:t xml:space="preserve">   [</w:t>
+      </w:r>
+      <w:proofErr w:type="gramEnd"/>
+      <w:r>
+        <w:rPr>
+          <w:rFonts w:ascii="Cascadia Mono" w:hAnsi="Cascadia Mono" w:cs="Cascadia Mono"/>
+          <w:color w:val="006400"/>
+          <w:sz w:val="19"/>
+          <w:szCs w:val="19"/>
+        </w:rPr>
+        <w:t xml:space="preserve"> </w:t>
+      </w:r>
+      <w:proofErr w:type="gramStart"/>
+      <w:r>
+        <w:rPr>
+          <w:rFonts w:ascii="Cascadia Mono" w:hAnsi="Cascadia Mono" w:cs="Cascadia Mono"/>
+          <w:color w:val="006400"/>
+          <w:sz w:val="19"/>
+          <w:szCs w:val="19"/>
+        </w:rPr>
+        <w:t>1,  5,  9</w:t>
+      </w:r>
+      <w:proofErr w:type="gramEnd"/>
+      <w:r>
+        <w:rPr>
+          <w:rFonts w:ascii="Cascadia Mono" w:hAnsi="Cascadia Mono" w:cs="Cascadia Mono"/>
+          <w:color w:val="006400"/>
+          <w:sz w:val="19"/>
+          <w:szCs w:val="19"/>
+        </w:rPr>
+        <w:t>],</w:t>
+      </w:r>
+    </w:p>
+    <w:p>
+      <w:pPr>
+        <w:autoSpaceDE w:val="0"/>
+        <w:autoSpaceDN w:val="0"/>
+        <w:adjustRightInd w:val="0"/>
+        <w:spacing w:after="0" w:line="240" w:lineRule="auto"/>
+        <w:rPr>
+          <w:rFonts w:ascii="Cascadia Mono" w:hAnsi="Cascadia Mono" w:cs="Cascadia Mono"/>
+          <w:color w:val="000000"/>
+          <w:sz w:val="19"/>
+          <w:szCs w:val="19"/>
+        </w:rPr>
+      </w:pPr>
+      <w:r>
+        <w:rPr>
+          <w:rFonts w:ascii="Cascadia Mono" w:hAnsi="Cascadia Mono" w:cs="Cascadia Mono"/>
+          <w:color w:val="006400"/>
+          <w:sz w:val="19"/>
+          <w:szCs w:val="19"/>
+        </w:rPr>
+        <w:t>///</w:t>
+      </w:r>
+      <w:proofErr w:type="gramStart"/>
+      <w:r>
+        <w:rPr>
+          <w:rFonts w:ascii="Cascadia Mono" w:hAnsi="Cascadia Mono" w:cs="Cascadia Mono"/>
+          <w:color w:val="006400"/>
+          <w:sz w:val="19"/>
+          <w:szCs w:val="19"/>
+        </w:rPr>
+        <w:t xml:space="preserve">   [</w:t>
+      </w:r>
+      <w:proofErr w:type="gramEnd"/>
+      <w:r>
+        <w:rPr>
+          <w:rFonts w:ascii="Cascadia Mono" w:hAnsi="Cascadia Mono" w:cs="Cascadia Mono"/>
+          <w:color w:val="006400"/>
+          <w:sz w:val="19"/>
+          <w:szCs w:val="19"/>
+        </w:rPr>
+        <w:t>10, 11, 13],</w:t>
+      </w:r>
+    </w:p>
+    <w:p>
+      <w:pPr>
+        <w:autoSpaceDE w:val="0"/>
+        <w:autoSpaceDN w:val="0"/>
+        <w:adjustRightInd w:val="0"/>
+        <w:spacing w:after="0" w:line="240" w:lineRule="auto"/>
+        <w:rPr>
+          <w:rFonts w:ascii="Cascadia Mono" w:hAnsi="Cascadia Mono" w:cs="Cascadia Mono"/>
+          <w:color w:val="000000"/>
+          <w:sz w:val="19"/>
+          <w:szCs w:val="19"/>
+        </w:rPr>
+      </w:pPr>
+      <w:r>
+        <w:rPr>
+          <w:rFonts w:ascii="Cascadia Mono" w:hAnsi="Cascadia Mono" w:cs="Cascadia Mono"/>
+          <w:color w:val="006400"/>
+          <w:sz w:val="19"/>
+          <w:szCs w:val="19"/>
+        </w:rPr>
+        <w:t>///</w:t>
+      </w:r>
+      <w:proofErr w:type="gramStart"/>
+      <w:r>
+        <w:rPr>
+          <w:rFonts w:ascii="Cascadia Mono" w:hAnsi="Cascadia Mono" w:cs="Cascadia Mono"/>
+          <w:color w:val="006400"/>
+          <w:sz w:val="19"/>
+          <w:szCs w:val="19"/>
+        </w:rPr>
+        <w:t xml:space="preserve">   [</w:t>
+      </w:r>
+      <w:proofErr w:type="gramEnd"/>
+      <w:r>
+        <w:rPr>
+          <w:rFonts w:ascii="Cascadia Mono" w:hAnsi="Cascadia Mono" w:cs="Cascadia Mono"/>
+          <w:color w:val="006400"/>
+          <w:sz w:val="19"/>
+          <w:szCs w:val="19"/>
+        </w:rPr>
+        <w:t>12, 13, 15]</w:t>
+      </w:r>
+    </w:p>
+    <w:p>
+      <w:pPr>
+        <w:autoSpaceDE w:val="0"/>
+        <w:autoSpaceDN w:val="0"/>
+        <w:adjustRightInd w:val="0"/>
+        <w:spacing w:after="0" w:line="240" w:lineRule="auto"/>
+        <w:rPr>
+          <w:rFonts w:ascii="Cascadia Mono" w:hAnsi="Cascadia Mono" w:cs="Cascadia Mono"/>
+          <w:color w:val="000000"/>
+          <w:sz w:val="19"/>
+          <w:szCs w:val="19"/>
+        </w:rPr>
+      </w:pPr>
+      <w:r>
+        <w:rPr>
+          <w:rFonts w:ascii="Cascadia Mono" w:hAnsi="Cascadia Mono" w:cs="Cascadia Mono"/>
+          <w:color w:val="006400"/>
+          <w:sz w:val="19"/>
+          <w:szCs w:val="19"/>
+        </w:rPr>
+        <w:t>//</w:t>
+      </w:r>
+      <w:proofErr w:type="gramStart"/>
+      <w:r>
+        <w:rPr>
+          <w:rFonts w:ascii="Cascadia Mono" w:hAnsi="Cascadia Mono" w:cs="Cascadia Mono"/>
+          <w:color w:val="006400"/>
+          <w:sz w:val="19"/>
+          <w:szCs w:val="19"/>
+        </w:rPr>
+        <w:t>/ ]</w:t>
+      </w:r>
+      <w:proofErr w:type="gramEnd"/>
+      <w:r>
+        <w:rPr>
+          <w:rFonts w:ascii="Cascadia Mono" w:hAnsi="Cascadia Mono" w:cs="Cascadia Mono"/>
+          <w:color w:val="006400"/>
+          <w:sz w:val="19"/>
+          <w:szCs w:val="19"/>
+        </w:rPr>
+        <w:t>,</w:t>
+      </w:r>
+    </w:p>
+    <w:p>
+      <w:pPr>
+        <w:autoSpaceDE w:val="0"/>
+        <w:autoSpaceDN w:val="0"/>
+        <w:adjustRightInd w:val="0"/>
+        <w:spacing w:after="0" w:line="240" w:lineRule="auto"/>
+        <w:rPr>
+          <w:rFonts w:ascii="Cascadia Mono" w:hAnsi="Cascadia Mono" w:cs="Cascadia Mono"/>
+          <w:color w:val="000000"/>
+          <w:sz w:val="19"/>
+          <w:szCs w:val="19"/>
+        </w:rPr>
+      </w:pPr>
+      <w:r>
+        <w:rPr>
+          <w:rFonts w:ascii="Cascadia Mono" w:hAnsi="Cascadia Mono" w:cs="Cascadia Mono"/>
+          <w:color w:val="006400"/>
+          <w:sz w:val="19"/>
+          <w:szCs w:val="19"/>
+        </w:rPr>
+        <w:t>/// k = 8,</w:t>
+      </w:r>
+    </w:p>
+    <w:p>
+      <w:pPr>
+        <w:autoSpaceDE w:val="0"/>
+        <w:autoSpaceDN w:val="0"/>
+        <w:adjustRightInd w:val="0"/>
+        <w:spacing w:after="0" w:line="240" w:lineRule="auto"/>
+        <w:rPr>
+          <w:rFonts w:ascii="Cascadia Mono" w:hAnsi="Cascadia Mono" w:cs="Cascadia Mono"/>
+          <w:color w:val="000000"/>
+          <w:sz w:val="19"/>
+          <w:szCs w:val="19"/>
+        </w:rPr>
+      </w:pPr>
+      <w:r>
+        <w:rPr>
+          <w:rFonts w:ascii="Cascadia Mono" w:hAnsi="Cascadia Mono" w:cs="Cascadia Mono"/>
+          <w:color w:val="006400"/>
+          <w:sz w:val="19"/>
+          <w:szCs w:val="19"/>
+        </w:rPr>
+        <w:t>/// return 13.</w:t>
+      </w:r>
+    </w:p>
+    <w:p>
+      <w:pPr>
+        <w:autoSpaceDE w:val="0"/>
+        <w:autoSpaceDN w:val="0"/>
+        <w:adjustRightInd w:val="0"/>
+        <w:spacing w:after="0" w:line="240" w:lineRule="auto"/>
+        <w:rPr>
+          <w:rFonts w:ascii="Cascadia Mono" w:hAnsi="Cascadia Mono" w:cs="Cascadia Mono"/>
+          <w:color w:val="000000"/>
+          <w:sz w:val="19"/>
+          <w:szCs w:val="19"/>
+        </w:rPr>
+      </w:pPr>
+      <w:r>
+        <w:rPr>
+          <w:rFonts w:ascii="Cascadia Mono" w:hAnsi="Cascadia Mono" w:cs="Cascadia Mono"/>
+          <w:color w:val="006400"/>
+          <w:sz w:val="19"/>
+          <w:szCs w:val="19"/>
+        </w:rPr>
+        <w:t xml:space="preserve">/// </w:t>
+      </w:r>
+      <w:r>
+        <w:rPr>
+          <w:rFonts w:ascii="Cascadia Mono" w:hAnsi="Cascadia Mono" w:cs="Cascadia Mono"/>
+          <w:color w:val="A9A9A9"/>
+          <w:sz w:val="19"/>
+          <w:szCs w:val="19"/>
+        </w:rPr>
+        <w:t>&lt;/summary&gt;</w:t>
+      </w:r>
+    </w:p>
+    <w:p>
+      <w:pPr>
+        <w:autoSpaceDE w:val="0"/>
+        <w:autoSpaceDN w:val="0"/>
+        <w:adjustRightInd w:val="0"/>
+        <w:spacing w:after="0" w:line="240" w:lineRule="auto"/>
+        <w:rPr>
+          <w:rFonts w:ascii="Cascadia Mono" w:hAnsi="Cascadia Mono" w:cs="Cascadia Mono"/>
+          <w:color w:val="000000"/>
+          <w:sz w:val="19"/>
+          <w:szCs w:val="19"/>
+        </w:rPr>
+      </w:pPr>
+      <w:r>
+        <w:rPr>
+          <w:rFonts w:ascii="Cascadia Mono" w:hAnsi="Cascadia Mono" w:cs="Cascadia Mono"/>
+          <w:color w:val="0000FF"/>
+          <w:sz w:val="19"/>
+          <w:szCs w:val="19"/>
+        </w:rPr>
+        <w:t>int</w:t>
+      </w:r>
+      <w:r>
+        <w:rPr>
+          <w:rFonts w:ascii="Cascadia Mono" w:hAnsi="Cascadia Mono" w:cs="Cascadia Mono"/>
+          <w:color w:val="000000"/>
+          <w:sz w:val="19"/>
+          <w:szCs w:val="19"/>
+        </w:rPr>
+        <w:t xml:space="preserve"> </w:t>
+      </w:r>
+      <w:proofErr w:type="spellStart"/>
+      <w:proofErr w:type="gramStart"/>
+      <w:r>
+        <w:rPr>
+          <w:rFonts w:ascii="Cascadia Mono" w:hAnsi="Cascadia Mono" w:cs="Cascadia Mono"/>
+          <w:color w:val="2B91AF"/>
+          <w:sz w:val="19"/>
+          <w:szCs w:val="19"/>
+        </w:rPr>
+        <w:t>LeetCodeBinarySearch</w:t>
+      </w:r>
+      <w:proofErr w:type="spellEnd"/>
+      <w:r>
+        <w:rPr>
+          <w:rFonts w:ascii="Cascadia Mono" w:hAnsi="Cascadia Mono" w:cs="Cascadia Mono"/>
+          <w:color w:val="000000"/>
+          <w:sz w:val="19"/>
+          <w:szCs w:val="19"/>
+        </w:rPr>
+        <w:t>::</w:t>
+      </w:r>
+      <w:proofErr w:type="spellStart"/>
+      <w:proofErr w:type="gramEnd"/>
+      <w:r>
+        <w:rPr>
+          <w:rFonts w:ascii="Cascadia Mono" w:hAnsi="Cascadia Mono" w:cs="Cascadia Mono"/>
+          <w:color w:val="000000"/>
+          <w:sz w:val="19"/>
+          <w:szCs w:val="19"/>
+        </w:rPr>
+        <w:t>kthSmallest</w:t>
+      </w:r>
+      <w:proofErr w:type="spellEnd"/>
+      <w:proofErr w:type="gramStart"/>
+      <w:r>
+        <w:rPr>
+          <w:rFonts w:ascii="Cascadia Mono" w:hAnsi="Cascadia Mono" w:cs="Cascadia Mono"/>
+          <w:color w:val="000000"/>
+          <w:sz w:val="19"/>
+          <w:szCs w:val="19"/>
+        </w:rPr>
+        <w:t>(</w:t>
+      </w:r>
+      <w:r>
+        <w:rPr>
+          <w:rFonts w:ascii="Cascadia Mono" w:hAnsi="Cascadia Mono" w:cs="Cascadia Mono"/>
+          <w:color w:val="2B91AF"/>
+          <w:sz w:val="19"/>
+          <w:szCs w:val="19"/>
+        </w:rPr>
+        <w:t>vector</w:t>
+      </w:r>
+      <w:r>
+        <w:rPr>
+          <w:rFonts w:ascii="Cascadia Mono" w:hAnsi="Cascadia Mono" w:cs="Cascadia Mono"/>
+          <w:color w:val="000000"/>
+          <w:sz w:val="19"/>
+          <w:szCs w:val="19"/>
+        </w:rPr>
+        <w:t>&lt;</w:t>
+      </w:r>
+      <w:proofErr w:type="gramEnd"/>
+      <w:r>
+        <w:rPr>
+          <w:rFonts w:ascii="Cascadia Mono" w:hAnsi="Cascadia Mono" w:cs="Cascadia Mono"/>
+          <w:color w:val="2B91AF"/>
+          <w:sz w:val="19"/>
+          <w:szCs w:val="19"/>
+        </w:rPr>
+        <w:t>vector</w:t>
+      </w:r>
+      <w:r>
+        <w:rPr>
+          <w:rFonts w:ascii="Cascadia Mono" w:hAnsi="Cascadia Mono" w:cs="Cascadia Mono"/>
+          <w:color w:val="000000"/>
+          <w:sz w:val="19"/>
+          <w:szCs w:val="19"/>
+        </w:rPr>
+        <w:t>&lt;</w:t>
+      </w:r>
+      <w:r>
+        <w:rPr>
+          <w:rFonts w:ascii="Cascadia Mono" w:hAnsi="Cascadia Mono" w:cs="Cascadia Mono"/>
+          <w:color w:val="0000FF"/>
+          <w:sz w:val="19"/>
+          <w:szCs w:val="19"/>
+        </w:rPr>
+        <w:t>int</w:t>
+      </w:r>
+      <w:r>
+        <w:rPr>
+          <w:rFonts w:ascii="Cascadia Mono" w:hAnsi="Cascadia Mono" w:cs="Cascadia Mono"/>
+          <w:color w:val="000000"/>
+          <w:sz w:val="19"/>
+          <w:szCs w:val="19"/>
+        </w:rPr>
+        <w:t xml:space="preserve">&gt;&gt;&amp; </w:t>
+      </w:r>
+      <w:r>
+        <w:rPr>
+          <w:rFonts w:ascii="Cascadia Mono" w:hAnsi="Cascadia Mono" w:cs="Cascadia Mono"/>
+          <w:color w:val="808080"/>
+          <w:sz w:val="19"/>
+          <w:szCs w:val="19"/>
+        </w:rPr>
+        <w:t>matrix</w:t>
+      </w:r>
+      <w:r>
+        <w:rPr>
+          <w:rFonts w:ascii="Cascadia Mono" w:hAnsi="Cascadia Mono" w:cs="Cascadia Mono"/>
+          <w:color w:val="000000"/>
+          <w:sz w:val="19"/>
+          <w:szCs w:val="19"/>
+        </w:rPr>
+        <w:t xml:space="preserve">, </w:t>
+      </w:r>
+      <w:r>
+        <w:rPr>
+          <w:rFonts w:ascii="Cascadia Mono" w:hAnsi="Cascadia Mono" w:cs="Cascadia Mono"/>
+          <w:color w:val="0000FF"/>
+          <w:sz w:val="19"/>
+          <w:szCs w:val="19"/>
+        </w:rPr>
+        <w:t>int</w:t>
+      </w:r>
+      <w:r>
+        <w:rPr>
+          <w:rFonts w:ascii="Cascadia Mono" w:hAnsi="Cascadia Mono" w:cs="Cascadia Mono"/>
+          <w:color w:val="000000"/>
+          <w:sz w:val="19"/>
+          <w:szCs w:val="19"/>
+        </w:rPr>
+        <w:t xml:space="preserve"> </w:t>
+      </w:r>
+      <w:r>
+        <w:rPr>
+          <w:rFonts w:ascii="Cascadia Mono" w:hAnsi="Cascadia Mono" w:cs="Cascadia Mono"/>
+          <w:color w:val="808080"/>
+          <w:sz w:val="19"/>
+          <w:szCs w:val="19"/>
+        </w:rPr>
+        <w:t>k</w:t>
+      </w:r>
+      <w:r>
+        <w:rPr>
+          <w:rFonts w:ascii="Cascadia Mono" w:hAnsi="Cascadia Mono" w:cs="Cascadia Mono"/>
+          <w:color w:val="000000"/>
+          <w:sz w:val="19"/>
+          <w:szCs w:val="19"/>
+        </w:rPr>
+        <w:t>)</w:t>
+      </w:r>
+    </w:p>
+    <w:p>
+      <w:pPr>
+        <w:autoSpaceDE w:val="0"/>
+        <w:autoSpaceDN w:val="0"/>
+        <w:adjustRightInd w:val="0"/>
+        <w:spacing w:after="0" w:line="240" w:lineRule="auto"/>
+        <w:rPr>
+          <w:rFonts w:ascii="Cascadia Mono" w:hAnsi="Cascadia Mono" w:cs="Cascadia Mono"/>
+          <w:color w:val="000000"/>
+          <w:sz w:val="19"/>
+          <w:szCs w:val="19"/>
+        </w:rPr>
+      </w:pPr>
+      <w:r>
+        <w:rPr>
+          <w:rFonts w:ascii="Cascadia Mono" w:hAnsi="Cascadia Mono" w:cs="Cascadia Mono"/>
+          <w:color w:val="000000"/>
+          <w:sz w:val="19"/>
+          <w:szCs w:val="19"/>
+        </w:rPr>
+        <w:t>{</w:t>
+      </w:r>
+    </w:p>
+    <w:p>
+      <w:pPr>
+        <w:autoSpaceDE w:val="0"/>
+        <w:autoSpaceDN w:val="0"/>
+        <w:adjustRightInd w:val="0"/>
+        <w:spacing w:after="0" w:line="240" w:lineRule="auto"/>
+        <w:rPr>
+          <w:rFonts w:ascii="Cascadia Mono" w:hAnsi="Cascadia Mono" w:cs="Cascadia Mono"/>
+          <w:color w:val="000000"/>
+          <w:sz w:val="19"/>
+          <w:szCs w:val="19"/>
+        </w:rPr>
+      </w:pPr>
+      <w:r>
+        <w:rPr>
+          <w:rFonts w:ascii="Cascadia Mono" w:hAnsi="Cascadia Mono" w:cs="Cascadia Mono"/>
+          <w:color w:val="000000"/>
+          <w:sz w:val="19"/>
+          <w:szCs w:val="19"/>
+        </w:rPr>
+        <w:t xml:space="preserve">    </w:t>
+      </w:r>
+      <w:r>
+        <w:rPr>
+          <w:rFonts w:ascii="Cascadia Mono" w:hAnsi="Cascadia Mono" w:cs="Cascadia Mono"/>
+          <w:color w:val="0000FF"/>
+          <w:sz w:val="19"/>
+          <w:szCs w:val="19"/>
+        </w:rPr>
+        <w:t>int</w:t>
+      </w:r>
+      <w:r>
+        <w:rPr>
+          <w:rFonts w:ascii="Cascadia Mono" w:hAnsi="Cascadia Mono" w:cs="Cascadia Mono"/>
+          <w:color w:val="000000"/>
+          <w:sz w:val="19"/>
+          <w:szCs w:val="19"/>
+        </w:rPr>
+        <w:t xml:space="preserve"> low = </w:t>
+      </w:r>
+      <w:proofErr w:type="gramStart"/>
+      <w:r>
+        <w:rPr>
+          <w:rFonts w:ascii="Cascadia Mono" w:hAnsi="Cascadia Mono" w:cs="Cascadia Mono"/>
+          <w:color w:val="808080"/>
+          <w:sz w:val="19"/>
+          <w:szCs w:val="19"/>
+        </w:rPr>
+        <w:t>matrix</w:t>
+      </w:r>
+      <w:r>
+        <w:rPr>
+          <w:rFonts w:ascii="Cascadia Mono" w:hAnsi="Cascadia Mono" w:cs="Cascadia Mono"/>
+          <w:color w:val="008080"/>
+          <w:sz w:val="19"/>
+          <w:szCs w:val="19"/>
+        </w:rPr>
+        <w:t>[</w:t>
+      </w:r>
+      <w:proofErr w:type="gramEnd"/>
+      <w:r>
+        <w:rPr>
+          <w:rFonts w:ascii="Cascadia Mono" w:hAnsi="Cascadia Mono" w:cs="Cascadia Mono"/>
+          <w:color w:val="000000"/>
+          <w:sz w:val="19"/>
+          <w:szCs w:val="19"/>
+        </w:rPr>
+        <w:t>0</w:t>
+      </w:r>
+      <w:r>
+        <w:rPr>
+          <w:rFonts w:ascii="Cascadia Mono" w:hAnsi="Cascadia Mono" w:cs="Cascadia Mono"/>
+          <w:color w:val="008080"/>
+          <w:sz w:val="19"/>
+          <w:szCs w:val="19"/>
+        </w:rPr>
+        <w:t>][</w:t>
+      </w:r>
+      <w:r>
+        <w:rPr>
+          <w:rFonts w:ascii="Cascadia Mono" w:hAnsi="Cascadia Mono" w:cs="Cascadia Mono"/>
+          <w:color w:val="000000"/>
+          <w:sz w:val="19"/>
+          <w:szCs w:val="19"/>
+        </w:rPr>
+        <w:t>0</w:t>
+      </w:r>
+      <w:proofErr w:type="gramStart"/>
+      <w:r>
+        <w:rPr>
+          <w:rFonts w:ascii="Cascadia Mono" w:hAnsi="Cascadia Mono" w:cs="Cascadia Mono"/>
+          <w:color w:val="008080"/>
+          <w:sz w:val="19"/>
+          <w:szCs w:val="19"/>
+        </w:rPr>
+        <w:t>]</w:t>
+      </w:r>
+      <w:r>
+        <w:rPr>
+          <w:rFonts w:ascii="Cascadia Mono" w:hAnsi="Cascadia Mono" w:cs="Cascadia Mono"/>
+          <w:color w:val="000000"/>
+          <w:sz w:val="19"/>
+          <w:szCs w:val="19"/>
+        </w:rPr>
+        <w:t>;</w:t>
+      </w:r>
+      <w:proofErr w:type="gramEnd"/>
+    </w:p>
+    <w:p>
+      <w:pPr>
+        <w:autoSpaceDE w:val="0"/>
+        <w:autoSpaceDN w:val="0"/>
+        <w:adjustRightInd w:val="0"/>
+        <w:spacing w:after="0" w:line="240" w:lineRule="auto"/>
+        <w:rPr>
+          <w:rFonts w:ascii="Cascadia Mono" w:hAnsi="Cascadia Mono" w:cs="Cascadia Mono"/>
+          <w:color w:val="000000"/>
+          <w:sz w:val="19"/>
+          <w:szCs w:val="19"/>
+        </w:rPr>
+      </w:pPr>
+      <w:r>
+        <w:rPr>
+          <w:rFonts w:ascii="Cascadia Mono" w:hAnsi="Cascadia Mono" w:cs="Cascadia Mono"/>
+          <w:color w:val="000000"/>
+          <w:sz w:val="19"/>
+          <w:szCs w:val="19"/>
+        </w:rPr>
+        <w:t xml:space="preserve">    </w:t>
+      </w:r>
+      <w:r>
+        <w:rPr>
+          <w:rFonts w:ascii="Cascadia Mono" w:hAnsi="Cascadia Mono" w:cs="Cascadia Mono"/>
+          <w:color w:val="0000FF"/>
+          <w:sz w:val="19"/>
+          <w:szCs w:val="19"/>
+        </w:rPr>
+        <w:t>int</w:t>
+      </w:r>
+      <w:r>
+        <w:rPr>
+          <w:rFonts w:ascii="Cascadia Mono" w:hAnsi="Cascadia Mono" w:cs="Cascadia Mono"/>
+          <w:color w:val="000000"/>
+          <w:sz w:val="19"/>
+          <w:szCs w:val="19"/>
+        </w:rPr>
+        <w:t xml:space="preserve"> high = </w:t>
+      </w:r>
+      <w:r>
+        <w:rPr>
+          <w:rFonts w:ascii="Cascadia Mono" w:hAnsi="Cascadia Mono" w:cs="Cascadia Mono"/>
+          <w:color w:val="808080"/>
+          <w:sz w:val="19"/>
+          <w:szCs w:val="19"/>
+        </w:rPr>
+        <w:t>matrix</w:t>
+      </w:r>
+      <w:r>
+        <w:rPr>
+          <w:rFonts w:ascii="Cascadia Mono" w:hAnsi="Cascadia Mono" w:cs="Cascadia Mono"/>
+          <w:color w:val="008080"/>
+          <w:sz w:val="19"/>
+          <w:szCs w:val="19"/>
+        </w:rPr>
+        <w:t>[</w:t>
+      </w:r>
+      <w:proofErr w:type="spellStart"/>
+      <w:proofErr w:type="gramStart"/>
+      <w:r>
+        <w:rPr>
+          <w:rFonts w:ascii="Cascadia Mono" w:hAnsi="Cascadia Mono" w:cs="Cascadia Mono"/>
+          <w:color w:val="808080"/>
+          <w:sz w:val="19"/>
+          <w:szCs w:val="19"/>
+        </w:rPr>
+        <w:t>matrix</w:t>
+      </w:r>
+      <w:r>
+        <w:rPr>
+          <w:rFonts w:ascii="Cascadia Mono" w:hAnsi="Cascadia Mono" w:cs="Cascadia Mono"/>
+          <w:color w:val="000000"/>
+          <w:sz w:val="19"/>
+          <w:szCs w:val="19"/>
+        </w:rPr>
+        <w:t>.size</w:t>
+      </w:r>
+      <w:proofErr w:type="spellEnd"/>
+      <w:proofErr w:type="gramEnd"/>
+      <w:r>
+        <w:rPr>
+          <w:rFonts w:ascii="Cascadia Mono" w:hAnsi="Cascadia Mono" w:cs="Cascadia Mono"/>
+          <w:color w:val="000000"/>
+          <w:sz w:val="19"/>
+          <w:szCs w:val="19"/>
+        </w:rPr>
+        <w:t xml:space="preserve">() - </w:t>
+      </w:r>
+      <w:proofErr w:type="gramStart"/>
+      <w:r>
+        <w:rPr>
+          <w:rFonts w:ascii="Cascadia Mono" w:hAnsi="Cascadia Mono" w:cs="Cascadia Mono"/>
+          <w:color w:val="000000"/>
+          <w:sz w:val="19"/>
+          <w:szCs w:val="19"/>
+        </w:rPr>
+        <w:t>1</w:t>
+      </w:r>
+      <w:r>
+        <w:rPr>
+          <w:rFonts w:ascii="Cascadia Mono" w:hAnsi="Cascadia Mono" w:cs="Cascadia Mono"/>
+          <w:color w:val="008080"/>
+          <w:sz w:val="19"/>
+          <w:szCs w:val="19"/>
+        </w:rPr>
+        <w:t>][</w:t>
+      </w:r>
+      <w:proofErr w:type="gramEnd"/>
+      <w:r>
+        <w:rPr>
+          <w:rFonts w:ascii="Cascadia Mono" w:hAnsi="Cascadia Mono" w:cs="Cascadia Mono"/>
+          <w:color w:val="808080"/>
+          <w:sz w:val="19"/>
+          <w:szCs w:val="19"/>
+        </w:rPr>
+        <w:t>matrix</w:t>
+      </w:r>
+      <w:r>
+        <w:rPr>
+          <w:rFonts w:ascii="Cascadia Mono" w:hAnsi="Cascadia Mono" w:cs="Cascadia Mono"/>
+          <w:color w:val="008080"/>
+          <w:sz w:val="19"/>
+          <w:szCs w:val="19"/>
+        </w:rPr>
+        <w:t>[</w:t>
+      </w:r>
+      <w:r>
+        <w:rPr>
+          <w:rFonts w:ascii="Cascadia Mono" w:hAnsi="Cascadia Mono" w:cs="Cascadia Mono"/>
+          <w:color w:val="000000"/>
+          <w:sz w:val="19"/>
+          <w:szCs w:val="19"/>
+        </w:rPr>
+        <w:t>0</w:t>
+      </w:r>
+      <w:proofErr w:type="gramStart"/>
+      <w:r>
+        <w:rPr>
+          <w:rFonts w:ascii="Cascadia Mono" w:hAnsi="Cascadia Mono" w:cs="Cascadia Mono"/>
+          <w:color w:val="008080"/>
+          <w:sz w:val="19"/>
+          <w:szCs w:val="19"/>
+        </w:rPr>
+        <w:t>]</w:t>
+      </w:r>
+      <w:r>
+        <w:rPr>
+          <w:rFonts w:ascii="Cascadia Mono" w:hAnsi="Cascadia Mono" w:cs="Cascadia Mono"/>
+          <w:color w:val="000000"/>
+          <w:sz w:val="19"/>
+          <w:szCs w:val="19"/>
+        </w:rPr>
+        <w:t>.size</w:t>
+      </w:r>
+      <w:proofErr w:type="gramEnd"/>
+      <w:r>
+        <w:rPr>
+          <w:rFonts w:ascii="Cascadia Mono" w:hAnsi="Cascadia Mono" w:cs="Cascadia Mono"/>
+          <w:color w:val="000000"/>
+          <w:sz w:val="19"/>
+          <w:szCs w:val="19"/>
+        </w:rPr>
+        <w:t>() - 1</w:t>
+      </w:r>
+      <w:proofErr w:type="gramStart"/>
+      <w:r>
+        <w:rPr>
+          <w:rFonts w:ascii="Cascadia Mono" w:hAnsi="Cascadia Mono" w:cs="Cascadia Mono"/>
+          <w:color w:val="008080"/>
+          <w:sz w:val="19"/>
+          <w:szCs w:val="19"/>
+        </w:rPr>
+        <w:t>]</w:t>
+      </w:r>
+      <w:r>
+        <w:rPr>
+          <w:rFonts w:ascii="Cascadia Mono" w:hAnsi="Cascadia Mono" w:cs="Cascadia Mono"/>
+          <w:color w:val="000000"/>
+          <w:sz w:val="19"/>
+          <w:szCs w:val="19"/>
+        </w:rPr>
+        <w:t>;</w:t>
+      </w:r>
+      <w:proofErr w:type="gramEnd"/>
+    </w:p>
+    <w:p>
+      <w:pPr>
+        <w:autoSpaceDE w:val="0"/>
+        <w:autoSpaceDN w:val="0"/>
+        <w:adjustRightInd w:val="0"/>
+        <w:spacing w:after="0" w:line="240" w:lineRule="auto"/>
+        <w:rPr>
+          <w:rFonts w:ascii="Cascadia Mono" w:hAnsi="Cascadia Mono" w:cs="Cascadia Mono"/>
+          <w:color w:val="000000"/>
+          <w:sz w:val="19"/>
+          <w:szCs w:val="19"/>
+        </w:rPr>
+      </w:pPr>
+      <w:r>
+        <w:rPr>
+          <w:rFonts w:ascii="Cascadia Mono" w:hAnsi="Cascadia Mono" w:cs="Cascadia Mono"/>
+          <w:color w:val="000000"/>
+          <w:sz w:val="19"/>
+          <w:szCs w:val="19"/>
+        </w:rPr>
+        <w:t xml:space="preserve">    </w:t>
+      </w:r>
+      <w:r>
+        <w:rPr>
+          <w:rFonts w:ascii="Cascadia Mono" w:hAnsi="Cascadia Mono" w:cs="Cascadia Mono"/>
+          <w:color w:val="0000FF"/>
+          <w:sz w:val="19"/>
+          <w:szCs w:val="19"/>
+        </w:rPr>
+        <w:t>int</w:t>
+      </w:r>
+      <w:r>
+        <w:rPr>
+          <w:rFonts w:ascii="Cascadia Mono" w:hAnsi="Cascadia Mono" w:cs="Cascadia Mono"/>
+          <w:color w:val="000000"/>
+          <w:sz w:val="19"/>
+          <w:szCs w:val="19"/>
+        </w:rPr>
+        <w:t xml:space="preserve"> result = </w:t>
+      </w:r>
+      <w:proofErr w:type="gramStart"/>
+      <w:r>
+        <w:rPr>
+          <w:rFonts w:ascii="Cascadia Mono" w:hAnsi="Cascadia Mono" w:cs="Cascadia Mono"/>
+          <w:color w:val="000000"/>
+          <w:sz w:val="19"/>
+          <w:szCs w:val="19"/>
+        </w:rPr>
+        <w:t>0;</w:t>
+      </w:r>
+      <w:proofErr w:type="gramEnd"/>
+    </w:p>
+    <w:p>
+      <w:pPr>
+        <w:autoSpaceDE w:val="0"/>
+        <w:autoSpaceDN w:val="0"/>
+        <w:adjustRightInd w:val="0"/>
+        <w:spacing w:after="0" w:line="240" w:lineRule="auto"/>
+        <w:rPr>
+          <w:rFonts w:ascii="Cascadia Mono" w:hAnsi="Cascadia Mono" w:cs="Cascadia Mono"/>
+          <w:color w:val="000000"/>
+          <w:sz w:val="19"/>
+          <w:szCs w:val="19"/>
+        </w:rPr>
+      </w:pPr>
+      <w:r>
+        <w:rPr>
+          <w:rFonts w:ascii="Cascadia Mono" w:hAnsi="Cascadia Mono" w:cs="Cascadia Mono"/>
+          <w:color w:val="000000"/>
+          <w:sz w:val="19"/>
+          <w:szCs w:val="19"/>
+        </w:rPr>
+        <w:t xml:space="preserve">    </w:t>
+      </w:r>
+      <w:r>
+        <w:rPr>
+          <w:rFonts w:ascii="Cascadia Mono" w:hAnsi="Cascadia Mono" w:cs="Cascadia Mono"/>
+          <w:color w:val="0000FF"/>
+          <w:sz w:val="19"/>
+          <w:szCs w:val="19"/>
+        </w:rPr>
+        <w:t>while</w:t>
+      </w:r>
+      <w:r>
+        <w:rPr>
+          <w:rFonts w:ascii="Cascadia Mono" w:hAnsi="Cascadia Mono" w:cs="Cascadia Mono"/>
+          <w:color w:val="000000"/>
+          <w:sz w:val="19"/>
+          <w:szCs w:val="19"/>
+        </w:rPr>
+        <w:t xml:space="preserve"> (low &lt;= high)</w:t>
+      </w:r>
+    </w:p>
+    <w:p>
+      <w:pPr>
+        <w:autoSpaceDE w:val="0"/>
+        <w:autoSpaceDN w:val="0"/>
+        <w:adjustRightInd w:val="0"/>
+        <w:spacing w:after="0" w:line="240" w:lineRule="auto"/>
+        <w:rPr>
+          <w:rFonts w:ascii="Cascadia Mono" w:hAnsi="Cascadia Mono" w:cs="Cascadia Mono"/>
+          <w:color w:val="000000"/>
+          <w:sz w:val="19"/>
+          <w:szCs w:val="19"/>
+        </w:rPr>
+      </w:pPr>
+      <w:r>
+        <w:rPr>
+          <w:rFonts w:ascii="Cascadia Mono" w:hAnsi="Cascadia Mono" w:cs="Cascadia Mono"/>
+          <w:color w:val="000000"/>
+          <w:sz w:val="19"/>
+          <w:szCs w:val="19"/>
+        </w:rPr>
+        <w:t xml:space="preserve">    {</w:t>
+      </w:r>
+    </w:p>
+    <w:p>
+      <w:pPr>
+        <w:autoSpaceDE w:val="0"/>
+        <w:autoSpaceDN w:val="0"/>
+        <w:adjustRightInd w:val="0"/>
+        <w:spacing w:after="0" w:line="240" w:lineRule="auto"/>
+        <w:rPr>
+          <w:rFonts w:ascii="Cascadia Mono" w:hAnsi="Cascadia Mono" w:cs="Cascadia Mono"/>
+          <w:color w:val="000000"/>
+          <w:sz w:val="19"/>
+          <w:szCs w:val="19"/>
+        </w:rPr>
+      </w:pPr>
+      <w:r>
+        <w:rPr>
+          <w:rFonts w:ascii="Cascadia Mono" w:hAnsi="Cascadia Mono" w:cs="Cascadia Mono"/>
+          <w:color w:val="000000"/>
+          <w:sz w:val="19"/>
+          <w:szCs w:val="19"/>
+        </w:rPr>
+        <w:t xml:space="preserve">        </w:t>
+      </w:r>
+      <w:r>
+        <w:rPr>
+          <w:rFonts w:ascii="Cascadia Mono" w:hAnsi="Cascadia Mono" w:cs="Cascadia Mono"/>
+          <w:color w:val="0000FF"/>
+          <w:sz w:val="19"/>
+          <w:szCs w:val="19"/>
+        </w:rPr>
+        <w:t>int</w:t>
+      </w:r>
+      <w:r>
+        <w:rPr>
+          <w:rFonts w:ascii="Cascadia Mono" w:hAnsi="Cascadia Mono" w:cs="Cascadia Mono"/>
+          <w:color w:val="000000"/>
+          <w:sz w:val="19"/>
+          <w:szCs w:val="19"/>
+        </w:rPr>
+        <w:t xml:space="preserve"> mid = low + (high - low) / </w:t>
+      </w:r>
+      <w:proofErr w:type="gramStart"/>
+      <w:r>
+        <w:rPr>
+          <w:rFonts w:ascii="Cascadia Mono" w:hAnsi="Cascadia Mono" w:cs="Cascadia Mono"/>
+          <w:color w:val="000000"/>
+          <w:sz w:val="19"/>
+          <w:szCs w:val="19"/>
+        </w:rPr>
+        <w:t>2;</w:t>
+      </w:r>
+      <w:proofErr w:type="gramEnd"/>
+    </w:p>
+    <w:p>
+      <w:pPr>
+        <w:autoSpaceDE w:val="0"/>
+        <w:autoSpaceDN w:val="0"/>
+        <w:adjustRightInd w:val="0"/>
+        <w:spacing w:after="0" w:line="240" w:lineRule="auto"/>
+        <w:rPr>
+          <w:rFonts w:ascii="Cascadia Mono" w:hAnsi="Cascadia Mono" w:cs="Cascadia Mono"/>
+          <w:color w:val="000000"/>
+          <w:sz w:val="19"/>
+          <w:szCs w:val="19"/>
+        </w:rPr>
+      </w:pPr>
+      <w:r>
+        <w:rPr>
+          <w:rFonts w:ascii="Cascadia Mono" w:hAnsi="Cascadia Mono" w:cs="Cascadia Mono"/>
+          <w:color w:val="000000"/>
+          <w:sz w:val="19"/>
+          <w:szCs w:val="19"/>
+        </w:rPr>
+        <w:t xml:space="preserve">        </w:t>
+      </w:r>
+      <w:r>
+        <w:rPr>
+          <w:rFonts w:ascii="Cascadia Mono" w:hAnsi="Cascadia Mono" w:cs="Cascadia Mono"/>
+          <w:color w:val="0000FF"/>
+          <w:sz w:val="19"/>
+          <w:szCs w:val="19"/>
+        </w:rPr>
+        <w:t>if</w:t>
+      </w:r>
+      <w:r>
+        <w:rPr>
+          <w:rFonts w:ascii="Cascadia Mono" w:hAnsi="Cascadia Mono" w:cs="Cascadia Mono"/>
+          <w:color w:val="000000"/>
+          <w:sz w:val="19"/>
+          <w:szCs w:val="19"/>
+        </w:rPr>
+        <w:t xml:space="preserve"> (</w:t>
+      </w:r>
+      <w:proofErr w:type="spellStart"/>
+      <w:proofErr w:type="gramStart"/>
+      <w:r>
+        <w:rPr>
+          <w:rFonts w:ascii="Cascadia Mono" w:hAnsi="Cascadia Mono" w:cs="Cascadia Mono"/>
+          <w:color w:val="000000"/>
+          <w:sz w:val="19"/>
+          <w:szCs w:val="19"/>
+        </w:rPr>
+        <w:t>countNoGreaterValue</w:t>
+      </w:r>
+      <w:proofErr w:type="spellEnd"/>
+      <w:r>
+        <w:rPr>
+          <w:rFonts w:ascii="Cascadia Mono" w:hAnsi="Cascadia Mono" w:cs="Cascadia Mono"/>
+          <w:color w:val="000000"/>
+          <w:sz w:val="19"/>
+          <w:szCs w:val="19"/>
+        </w:rPr>
+        <w:t>(</w:t>
+      </w:r>
+      <w:proofErr w:type="gramEnd"/>
+      <w:r>
+        <w:rPr>
+          <w:rFonts w:ascii="Cascadia Mono" w:hAnsi="Cascadia Mono" w:cs="Cascadia Mono"/>
+          <w:color w:val="808080"/>
+          <w:sz w:val="19"/>
+          <w:szCs w:val="19"/>
+        </w:rPr>
+        <w:t>matrix</w:t>
+      </w:r>
+      <w:r>
+        <w:rPr>
+          <w:rFonts w:ascii="Cascadia Mono" w:hAnsi="Cascadia Mono" w:cs="Cascadia Mono"/>
+          <w:color w:val="000000"/>
+          <w:sz w:val="19"/>
+          <w:szCs w:val="19"/>
+        </w:rPr>
+        <w:t xml:space="preserve">, mid, </w:t>
+      </w:r>
+      <w:r>
+        <w:rPr>
+          <w:rFonts w:ascii="Cascadia Mono" w:hAnsi="Cascadia Mono" w:cs="Cascadia Mono"/>
+          <w:color w:val="808080"/>
+          <w:sz w:val="19"/>
+          <w:szCs w:val="19"/>
+        </w:rPr>
+        <w:t>k</w:t>
+      </w:r>
+      <w:r>
+        <w:rPr>
+          <w:rFonts w:ascii="Cascadia Mono" w:hAnsi="Cascadia Mono" w:cs="Cascadia Mono"/>
+          <w:color w:val="000000"/>
+          <w:sz w:val="19"/>
+          <w:szCs w:val="19"/>
+        </w:rPr>
+        <w:t xml:space="preserve">) &lt; </w:t>
+      </w:r>
+      <w:r>
+        <w:rPr>
+          <w:rFonts w:ascii="Cascadia Mono" w:hAnsi="Cascadia Mono" w:cs="Cascadia Mono"/>
+          <w:color w:val="808080"/>
+          <w:sz w:val="19"/>
+          <w:szCs w:val="19"/>
+        </w:rPr>
+        <w:t>k</w:t>
+      </w:r>
+      <w:r>
+        <w:rPr>
+          <w:rFonts w:ascii="Cascadia Mono" w:hAnsi="Cascadia Mono" w:cs="Cascadia Mono"/>
+          <w:color w:val="000000"/>
+          <w:sz w:val="19"/>
+          <w:szCs w:val="19"/>
+        </w:rPr>
+        <w:t>)</w:t>
+      </w:r>
+    </w:p>
+    <w:p>
+      <w:pPr>
+        <w:autoSpaceDE w:val="0"/>
+        <w:autoSpaceDN w:val="0"/>
+        <w:adjustRightInd w:val="0"/>
+        <w:spacing w:after="0" w:line="240" w:lineRule="auto"/>
+        <w:rPr>
+          <w:rFonts w:ascii="Cascadia Mono" w:hAnsi="Cascadia Mono" w:cs="Cascadia Mono"/>
+          <w:color w:val="000000"/>
+          <w:sz w:val="19"/>
+          <w:szCs w:val="19"/>
+        </w:rPr>
+      </w:pPr>
+      <w:r>
+        <w:rPr>
+          <w:rFonts w:ascii="Cascadia Mono" w:hAnsi="Cascadia Mono" w:cs="Cascadia Mono"/>
+          <w:color w:val="000000"/>
+          <w:sz w:val="19"/>
+          <w:szCs w:val="19"/>
+        </w:rPr>
+        <w:t xml:space="preserve">        {</w:t>
+      </w:r>
+    </w:p>
+    <w:p>
+      <w:pPr>
+        <w:autoSpaceDE w:val="0"/>
+        <w:autoSpaceDN w:val="0"/>
+        <w:adjustRightInd w:val="0"/>
+        <w:spacing w:after="0" w:line="240" w:lineRule="auto"/>
+        <w:rPr>
+          <w:rFonts w:ascii="Cascadia Mono" w:hAnsi="Cascadia Mono" w:cs="Cascadia Mono"/>
+          <w:color w:val="000000"/>
+          <w:sz w:val="19"/>
+          <w:szCs w:val="19"/>
+        </w:rPr>
+      </w:pPr>
+      <w:r>
+        <w:rPr>
+          <w:rFonts w:ascii="Cascadia Mono" w:hAnsi="Cascadia Mono" w:cs="Cascadia Mono"/>
+          <w:color w:val="000000"/>
+          <w:sz w:val="19"/>
+          <w:szCs w:val="19"/>
+        </w:rPr>
+        <w:t xml:space="preserve">            low = mid + </w:t>
+      </w:r>
+      <w:proofErr w:type="gramStart"/>
+      <w:r>
+        <w:rPr>
+          <w:rFonts w:ascii="Cascadia Mono" w:hAnsi="Cascadia Mono" w:cs="Cascadia Mono"/>
+          <w:color w:val="000000"/>
+          <w:sz w:val="19"/>
+          <w:szCs w:val="19"/>
+        </w:rPr>
+        <w:t>1;</w:t>
+      </w:r>
+      <w:proofErr w:type="gramEnd"/>
+    </w:p>
+    <w:p>
+      <w:pPr>
+        <w:autoSpaceDE w:val="0"/>
+        <w:autoSpaceDN w:val="0"/>
+        <w:adjustRightInd w:val="0"/>
+        <w:spacing w:after="0" w:line="240" w:lineRule="auto"/>
+        <w:rPr>
+          <w:rFonts w:ascii="Cascadia Mono" w:hAnsi="Cascadia Mono" w:cs="Cascadia Mono"/>
+          <w:color w:val="000000"/>
+          <w:sz w:val="19"/>
+          <w:szCs w:val="19"/>
+        </w:rPr>
+      </w:pPr>
+      <w:r>
+        <w:rPr>
+          <w:rFonts w:ascii="Cascadia Mono" w:hAnsi="Cascadia Mono" w:cs="Cascadia Mono"/>
+          <w:color w:val="000000"/>
+          <w:sz w:val="19"/>
+          <w:szCs w:val="19"/>
+        </w:rPr>
+        <w:t xml:space="preserve">        }</w:t>
+      </w:r>
+    </w:p>
+    <w:p>
+      <w:pPr>
+        <w:autoSpaceDE w:val="0"/>
+        <w:autoSpaceDN w:val="0"/>
+        <w:adjustRightInd w:val="0"/>
+        <w:spacing w:after="0" w:line="240" w:lineRule="auto"/>
+        <w:rPr>
+          <w:rFonts w:ascii="Cascadia Mono" w:hAnsi="Cascadia Mono" w:cs="Cascadia Mono"/>
+          <w:color w:val="000000"/>
+          <w:sz w:val="19"/>
+          <w:szCs w:val="19"/>
+        </w:rPr>
+      </w:pPr>
+      <w:r>
+        <w:rPr>
+          <w:rFonts w:ascii="Cascadia Mono" w:hAnsi="Cascadia Mono" w:cs="Cascadia Mono"/>
+          <w:color w:val="000000"/>
+          <w:sz w:val="19"/>
+          <w:szCs w:val="19"/>
+        </w:rPr>
+        <w:t xml:space="preserve">        </w:t>
+      </w:r>
+      <w:r>
+        <w:rPr>
+          <w:rFonts w:ascii="Cascadia Mono" w:hAnsi="Cascadia Mono" w:cs="Cascadia Mono"/>
+          <w:color w:val="0000FF"/>
+          <w:sz w:val="19"/>
+          <w:szCs w:val="19"/>
+        </w:rPr>
+        <w:t>else</w:t>
+      </w:r>
+    </w:p>
+    <w:p>
+      <w:pPr>
+        <w:autoSpaceDE w:val="0"/>
+        <w:autoSpaceDN w:val="0"/>
+        <w:adjustRightInd w:val="0"/>
+        <w:spacing w:after="0" w:line="240" w:lineRule="auto"/>
+        <w:rPr>
+          <w:rFonts w:ascii="Cascadia Mono" w:hAnsi="Cascadia Mono" w:cs="Cascadia Mono"/>
+          <w:color w:val="000000"/>
+          <w:sz w:val="19"/>
+          <w:szCs w:val="19"/>
+        </w:rPr>
+      </w:pPr>
+      <w:r>
+        <w:rPr>
+          <w:rFonts w:ascii="Cascadia Mono" w:hAnsi="Cascadia Mono" w:cs="Cascadia Mono"/>
+          <w:color w:val="000000"/>
+          <w:sz w:val="19"/>
+          <w:szCs w:val="19"/>
+        </w:rPr>
+        <w:t xml:space="preserve">        {</w:t>
+      </w:r>
+    </w:p>
+    <w:p>
+      <w:pPr>
+        <w:autoSpaceDE w:val="0"/>
+        <w:autoSpaceDN w:val="0"/>
+        <w:adjustRightInd w:val="0"/>
+        <w:spacing w:after="0" w:line="240" w:lineRule="auto"/>
+        <w:rPr>
+          <w:rFonts w:ascii="Cascadia Mono" w:hAnsi="Cascadia Mono" w:cs="Cascadia Mono"/>
+          <w:color w:val="000000"/>
+          <w:sz w:val="19"/>
+          <w:szCs w:val="19"/>
+        </w:rPr>
+      </w:pPr>
+      <w:r>
+        <w:rPr>
+          <w:rFonts w:ascii="Cascadia Mono" w:hAnsi="Cascadia Mono" w:cs="Cascadia Mono"/>
+          <w:color w:val="000000"/>
+          <w:sz w:val="19"/>
+          <w:szCs w:val="19"/>
+        </w:rPr>
+        <w:t xml:space="preserve">            result = </w:t>
+      </w:r>
+      <w:proofErr w:type="gramStart"/>
+      <w:r>
+        <w:rPr>
+          <w:rFonts w:ascii="Cascadia Mono" w:hAnsi="Cascadia Mono" w:cs="Cascadia Mono"/>
+          <w:color w:val="000000"/>
+          <w:sz w:val="19"/>
+          <w:szCs w:val="19"/>
+        </w:rPr>
+        <w:t>mid;</w:t>
+      </w:r>
+      <w:proofErr w:type="gramEnd"/>
+    </w:p>
+    <w:p>
+      <w:pPr>
+        <w:autoSpaceDE w:val="0"/>
+        <w:autoSpaceDN w:val="0"/>
+        <w:adjustRightInd w:val="0"/>
+        <w:spacing w:after="0" w:line="240" w:lineRule="auto"/>
+        <w:rPr>
+          <w:rFonts w:ascii="Cascadia Mono" w:hAnsi="Cascadia Mono" w:cs="Cascadia Mono"/>
+          <w:color w:val="000000"/>
+          <w:sz w:val="19"/>
+          <w:szCs w:val="19"/>
+        </w:rPr>
+      </w:pPr>
+      <w:r>
+        <w:rPr>
+          <w:rFonts w:ascii="Cascadia Mono" w:hAnsi="Cascadia Mono" w:cs="Cascadia Mono"/>
+          <w:color w:val="000000"/>
+          <w:sz w:val="19"/>
+          <w:szCs w:val="19"/>
+        </w:rPr>
+        <w:t xml:space="preserve">            high = mid - </w:t>
+      </w:r>
+      <w:proofErr w:type="gramStart"/>
+      <w:r>
+        <w:rPr>
+          <w:rFonts w:ascii="Cascadia Mono" w:hAnsi="Cascadia Mono" w:cs="Cascadia Mono"/>
+          <w:color w:val="000000"/>
+          <w:sz w:val="19"/>
+          <w:szCs w:val="19"/>
+        </w:rPr>
+        <w:t>1;</w:t>
+      </w:r>
+      <w:proofErr w:type="gramEnd"/>
+    </w:p>
+    <w:p>
+      <w:pPr>
+        <w:autoSpaceDE w:val="0"/>
+        <w:autoSpaceDN w:val="0"/>
+        <w:adjustRightInd w:val="0"/>
+        <w:spacing w:after="0" w:line="240" w:lineRule="auto"/>
+        <w:rPr>
+          <w:rFonts w:ascii="Cascadia Mono" w:hAnsi="Cascadia Mono" w:cs="Cascadia Mono"/>
+          <w:color w:val="000000"/>
+          <w:sz w:val="19"/>
+          <w:szCs w:val="19"/>
+        </w:rPr>
+      </w:pPr>
+      <w:r>
+        <w:rPr>
+          <w:rFonts w:ascii="Cascadia Mono" w:hAnsi="Cascadia Mono" w:cs="Cascadia Mono"/>
+          <w:color w:val="000000"/>
+          <w:sz w:val="19"/>
+          <w:szCs w:val="19"/>
+        </w:rPr>
+        <w:t xml:space="preserve">        }</w:t>
+      </w:r>
+    </w:p>
+    <w:p>
+      <w:pPr>
+        <w:autoSpaceDE w:val="0"/>
+        <w:autoSpaceDN w:val="0"/>
+        <w:adjustRightInd w:val="0"/>
+        <w:spacing w:after="0" w:line="240" w:lineRule="auto"/>
+        <w:rPr>
+          <w:rFonts w:ascii="Cascadia Mono" w:hAnsi="Cascadia Mono" w:cs="Cascadia Mono"/>
+          <w:color w:val="000000"/>
+          <w:sz w:val="19"/>
+          <w:szCs w:val="19"/>
+        </w:rPr>
+      </w:pPr>
+      <w:r>
+        <w:rPr>
+          <w:rFonts w:ascii="Cascadia Mono" w:hAnsi="Cascadia Mono" w:cs="Cascadia Mono"/>
+          <w:color w:val="000000"/>
+          <w:sz w:val="19"/>
+          <w:szCs w:val="19"/>
+        </w:rPr>
+        <w:t xml:space="preserve">    }</w:t>
+      </w:r>
+    </w:p>
+    <w:p>
+      <w:pPr>
+        <w:autoSpaceDE w:val="0"/>
+        <w:autoSpaceDN w:val="0"/>
+        <w:adjustRightInd w:val="0"/>
+        <w:spacing w:after="0" w:line="240" w:lineRule="auto"/>
+        <w:rPr>
+          <w:rFonts w:ascii="Cascadia Mono" w:hAnsi="Cascadia Mono" w:cs="Cascadia Mono"/>
+          <w:color w:val="000000"/>
+          <w:sz w:val="19"/>
+          <w:szCs w:val="19"/>
+        </w:rPr>
+      </w:pPr>
+      <w:r>
+        <w:rPr>
+          <w:rFonts w:ascii="Cascadia Mono" w:hAnsi="Cascadia Mono" w:cs="Cascadia Mono"/>
+          <w:color w:val="000000"/>
+          <w:sz w:val="19"/>
+          <w:szCs w:val="19"/>
+        </w:rPr>
+        <w:t xml:space="preserve">    </w:t>
+      </w:r>
+      <w:r>
+        <w:rPr>
+          <w:rFonts w:ascii="Cascadia Mono" w:hAnsi="Cascadia Mono" w:cs="Cascadia Mono"/>
+          <w:color w:val="0000FF"/>
+          <w:sz w:val="19"/>
+          <w:szCs w:val="19"/>
+        </w:rPr>
+        <w:t>return</w:t>
+      </w:r>
+      <w:r>
+        <w:rPr>
+          <w:rFonts w:ascii="Cascadia Mono" w:hAnsi="Cascadia Mono" w:cs="Cascadia Mono"/>
+          <w:color w:val="000000"/>
+          <w:sz w:val="19"/>
+          <w:szCs w:val="19"/>
+        </w:rPr>
+        <w:t xml:space="preserve"> </w:t>
+      </w:r>
+      <w:proofErr w:type="gramStart"/>
+      <w:r>
+        <w:rPr>
+          <w:rFonts w:ascii="Cascadia Mono" w:hAnsi="Cascadia Mono" w:cs="Cascadia Mono"/>
+          <w:color w:val="000000"/>
+          <w:sz w:val="19"/>
+          <w:szCs w:val="19"/>
+        </w:rPr>
+        <w:t>low;</w:t>
+      </w:r>
+      <w:proofErr w:type="gramEnd"/>
+    </w:p>
+    <w:p>
+      <w:pPr>
+        <w:autoSpaceDE w:val="0"/>
+        <w:autoSpaceDN w:val="0"/>
+        <w:adjustRightInd w:val="0"/>
+        <w:spacing w:after="0" w:line="240" w:lineRule="auto"/>
+        <w:rPr>
+          <w:rFonts w:ascii="Cascadia Mono" w:hAnsi="Cascadia Mono" w:cs="Cascadia Mono"/>
+          <w:color w:val="000000"/>
+          <w:sz w:val="19"/>
+          <w:szCs w:val="19"/>
+        </w:rPr>
+      </w:pPr>
+      <w:r>
+        <w:rPr>
+          <w:rFonts w:ascii="Cascadia Mono" w:hAnsi="Cascadia Mono" w:cs="Cascadia Mono"/>
+          <w:color w:val="000000"/>
+          <w:sz w:val="19"/>
+          <w:szCs w:val="19"/>
+        </w:rPr>
+        <w:t>}</w:t>
+      </w:r>
+    </w:p>
+    <w:p/>
+    <w:p/>
+    <w:p>
+      <w:pPr>
+        <w:pStyle w:val="Heading2"/>
+      </w:pPr>
+      <w:r>
+        <w:t>4. Median of Two Sorted Arrays</w:t>
+      </w:r>
+    </w:p>
+    <w:p>
+      <w:pPr>
+        <w:shd w:val="clear" w:color="auto" w:fill="FFFFFF"/>
+        <w:spacing w:after="0" w:line="300" w:lineRule="atLeast"/>
+        <w:rPr>
+          <w:rFonts w:ascii="Segoe UI" w:eastAsia="Times New Roman" w:hAnsi="Segoe UI" w:cs="Segoe UI"/>
+          <w:color w:val="E91E63"/>
+          <w:sz w:val="20"/>
+          <w:szCs w:val="20"/>
+        </w:rPr>
+      </w:pPr>
+      <w:r>
+        <w:rPr>
+          <w:rFonts w:ascii="Segoe UI" w:eastAsia="Times New Roman" w:hAnsi="Segoe UI" w:cs="Segoe UI"/>
+          <w:color w:val="E91E63"/>
+          <w:sz w:val="20"/>
+          <w:szCs w:val="20"/>
+        </w:rPr>
+        <w:t>Hard</w:t>
+      </w:r>
+    </w:p>
+    <w:p>
+      <w:pPr>
+        <w:shd w:val="clear" w:color="auto" w:fill="FFFFFF"/>
+        <w:spacing w:after="240" w:line="240" w:lineRule="auto"/>
+        <w:rPr>
+          <w:rFonts w:ascii="Segoe UI" w:eastAsia="Times New Roman" w:hAnsi="Segoe UI" w:cs="Segoe UI"/>
+          <w:color w:val="263238"/>
+          <w:sz w:val="21"/>
+          <w:szCs w:val="21"/>
+        </w:rPr>
+      </w:pPr>
+      <w:r>
+        <w:rPr>
+          <w:rFonts w:ascii="Segoe UI" w:eastAsia="Times New Roman" w:hAnsi="Segoe UI" w:cs="Segoe UI"/>
+          <w:color w:val="263238"/>
+          <w:sz w:val="21"/>
+          <w:szCs w:val="21"/>
+        </w:rPr>
+        <w:t>There are two sorted arrays </w:t>
+      </w:r>
+      <w:r>
+        <w:rPr>
+          <w:rFonts w:ascii="Segoe UI" w:eastAsia="Times New Roman" w:hAnsi="Segoe UI" w:cs="Segoe UI"/>
+          <w:b/>
+          <w:bCs/>
+          <w:color w:val="263238"/>
+          <w:sz w:val="21"/>
+          <w:szCs w:val="21"/>
+        </w:rPr>
+        <w:t>nums1</w:t>
+      </w:r>
+      <w:r>
+        <w:rPr>
+          <w:rFonts w:ascii="Segoe UI" w:eastAsia="Times New Roman" w:hAnsi="Segoe UI" w:cs="Segoe UI"/>
+          <w:color w:val="263238"/>
+          <w:sz w:val="21"/>
+          <w:szCs w:val="21"/>
+        </w:rPr>
+        <w:t> and </w:t>
+      </w:r>
+      <w:r>
+        <w:rPr>
+          <w:rFonts w:ascii="Segoe UI" w:eastAsia="Times New Roman" w:hAnsi="Segoe UI" w:cs="Segoe UI"/>
+          <w:b/>
+          <w:bCs/>
+          <w:color w:val="263238"/>
+          <w:sz w:val="21"/>
+          <w:szCs w:val="21"/>
+        </w:rPr>
+        <w:t>nums2</w:t>
+      </w:r>
+      <w:r>
+        <w:rPr>
+          <w:rFonts w:ascii="Segoe UI" w:eastAsia="Times New Roman" w:hAnsi="Segoe UI" w:cs="Segoe UI"/>
+          <w:color w:val="263238"/>
+          <w:sz w:val="21"/>
+          <w:szCs w:val="21"/>
+        </w:rPr>
+        <w:t> of size m and n respectively.</w:t>
+      </w:r>
+    </w:p>
+    <w:p>
+      <w:pPr>
+        <w:shd w:val="clear" w:color="auto" w:fill="FFFFFF"/>
+        <w:spacing w:after="240" w:line="240" w:lineRule="auto"/>
+        <w:rPr>
+          <w:rFonts w:ascii="Segoe UI" w:eastAsia="Times New Roman" w:hAnsi="Segoe UI" w:cs="Segoe UI"/>
+          <w:color w:val="263238"/>
+          <w:sz w:val="21"/>
+          <w:szCs w:val="21"/>
+        </w:rPr>
+      </w:pPr>
+      <w:r>
+        <w:rPr>
+          <w:rFonts w:ascii="Segoe UI" w:eastAsia="Times New Roman" w:hAnsi="Segoe UI" w:cs="Segoe UI"/>
+          <w:color w:val="263238"/>
+          <w:sz w:val="21"/>
+          <w:szCs w:val="21"/>
+        </w:rPr>
+        <w:t>Find the median of the two sorted arrays. The overall run time complexity should be O(log (m+n)).</w:t>
+      </w:r>
+    </w:p>
+    <w:p>
+      <w:pPr>
+        <w:shd w:val="clear" w:color="auto" w:fill="FFFFFF"/>
+        <w:spacing w:after="240" w:line="240" w:lineRule="auto"/>
+        <w:rPr>
+          <w:rFonts w:ascii="Segoe UI" w:eastAsia="Times New Roman" w:hAnsi="Segoe UI" w:cs="Segoe UI"/>
+          <w:color w:val="263238"/>
+          <w:sz w:val="21"/>
+          <w:szCs w:val="21"/>
+        </w:rPr>
+      </w:pPr>
+      <w:r>
+        <w:rPr>
+          <w:rFonts w:ascii="Segoe UI" w:eastAsia="Times New Roman" w:hAnsi="Segoe UI" w:cs="Segoe UI"/>
+          <w:color w:val="263238"/>
+          <w:sz w:val="21"/>
+          <w:szCs w:val="21"/>
+        </w:rPr>
+        <w:t>You may assume </w:t>
+      </w:r>
+      <w:r>
+        <w:rPr>
+          <w:rFonts w:ascii="Segoe UI" w:eastAsia="Times New Roman" w:hAnsi="Segoe UI" w:cs="Segoe UI"/>
+          <w:b/>
+          <w:bCs/>
+          <w:color w:val="263238"/>
+          <w:sz w:val="21"/>
+          <w:szCs w:val="21"/>
+        </w:rPr>
+        <w:t>nums1</w:t>
+      </w:r>
+      <w:r>
+        <w:rPr>
+          <w:rFonts w:ascii="Segoe UI" w:eastAsia="Times New Roman" w:hAnsi="Segoe UI" w:cs="Segoe UI"/>
+          <w:color w:val="263238"/>
+          <w:sz w:val="21"/>
+          <w:szCs w:val="21"/>
+        </w:rPr>
+        <w:t> and </w:t>
+      </w:r>
+      <w:r>
+        <w:rPr>
+          <w:rFonts w:ascii="Segoe UI" w:eastAsia="Times New Roman" w:hAnsi="Segoe UI" w:cs="Segoe UI"/>
+          <w:b/>
+          <w:bCs/>
+          <w:color w:val="263238"/>
+          <w:sz w:val="21"/>
+          <w:szCs w:val="21"/>
+        </w:rPr>
+        <w:t>nums2</w:t>
+      </w:r>
+      <w:r>
+        <w:rPr>
+          <w:rFonts w:ascii="Segoe UI" w:eastAsia="Times New Roman" w:hAnsi="Segoe UI" w:cs="Segoe UI"/>
+          <w:color w:val="263238"/>
+          <w:sz w:val="21"/>
+          <w:szCs w:val="21"/>
+        </w:rPr>
+        <w:t> cannot be both empty.</w:t>
+      </w:r>
+    </w:p>
+    <w:p>
+      <w:pPr>
+        <w:shd w:val="clear" w:color="auto" w:fill="FFFFFF"/>
+        <w:spacing w:after="240" w:line="240" w:lineRule="auto"/>
+        <w:rPr>
+          <w:rFonts w:ascii="Segoe UI" w:eastAsia="Times New Roman" w:hAnsi="Segoe UI" w:cs="Segoe UI"/>
+          <w:color w:val="263238"/>
+          <w:sz w:val="21"/>
+          <w:szCs w:val="21"/>
+        </w:rPr>
+      </w:pPr>
+      <w:r>
+        <w:rPr>
+          <w:rFonts w:ascii="Segoe UI" w:eastAsia="Times New Roman" w:hAnsi="Segoe UI" w:cs="Segoe UI"/>
+          <w:b/>
+          <w:bCs/>
+          <w:color w:val="263238"/>
+          <w:sz w:val="21"/>
+          <w:szCs w:val="21"/>
+        </w:rPr>
+        <w:t>Example 1:</w:t>
+      </w:r>
+    </w:p>
+    <w:p>
+      <w:pPr>
+        <w:shd w:val="clear" w:color="auto" w:fill="F7F9FA"/>
+        <w:tabs>
+          <w:tab w:val="left" w:pos="916"/>
+          <w:tab w:val="left" w:pos="1832"/>
+          <w:tab w:val="left" w:pos="2748"/>
+          <w:tab w:val="left" w:pos="3664"/>
+          <w:tab w:val="left" w:pos="4580"/>
+          <w:tab w:val="left" w:pos="5496"/>
+          <w:tab w:val="left" w:pos="6412"/>
+          <w:tab w:val="left" w:pos="7328"/>
+          <w:tab w:val="left" w:pos="8244"/>
+          <w:tab w:val="left" w:pos="9160"/>
+          <w:tab w:val="left" w:pos="10076"/>
+          <w:tab w:val="left" w:pos="10992"/>
+          <w:tab w:val="left" w:pos="11908"/>
+          <w:tab w:val="left" w:pos="12824"/>
+          <w:tab w:val="left" w:pos="13740"/>
+          <w:tab w:val="left" w:pos="14656"/>
+        </w:tabs>
+        <w:spacing w:after="240" w:line="240" w:lineRule="auto"/>
+        <w:rPr>
+          <w:rFonts w:ascii="Consolas" w:eastAsia="Times New Roman" w:hAnsi="Consolas" w:cs="Courier New"/>
+          <w:color w:val="263238"/>
+          <w:sz w:val="20"/>
+          <w:szCs w:val="20"/>
+        </w:rPr>
+      </w:pPr>
+      <w:r>
+        <w:rPr>
+          <w:rFonts w:ascii="Consolas" w:eastAsia="Times New Roman" w:hAnsi="Consolas" w:cs="Courier New"/>
+          <w:color w:val="263238"/>
+          <w:sz w:val="20"/>
+          <w:szCs w:val="20"/>
+        </w:rPr>
+        <w:t>nums1 = [1, 3]</w:t>
+      </w:r>
+    </w:p>
+    <w:p>
+      <w:pPr>
+        <w:shd w:val="clear" w:color="auto" w:fill="F7F9FA"/>
+        <w:tabs>
+          <w:tab w:val="left" w:pos="916"/>
+          <w:tab w:val="left" w:pos="1832"/>
+          <w:tab w:val="left" w:pos="2748"/>
+          <w:tab w:val="left" w:pos="3664"/>
+          <w:tab w:val="left" w:pos="4580"/>
+          <w:tab w:val="left" w:pos="5496"/>
+          <w:tab w:val="left" w:pos="6412"/>
+          <w:tab w:val="left" w:pos="7328"/>
+          <w:tab w:val="left" w:pos="8244"/>
+          <w:tab w:val="left" w:pos="9160"/>
+          <w:tab w:val="left" w:pos="10076"/>
+          <w:tab w:val="left" w:pos="10992"/>
+          <w:tab w:val="left" w:pos="11908"/>
+          <w:tab w:val="left" w:pos="12824"/>
+          <w:tab w:val="left" w:pos="13740"/>
+          <w:tab w:val="left" w:pos="14656"/>
+        </w:tabs>
+        <w:spacing w:after="240" w:line="240" w:lineRule="auto"/>
+        <w:rPr>
+          <w:rFonts w:ascii="Consolas" w:eastAsia="Times New Roman" w:hAnsi="Consolas" w:cs="Courier New"/>
+          <w:color w:val="263238"/>
+          <w:sz w:val="20"/>
+          <w:szCs w:val="20"/>
+        </w:rPr>
+      </w:pPr>
+      <w:r>
+        <w:rPr>
+          <w:rFonts w:ascii="Consolas" w:eastAsia="Times New Roman" w:hAnsi="Consolas" w:cs="Courier New"/>
+          <w:color w:val="263238"/>
+          <w:sz w:val="20"/>
+          <w:szCs w:val="20"/>
+        </w:rPr>
+        <w:t>nums2 = [2]</w:t>
+      </w:r>
+    </w:p>
+    <w:p>
+      <w:pPr>
+        <w:shd w:val="clear" w:color="auto" w:fill="F7F9FA"/>
+        <w:tabs>
+          <w:tab w:val="left" w:pos="916"/>
+          <w:tab w:val="left" w:pos="1832"/>
+          <w:tab w:val="left" w:pos="2748"/>
+          <w:tab w:val="left" w:pos="3664"/>
+          <w:tab w:val="left" w:pos="4580"/>
+          <w:tab w:val="left" w:pos="5496"/>
+          <w:tab w:val="left" w:pos="6412"/>
+          <w:tab w:val="left" w:pos="7328"/>
+          <w:tab w:val="left" w:pos="8244"/>
+          <w:tab w:val="left" w:pos="9160"/>
+          <w:tab w:val="left" w:pos="10076"/>
+          <w:tab w:val="left" w:pos="10992"/>
+          <w:tab w:val="left" w:pos="11908"/>
+          <w:tab w:val="left" w:pos="12824"/>
+          <w:tab w:val="left" w:pos="13740"/>
+          <w:tab w:val="left" w:pos="14656"/>
+        </w:tabs>
+        <w:spacing w:after="240" w:line="240" w:lineRule="auto"/>
+        <w:rPr>
+          <w:rFonts w:ascii="Consolas" w:eastAsia="Times New Roman" w:hAnsi="Consolas" w:cs="Courier New"/>
+          <w:color w:val="263238"/>
+          <w:sz w:val="20"/>
+          <w:szCs w:val="20"/>
+        </w:rPr>
+      </w:pPr>
+      <w:r>
+        <w:rPr>
+          <w:rFonts w:ascii="Consolas" w:eastAsia="Times New Roman" w:hAnsi="Consolas" w:cs="Courier New"/>
+          <w:color w:val="263238"/>
+          <w:sz w:val="20"/>
+          <w:szCs w:val="20"/>
+        </w:rPr>
+        <w:lastRenderedPageBreak/>
+        <w:t>The median is 2.0</w:t>
+      </w:r>
+    </w:p>
+    <w:p>
+      <w:pPr>
+        <w:shd w:val="clear" w:color="auto" w:fill="FFFFFF"/>
+        <w:spacing w:after="240" w:line="240" w:lineRule="auto"/>
+        <w:rPr>
+          <w:rFonts w:ascii="Segoe UI" w:eastAsia="Times New Roman" w:hAnsi="Segoe UI" w:cs="Segoe UI"/>
+          <w:color w:val="263238"/>
+          <w:sz w:val="21"/>
+          <w:szCs w:val="21"/>
+        </w:rPr>
+      </w:pPr>
+      <w:r>
+        <w:rPr>
+          <w:rFonts w:ascii="Segoe UI" w:eastAsia="Times New Roman" w:hAnsi="Segoe UI" w:cs="Segoe UI"/>
+          <w:b/>
+          <w:bCs/>
+          <w:color w:val="263238"/>
+          <w:sz w:val="21"/>
+          <w:szCs w:val="21"/>
+        </w:rPr>
+        <w:t>Example 2:</w:t>
+      </w:r>
+    </w:p>
+    <w:p>
+      <w:pPr>
+        <w:shd w:val="clear" w:color="auto" w:fill="F7F9FA"/>
+        <w:tabs>
+          <w:tab w:val="left" w:pos="916"/>
+          <w:tab w:val="left" w:pos="1832"/>
+          <w:tab w:val="left" w:pos="2748"/>
+          <w:tab w:val="left" w:pos="3664"/>
+          <w:tab w:val="left" w:pos="4580"/>
+          <w:tab w:val="left" w:pos="5496"/>
+          <w:tab w:val="left" w:pos="6412"/>
+          <w:tab w:val="left" w:pos="7328"/>
+          <w:tab w:val="left" w:pos="8244"/>
+          <w:tab w:val="left" w:pos="9160"/>
+          <w:tab w:val="left" w:pos="10076"/>
+          <w:tab w:val="left" w:pos="10992"/>
+          <w:tab w:val="left" w:pos="11908"/>
+          <w:tab w:val="left" w:pos="12824"/>
+          <w:tab w:val="left" w:pos="13740"/>
+          <w:tab w:val="left" w:pos="14656"/>
+        </w:tabs>
+        <w:spacing w:after="240" w:line="240" w:lineRule="auto"/>
+        <w:rPr>
+          <w:rFonts w:ascii="Consolas" w:eastAsia="Times New Roman" w:hAnsi="Consolas" w:cs="Courier New"/>
+          <w:color w:val="263238"/>
+          <w:sz w:val="20"/>
+          <w:szCs w:val="20"/>
+        </w:rPr>
+      </w:pPr>
+      <w:r>
+        <w:rPr>
+          <w:rFonts w:ascii="Consolas" w:eastAsia="Times New Roman" w:hAnsi="Consolas" w:cs="Courier New"/>
+          <w:color w:val="263238"/>
+          <w:sz w:val="20"/>
+          <w:szCs w:val="20"/>
+        </w:rPr>
+        <w:t>nums1 = [1, 2]</w:t>
+      </w:r>
+    </w:p>
+    <w:p>
+      <w:pPr>
+        <w:shd w:val="clear" w:color="auto" w:fill="F7F9FA"/>
+        <w:tabs>
+          <w:tab w:val="left" w:pos="916"/>
+          <w:tab w:val="left" w:pos="1832"/>
+          <w:tab w:val="left" w:pos="2748"/>
+          <w:tab w:val="left" w:pos="3664"/>
+          <w:tab w:val="left" w:pos="4580"/>
+          <w:tab w:val="left" w:pos="5496"/>
+          <w:tab w:val="left" w:pos="6412"/>
+          <w:tab w:val="left" w:pos="7328"/>
+          <w:tab w:val="left" w:pos="8244"/>
+          <w:tab w:val="left" w:pos="9160"/>
+          <w:tab w:val="left" w:pos="10076"/>
+          <w:tab w:val="left" w:pos="10992"/>
+          <w:tab w:val="left" w:pos="11908"/>
+          <w:tab w:val="left" w:pos="12824"/>
+          <w:tab w:val="left" w:pos="13740"/>
+          <w:tab w:val="left" w:pos="14656"/>
+        </w:tabs>
+        <w:spacing w:after="240" w:line="240" w:lineRule="auto"/>
+        <w:rPr>
+          <w:rFonts w:ascii="Consolas" w:eastAsia="Times New Roman" w:hAnsi="Consolas" w:cs="Courier New"/>
+          <w:color w:val="263238"/>
+          <w:sz w:val="20"/>
+          <w:szCs w:val="20"/>
+        </w:rPr>
+      </w:pPr>
+      <w:r>
+        <w:rPr>
+          <w:rFonts w:ascii="Consolas" w:eastAsia="Times New Roman" w:hAnsi="Consolas" w:cs="Courier New"/>
+          <w:color w:val="263238"/>
+          <w:sz w:val="20"/>
+          <w:szCs w:val="20"/>
+        </w:rPr>
         <w:t>nums2 = [3, 4]</w:t>
       </w:r>
     </w:p>
@@ -37988,736 +41205,736 @@
           <w:sz w:val="19"/>
           <w:szCs w:val="19"/>
         </w:rPr>
+        <w:t xml:space="preserve">        </w:t>
+      </w:r>
+      <w:r>
+        <w:rPr>
+          <w:rFonts w:ascii="Consolas" w:hAnsi="Consolas" w:cs="Consolas"/>
+          <w:color w:val="0000FF"/>
+          <w:sz w:val="19"/>
+          <w:szCs w:val="19"/>
+        </w:rPr>
+        <w:t>if</w:t>
+      </w:r>
+      <w:r>
+        <w:rPr>
+          <w:rFonts w:ascii="Consolas" w:hAnsi="Consolas" w:cs="Consolas"/>
+          <w:color w:val="000000"/>
+          <w:sz w:val="19"/>
+          <w:szCs w:val="19"/>
+        </w:rPr>
+        <w:t xml:space="preserve"> (</w:t>
+      </w:r>
+      <w:r>
+        <w:rPr>
+          <w:rFonts w:ascii="Consolas" w:hAnsi="Consolas" w:cs="Consolas"/>
+          <w:color w:val="808080"/>
+          <w:sz w:val="19"/>
+          <w:szCs w:val="19"/>
+        </w:rPr>
+        <w:t>nums1</w:t>
+      </w:r>
+      <w:r>
+        <w:rPr>
+          <w:rFonts w:ascii="Consolas" w:hAnsi="Consolas" w:cs="Consolas"/>
+          <w:color w:val="008080"/>
+          <w:sz w:val="19"/>
+          <w:szCs w:val="19"/>
+        </w:rPr>
+        <w:t>[</w:t>
+      </w:r>
+      <w:r>
+        <w:rPr>
+          <w:rFonts w:ascii="Consolas" w:hAnsi="Consolas" w:cs="Consolas"/>
+          <w:color w:val="808080"/>
+          <w:sz w:val="19"/>
+          <w:szCs w:val="19"/>
+        </w:rPr>
+        <w:t>s1</w:t>
+      </w:r>
+      <w:r>
+        <w:rPr>
+          <w:rFonts w:ascii="Consolas" w:hAnsi="Consolas" w:cs="Consolas"/>
+          <w:color w:val="000000"/>
+          <w:sz w:val="19"/>
+          <w:szCs w:val="19"/>
+        </w:rPr>
+        <w:t xml:space="preserve"> - n_k</w:t>
+      </w:r>
+      <w:r>
+        <w:rPr>
+          <w:rFonts w:ascii="Consolas" w:hAnsi="Consolas" w:cs="Consolas"/>
+          <w:color w:val="008080"/>
+          <w:sz w:val="19"/>
+          <w:szCs w:val="19"/>
+        </w:rPr>
+        <w:t>]</w:t>
+      </w:r>
+      <w:r>
+        <w:rPr>
+          <w:rFonts w:ascii="Consolas" w:hAnsi="Consolas" w:cs="Consolas"/>
+          <w:color w:val="000000"/>
+          <w:sz w:val="19"/>
+          <w:szCs w:val="19"/>
+        </w:rPr>
+        <w:t xml:space="preserve"> &lt; </w:t>
+      </w:r>
+      <w:r>
+        <w:rPr>
+          <w:rFonts w:ascii="Consolas" w:hAnsi="Consolas" w:cs="Consolas"/>
+          <w:color w:val="808080"/>
+          <w:sz w:val="19"/>
+          <w:szCs w:val="19"/>
+        </w:rPr>
+        <w:t>nums2</w:t>
+      </w:r>
+      <w:r>
+        <w:rPr>
+          <w:rFonts w:ascii="Consolas" w:hAnsi="Consolas" w:cs="Consolas"/>
+          <w:color w:val="008080"/>
+          <w:sz w:val="19"/>
+          <w:szCs w:val="19"/>
+        </w:rPr>
+        <w:t>[</w:t>
+      </w:r>
+      <w:r>
+        <w:rPr>
+          <w:rFonts w:ascii="Consolas" w:hAnsi="Consolas" w:cs="Consolas"/>
+          <w:color w:val="808080"/>
+          <w:sz w:val="19"/>
+          <w:szCs w:val="19"/>
+        </w:rPr>
+        <w:t>s2</w:t>
+      </w:r>
+      <w:r>
+        <w:rPr>
+          <w:rFonts w:ascii="Consolas" w:hAnsi="Consolas" w:cs="Consolas"/>
+          <w:color w:val="000000"/>
+          <w:sz w:val="19"/>
+          <w:szCs w:val="19"/>
+        </w:rPr>
+        <w:t xml:space="preserve"> - n_k</w:t>
+      </w:r>
+      <w:r>
+        <w:rPr>
+          <w:rFonts w:ascii="Consolas" w:hAnsi="Consolas" w:cs="Consolas"/>
+          <w:color w:val="008080"/>
+          <w:sz w:val="19"/>
+          <w:szCs w:val="19"/>
+        </w:rPr>
+        <w:t>]</w:t>
+      </w:r>
+      <w:r>
+        <w:rPr>
+          <w:rFonts w:ascii="Consolas" w:hAnsi="Consolas" w:cs="Consolas"/>
+          <w:color w:val="000000"/>
+          <w:sz w:val="19"/>
+          <w:szCs w:val="19"/>
+        </w:rPr>
+        <w:t>)</w:t>
+      </w:r>
+    </w:p>
+    <w:p>
+      <w:pPr>
+        <w:autoSpaceDE w:val="0"/>
+        <w:autoSpaceDN w:val="0"/>
+        <w:adjustRightInd w:val="0"/>
+        <w:spacing w:after="0" w:line="240" w:lineRule="auto"/>
+        <w:rPr>
+          <w:rFonts w:ascii="Consolas" w:hAnsi="Consolas" w:cs="Consolas"/>
+          <w:color w:val="000000"/>
+          <w:sz w:val="19"/>
+          <w:szCs w:val="19"/>
+        </w:rPr>
+      </w:pPr>
+      <w:r>
+        <w:rPr>
+          <w:rFonts w:ascii="Consolas" w:hAnsi="Consolas" w:cs="Consolas"/>
+          <w:color w:val="000000"/>
+          <w:sz w:val="19"/>
+          <w:szCs w:val="19"/>
+        </w:rPr>
+        <w:t xml:space="preserve">        {</w:t>
+      </w:r>
+    </w:p>
+    <w:p>
+      <w:pPr>
+        <w:autoSpaceDE w:val="0"/>
+        <w:autoSpaceDN w:val="0"/>
+        <w:adjustRightInd w:val="0"/>
+        <w:spacing w:after="0" w:line="240" w:lineRule="auto"/>
+        <w:rPr>
+          <w:rFonts w:ascii="Consolas" w:hAnsi="Consolas" w:cs="Consolas"/>
+          <w:color w:val="000000"/>
+          <w:sz w:val="19"/>
+          <w:szCs w:val="19"/>
+        </w:rPr>
+      </w:pPr>
+      <w:r>
+        <w:rPr>
+          <w:rFonts w:ascii="Consolas" w:hAnsi="Consolas" w:cs="Consolas"/>
+          <w:color w:val="000000"/>
+          <w:sz w:val="19"/>
+          <w:szCs w:val="19"/>
+        </w:rPr>
+        <w:t xml:space="preserve">            </w:t>
+      </w:r>
+      <w:r>
+        <w:rPr>
+          <w:rFonts w:ascii="Consolas" w:hAnsi="Consolas" w:cs="Consolas"/>
+          <w:color w:val="0000FF"/>
+          <w:sz w:val="19"/>
+          <w:szCs w:val="19"/>
+        </w:rPr>
+        <w:t>return</w:t>
+      </w:r>
+      <w:r>
+        <w:rPr>
+          <w:rFonts w:ascii="Consolas" w:hAnsi="Consolas" w:cs="Consolas"/>
+          <w:color w:val="000000"/>
+          <w:sz w:val="19"/>
+          <w:szCs w:val="19"/>
+        </w:rPr>
+        <w:t xml:space="preserve"> findMedianSortedArrays(</w:t>
+      </w:r>
+      <w:r>
+        <w:rPr>
+          <w:rFonts w:ascii="Consolas" w:hAnsi="Consolas" w:cs="Consolas"/>
+          <w:color w:val="808080"/>
+          <w:sz w:val="19"/>
+          <w:szCs w:val="19"/>
+        </w:rPr>
+        <w:t>nums1</w:t>
+      </w:r>
+      <w:r>
+        <w:rPr>
+          <w:rFonts w:ascii="Consolas" w:hAnsi="Consolas" w:cs="Consolas"/>
+          <w:color w:val="000000"/>
+          <w:sz w:val="19"/>
+          <w:szCs w:val="19"/>
+        </w:rPr>
+        <w:t xml:space="preserve">, </w:t>
+      </w:r>
+      <w:r>
+        <w:rPr>
+          <w:rFonts w:ascii="Consolas" w:hAnsi="Consolas" w:cs="Consolas"/>
+          <w:color w:val="808080"/>
+          <w:sz w:val="19"/>
+          <w:szCs w:val="19"/>
+        </w:rPr>
+        <w:t>nums2</w:t>
+      </w:r>
+      <w:r>
+        <w:rPr>
+          <w:rFonts w:ascii="Consolas" w:hAnsi="Consolas" w:cs="Consolas"/>
+          <w:color w:val="000000"/>
+          <w:sz w:val="19"/>
+          <w:szCs w:val="19"/>
+        </w:rPr>
+        <w:t xml:space="preserve">, </w:t>
+      </w:r>
+      <w:r>
+        <w:rPr>
+          <w:rFonts w:ascii="Consolas" w:hAnsi="Consolas" w:cs="Consolas"/>
+          <w:color w:val="808080"/>
+          <w:sz w:val="19"/>
+          <w:szCs w:val="19"/>
+        </w:rPr>
+        <w:t>s1</w:t>
+      </w:r>
+      <w:r>
+        <w:rPr>
+          <w:rFonts w:ascii="Consolas" w:hAnsi="Consolas" w:cs="Consolas"/>
+          <w:color w:val="000000"/>
+          <w:sz w:val="19"/>
+          <w:szCs w:val="19"/>
+        </w:rPr>
+        <w:t xml:space="preserve">, </w:t>
+      </w:r>
+      <w:r>
+        <w:rPr>
+          <w:rFonts w:ascii="Consolas" w:hAnsi="Consolas" w:cs="Consolas"/>
+          <w:color w:val="808080"/>
+          <w:sz w:val="19"/>
+          <w:szCs w:val="19"/>
+        </w:rPr>
+        <w:t>s2</w:t>
+      </w:r>
+      <w:r>
+        <w:rPr>
+          <w:rFonts w:ascii="Consolas" w:hAnsi="Consolas" w:cs="Consolas"/>
+          <w:color w:val="000000"/>
+          <w:sz w:val="19"/>
+          <w:szCs w:val="19"/>
+        </w:rPr>
+        <w:t xml:space="preserve"> - n_k, </w:t>
+      </w:r>
+      <w:r>
+        <w:rPr>
+          <w:rFonts w:ascii="Consolas" w:hAnsi="Consolas" w:cs="Consolas"/>
+          <w:color w:val="808080"/>
+          <w:sz w:val="19"/>
+          <w:szCs w:val="19"/>
+        </w:rPr>
+        <w:t>k</w:t>
+      </w:r>
+      <w:r>
+        <w:rPr>
+          <w:rFonts w:ascii="Consolas" w:hAnsi="Consolas" w:cs="Consolas"/>
+          <w:color w:val="000000"/>
+          <w:sz w:val="19"/>
+          <w:szCs w:val="19"/>
+        </w:rPr>
+        <w:t xml:space="preserve"> - n_k);</w:t>
+      </w:r>
+    </w:p>
+    <w:p>
+      <w:pPr>
+        <w:autoSpaceDE w:val="0"/>
+        <w:autoSpaceDN w:val="0"/>
+        <w:adjustRightInd w:val="0"/>
+        <w:spacing w:after="0" w:line="240" w:lineRule="auto"/>
+        <w:rPr>
+          <w:rFonts w:ascii="Consolas" w:hAnsi="Consolas" w:cs="Consolas"/>
+          <w:color w:val="000000"/>
+          <w:sz w:val="19"/>
+          <w:szCs w:val="19"/>
+        </w:rPr>
+      </w:pPr>
+      <w:r>
+        <w:rPr>
+          <w:rFonts w:ascii="Consolas" w:hAnsi="Consolas" w:cs="Consolas"/>
+          <w:color w:val="000000"/>
+          <w:sz w:val="19"/>
+          <w:szCs w:val="19"/>
+        </w:rPr>
+        <w:t xml:space="preserve">        }</w:t>
+      </w:r>
+    </w:p>
+    <w:p>
+      <w:pPr>
+        <w:autoSpaceDE w:val="0"/>
+        <w:autoSpaceDN w:val="0"/>
+        <w:adjustRightInd w:val="0"/>
+        <w:spacing w:after="0" w:line="240" w:lineRule="auto"/>
+        <w:rPr>
+          <w:rFonts w:ascii="Consolas" w:hAnsi="Consolas" w:cs="Consolas"/>
+          <w:color w:val="000000"/>
+          <w:sz w:val="19"/>
+          <w:szCs w:val="19"/>
+        </w:rPr>
+      </w:pPr>
+      <w:r>
+        <w:rPr>
+          <w:rFonts w:ascii="Consolas" w:hAnsi="Consolas" w:cs="Consolas"/>
+          <w:color w:val="000000"/>
+          <w:sz w:val="19"/>
+          <w:szCs w:val="19"/>
+        </w:rPr>
+        <w:t xml:space="preserve">        </w:t>
+      </w:r>
+      <w:r>
+        <w:rPr>
+          <w:rFonts w:ascii="Consolas" w:hAnsi="Consolas" w:cs="Consolas"/>
+          <w:color w:val="0000FF"/>
+          <w:sz w:val="19"/>
+          <w:szCs w:val="19"/>
+        </w:rPr>
+        <w:t>else</w:t>
+      </w:r>
+    </w:p>
+    <w:p>
+      <w:pPr>
+        <w:autoSpaceDE w:val="0"/>
+        <w:autoSpaceDN w:val="0"/>
+        <w:adjustRightInd w:val="0"/>
+        <w:spacing w:after="0" w:line="240" w:lineRule="auto"/>
+        <w:rPr>
+          <w:rFonts w:ascii="Consolas" w:hAnsi="Consolas" w:cs="Consolas"/>
+          <w:color w:val="000000"/>
+          <w:sz w:val="19"/>
+          <w:szCs w:val="19"/>
+        </w:rPr>
+      </w:pPr>
+      <w:r>
+        <w:rPr>
+          <w:rFonts w:ascii="Consolas" w:hAnsi="Consolas" w:cs="Consolas"/>
+          <w:color w:val="000000"/>
+          <w:sz w:val="19"/>
+          <w:szCs w:val="19"/>
+        </w:rPr>
+        <w:t xml:space="preserve">        {</w:t>
+      </w:r>
+    </w:p>
+    <w:p>
+      <w:pPr>
+        <w:autoSpaceDE w:val="0"/>
+        <w:autoSpaceDN w:val="0"/>
+        <w:adjustRightInd w:val="0"/>
+        <w:spacing w:after="0" w:line="240" w:lineRule="auto"/>
+        <w:rPr>
+          <w:rFonts w:ascii="Consolas" w:hAnsi="Consolas" w:cs="Consolas"/>
+          <w:color w:val="000000"/>
+          <w:sz w:val="19"/>
+          <w:szCs w:val="19"/>
+        </w:rPr>
+      </w:pPr>
+      <w:r>
+        <w:rPr>
+          <w:rFonts w:ascii="Consolas" w:hAnsi="Consolas" w:cs="Consolas"/>
+          <w:color w:val="000000"/>
+          <w:sz w:val="19"/>
+          <w:szCs w:val="19"/>
+        </w:rPr>
+        <w:t xml:space="preserve">            </w:t>
+      </w:r>
+      <w:r>
+        <w:rPr>
+          <w:rFonts w:ascii="Consolas" w:hAnsi="Consolas" w:cs="Consolas"/>
+          <w:color w:val="0000FF"/>
+          <w:sz w:val="19"/>
+          <w:szCs w:val="19"/>
+        </w:rPr>
+        <w:t>return</w:t>
+      </w:r>
+      <w:r>
+        <w:rPr>
+          <w:rFonts w:ascii="Consolas" w:hAnsi="Consolas" w:cs="Consolas"/>
+          <w:color w:val="000000"/>
+          <w:sz w:val="19"/>
+          <w:szCs w:val="19"/>
+        </w:rPr>
+        <w:t xml:space="preserve"> findMedianSortedArrays(</w:t>
+      </w:r>
+      <w:r>
+        <w:rPr>
+          <w:rFonts w:ascii="Consolas" w:hAnsi="Consolas" w:cs="Consolas"/>
+          <w:color w:val="808080"/>
+          <w:sz w:val="19"/>
+          <w:szCs w:val="19"/>
+        </w:rPr>
+        <w:t>nums1</w:t>
+      </w:r>
+      <w:r>
+        <w:rPr>
+          <w:rFonts w:ascii="Consolas" w:hAnsi="Consolas" w:cs="Consolas"/>
+          <w:color w:val="000000"/>
+          <w:sz w:val="19"/>
+          <w:szCs w:val="19"/>
+        </w:rPr>
+        <w:t xml:space="preserve">, </w:t>
+      </w:r>
+      <w:r>
+        <w:rPr>
+          <w:rFonts w:ascii="Consolas" w:hAnsi="Consolas" w:cs="Consolas"/>
+          <w:color w:val="808080"/>
+          <w:sz w:val="19"/>
+          <w:szCs w:val="19"/>
+        </w:rPr>
+        <w:t>nums2</w:t>
+      </w:r>
+      <w:r>
+        <w:rPr>
+          <w:rFonts w:ascii="Consolas" w:hAnsi="Consolas" w:cs="Consolas"/>
+          <w:color w:val="000000"/>
+          <w:sz w:val="19"/>
+          <w:szCs w:val="19"/>
+        </w:rPr>
+        <w:t xml:space="preserve">, </w:t>
+      </w:r>
+      <w:r>
+        <w:rPr>
+          <w:rFonts w:ascii="Consolas" w:hAnsi="Consolas" w:cs="Consolas"/>
+          <w:color w:val="808080"/>
+          <w:sz w:val="19"/>
+          <w:szCs w:val="19"/>
+        </w:rPr>
+        <w:t>s1</w:t>
+      </w:r>
+      <w:r>
+        <w:rPr>
+          <w:rFonts w:ascii="Consolas" w:hAnsi="Consolas" w:cs="Consolas"/>
+          <w:color w:val="000000"/>
+          <w:sz w:val="19"/>
+          <w:szCs w:val="19"/>
+        </w:rPr>
+        <w:t xml:space="preserve"> - n_k, </w:t>
+      </w:r>
+      <w:r>
+        <w:rPr>
+          <w:rFonts w:ascii="Consolas" w:hAnsi="Consolas" w:cs="Consolas"/>
+          <w:color w:val="808080"/>
+          <w:sz w:val="19"/>
+          <w:szCs w:val="19"/>
+        </w:rPr>
+        <w:t>s2</w:t>
+      </w:r>
+      <w:r>
+        <w:rPr>
+          <w:rFonts w:ascii="Consolas" w:hAnsi="Consolas" w:cs="Consolas"/>
+          <w:color w:val="000000"/>
+          <w:sz w:val="19"/>
+          <w:szCs w:val="19"/>
+        </w:rPr>
+        <w:t xml:space="preserve">, </w:t>
+      </w:r>
+      <w:r>
+        <w:rPr>
+          <w:rFonts w:ascii="Consolas" w:hAnsi="Consolas" w:cs="Consolas"/>
+          <w:color w:val="808080"/>
+          <w:sz w:val="19"/>
+          <w:szCs w:val="19"/>
+        </w:rPr>
+        <w:t>k</w:t>
+      </w:r>
+      <w:r>
+        <w:rPr>
+          <w:rFonts w:ascii="Consolas" w:hAnsi="Consolas" w:cs="Consolas"/>
+          <w:color w:val="000000"/>
+          <w:sz w:val="19"/>
+          <w:szCs w:val="19"/>
+        </w:rPr>
+        <w:t xml:space="preserve"> - n_k);</w:t>
+      </w:r>
+    </w:p>
+    <w:p>
+      <w:pPr>
+        <w:autoSpaceDE w:val="0"/>
+        <w:autoSpaceDN w:val="0"/>
+        <w:adjustRightInd w:val="0"/>
+        <w:spacing w:after="0" w:line="240" w:lineRule="auto"/>
+        <w:rPr>
+          <w:rFonts w:ascii="Consolas" w:hAnsi="Consolas" w:cs="Consolas"/>
+          <w:color w:val="000000"/>
+          <w:sz w:val="19"/>
+          <w:szCs w:val="19"/>
+        </w:rPr>
+      </w:pPr>
+      <w:r>
+        <w:rPr>
+          <w:rFonts w:ascii="Consolas" w:hAnsi="Consolas" w:cs="Consolas"/>
+          <w:color w:val="000000"/>
+          <w:sz w:val="19"/>
+          <w:szCs w:val="19"/>
+        </w:rPr>
+        <w:t xml:space="preserve">        }</w:t>
+      </w:r>
+    </w:p>
+    <w:p>
+      <w:pPr>
+        <w:autoSpaceDE w:val="0"/>
+        <w:autoSpaceDN w:val="0"/>
+        <w:adjustRightInd w:val="0"/>
+        <w:spacing w:after="0" w:line="240" w:lineRule="auto"/>
+        <w:rPr>
+          <w:rFonts w:ascii="Consolas" w:hAnsi="Consolas" w:cs="Consolas"/>
+          <w:color w:val="000000"/>
+          <w:sz w:val="19"/>
+          <w:szCs w:val="19"/>
+        </w:rPr>
+      </w:pPr>
+      <w:r>
+        <w:rPr>
+          <w:rFonts w:ascii="Consolas" w:hAnsi="Consolas" w:cs="Consolas"/>
+          <w:color w:val="000000"/>
+          <w:sz w:val="19"/>
+          <w:szCs w:val="19"/>
+        </w:rPr>
+        <w:t xml:space="preserve">    }</w:t>
+      </w:r>
+    </w:p>
+    <w:p>
+      <w:pPr>
+        <w:autoSpaceDE w:val="0"/>
+        <w:autoSpaceDN w:val="0"/>
+        <w:adjustRightInd w:val="0"/>
+        <w:spacing w:after="0" w:line="240" w:lineRule="auto"/>
+        <w:rPr>
+          <w:rFonts w:ascii="Consolas" w:hAnsi="Consolas" w:cs="Consolas"/>
+          <w:color w:val="000000"/>
+          <w:sz w:val="19"/>
+          <w:szCs w:val="19"/>
+        </w:rPr>
+      </w:pPr>
+      <w:r>
+        <w:rPr>
+          <w:rFonts w:ascii="Consolas" w:hAnsi="Consolas" w:cs="Consolas"/>
+          <w:color w:val="000000"/>
+          <w:sz w:val="19"/>
+          <w:szCs w:val="19"/>
+        </w:rPr>
+        <w:t>}</w:t>
+      </w:r>
+    </w:p>
+    <w:p/>
+    <w:p>
+      <w:pPr>
+        <w:autoSpaceDE w:val="0"/>
+        <w:autoSpaceDN w:val="0"/>
+        <w:adjustRightInd w:val="0"/>
+        <w:spacing w:after="0" w:line="240" w:lineRule="auto"/>
+        <w:rPr>
+          <w:rFonts w:ascii="Consolas" w:hAnsi="Consolas" w:cs="Consolas"/>
+          <w:color w:val="000000"/>
+          <w:sz w:val="19"/>
+          <w:szCs w:val="19"/>
+        </w:rPr>
+      </w:pPr>
+      <w:r>
+        <w:rPr>
+          <w:rFonts w:ascii="Consolas" w:hAnsi="Consolas" w:cs="Consolas"/>
+          <w:color w:val="006400"/>
+          <w:sz w:val="19"/>
+          <w:szCs w:val="19"/>
+        </w:rPr>
+        <w:t xml:space="preserve">/// </w:t>
+      </w:r>
+      <w:r>
+        <w:rPr>
+          <w:rFonts w:ascii="Consolas" w:hAnsi="Consolas" w:cs="Consolas"/>
+          <w:color w:val="A9A9A9"/>
+          <w:sz w:val="19"/>
+          <w:szCs w:val="19"/>
+        </w:rPr>
+        <w:t>&lt;summary&gt;</w:t>
+      </w:r>
+    </w:p>
+    <w:p>
+      <w:pPr>
+        <w:autoSpaceDE w:val="0"/>
+        <w:autoSpaceDN w:val="0"/>
+        <w:adjustRightInd w:val="0"/>
+        <w:spacing w:after="0" w:line="240" w:lineRule="auto"/>
+        <w:rPr>
+          <w:rFonts w:ascii="Consolas" w:hAnsi="Consolas" w:cs="Consolas"/>
+          <w:color w:val="000000"/>
+          <w:sz w:val="19"/>
+          <w:szCs w:val="19"/>
+        </w:rPr>
+      </w:pPr>
+      <w:r>
+        <w:rPr>
+          <w:rFonts w:ascii="Consolas" w:hAnsi="Consolas" w:cs="Consolas"/>
+          <w:color w:val="006400"/>
+          <w:sz w:val="19"/>
+          <w:szCs w:val="19"/>
+        </w:rPr>
+        <w:t>/// LeetCode #4 Median of Two Sorted Arrays</w:t>
+      </w:r>
+    </w:p>
+    <w:p>
+      <w:pPr>
+        <w:autoSpaceDE w:val="0"/>
+        <w:autoSpaceDN w:val="0"/>
+        <w:adjustRightInd w:val="0"/>
+        <w:spacing w:after="0" w:line="240" w:lineRule="auto"/>
+        <w:rPr>
+          <w:rFonts w:ascii="Consolas" w:hAnsi="Consolas" w:cs="Consolas"/>
+          <w:color w:val="000000"/>
+          <w:sz w:val="19"/>
+          <w:szCs w:val="19"/>
+        </w:rPr>
+      </w:pPr>
+      <w:r>
+        <w:rPr>
+          <w:rFonts w:ascii="Consolas" w:hAnsi="Consolas" w:cs="Consolas"/>
+          <w:color w:val="006400"/>
+          <w:sz w:val="19"/>
+          <w:szCs w:val="19"/>
+        </w:rPr>
+        <w:t>///</w:t>
+      </w:r>
+    </w:p>
+    <w:p>
+      <w:pPr>
+        <w:autoSpaceDE w:val="0"/>
+        <w:autoSpaceDN w:val="0"/>
+        <w:adjustRightInd w:val="0"/>
+        <w:spacing w:after="0" w:line="240" w:lineRule="auto"/>
+        <w:rPr>
+          <w:rFonts w:ascii="Consolas" w:hAnsi="Consolas" w:cs="Consolas"/>
+          <w:color w:val="000000"/>
+          <w:sz w:val="19"/>
+          <w:szCs w:val="19"/>
+        </w:rPr>
+      </w:pPr>
+      <w:r>
+        <w:rPr>
+          <w:rFonts w:ascii="Consolas" w:hAnsi="Consolas" w:cs="Consolas"/>
+          <w:color w:val="006400"/>
+          <w:sz w:val="19"/>
+          <w:szCs w:val="19"/>
+        </w:rPr>
+        <w:t>/// There are two sorted arrays nums1 and nums2 of size m and n respectively.</w:t>
+      </w:r>
+    </w:p>
+    <w:p>
+      <w:pPr>
+        <w:autoSpaceDE w:val="0"/>
+        <w:autoSpaceDN w:val="0"/>
+        <w:adjustRightInd w:val="0"/>
+        <w:spacing w:after="0" w:line="240" w:lineRule="auto"/>
+        <w:rPr>
+          <w:rFonts w:ascii="Consolas" w:hAnsi="Consolas" w:cs="Consolas"/>
+          <w:color w:val="000000"/>
+          <w:sz w:val="19"/>
+          <w:szCs w:val="19"/>
+        </w:rPr>
+      </w:pPr>
+      <w:r>
+        <w:rPr>
+          <w:rFonts w:ascii="Consolas" w:hAnsi="Consolas" w:cs="Consolas"/>
+          <w:color w:val="006400"/>
+          <w:sz w:val="19"/>
+          <w:szCs w:val="19"/>
+        </w:rPr>
+        <w:t xml:space="preserve">/// Find the median of the two sorted arrays.The overall run time complexity </w:t>
+      </w:r>
+    </w:p>
+    <w:p>
+      <w:pPr>
+        <w:autoSpaceDE w:val="0"/>
+        <w:autoSpaceDN w:val="0"/>
+        <w:adjustRightInd w:val="0"/>
+        <w:spacing w:after="0" w:line="240" w:lineRule="auto"/>
+        <w:rPr>
+          <w:rFonts w:ascii="Consolas" w:hAnsi="Consolas" w:cs="Consolas"/>
+          <w:color w:val="000000"/>
+          <w:sz w:val="19"/>
+          <w:szCs w:val="19"/>
+        </w:rPr>
+      </w:pPr>
+      <w:r>
+        <w:rPr>
+          <w:rFonts w:ascii="Consolas" w:hAnsi="Consolas" w:cs="Consolas"/>
+          <w:color w:val="006400"/>
+          <w:sz w:val="19"/>
+          <w:szCs w:val="19"/>
+        </w:rPr>
+        <w:t>/// should be O(log(m + n)).</w:t>
+      </w:r>
+    </w:p>
+    <w:p>
+      <w:pPr>
+        <w:autoSpaceDE w:val="0"/>
+        <w:autoSpaceDN w:val="0"/>
+        <w:adjustRightInd w:val="0"/>
+        <w:spacing w:after="0" w:line="240" w:lineRule="auto"/>
+        <w:rPr>
+          <w:rFonts w:ascii="Consolas" w:hAnsi="Consolas" w:cs="Consolas"/>
+          <w:color w:val="000000"/>
+          <w:sz w:val="19"/>
+          <w:szCs w:val="19"/>
+        </w:rPr>
+      </w:pPr>
+      <w:r>
+        <w:rPr>
+          <w:rFonts w:ascii="Consolas" w:hAnsi="Consolas" w:cs="Consolas"/>
+          <w:color w:val="006400"/>
+          <w:sz w:val="19"/>
+          <w:szCs w:val="19"/>
+        </w:rPr>
         <w:lastRenderedPageBreak/>
-        <w:t xml:space="preserve">        </w:t>
-      </w:r>
-      <w:r>
-        <w:rPr>
-          <w:rFonts w:ascii="Consolas" w:hAnsi="Consolas" w:cs="Consolas"/>
-          <w:color w:val="0000FF"/>
-          <w:sz w:val="19"/>
-          <w:szCs w:val="19"/>
-        </w:rPr>
-        <w:t>if</w:t>
-      </w:r>
-      <w:r>
-        <w:rPr>
-          <w:rFonts w:ascii="Consolas" w:hAnsi="Consolas" w:cs="Consolas"/>
-          <w:color w:val="000000"/>
-          <w:sz w:val="19"/>
-          <w:szCs w:val="19"/>
-        </w:rPr>
-        <w:t xml:space="preserve"> (</w:t>
-      </w:r>
-      <w:r>
-        <w:rPr>
-          <w:rFonts w:ascii="Consolas" w:hAnsi="Consolas" w:cs="Consolas"/>
-          <w:color w:val="808080"/>
-          <w:sz w:val="19"/>
-          <w:szCs w:val="19"/>
-        </w:rPr>
-        <w:t>nums1</w:t>
-      </w:r>
-      <w:r>
-        <w:rPr>
-          <w:rFonts w:ascii="Consolas" w:hAnsi="Consolas" w:cs="Consolas"/>
-          <w:color w:val="008080"/>
-          <w:sz w:val="19"/>
-          <w:szCs w:val="19"/>
-        </w:rPr>
-        <w:t>[</w:t>
-      </w:r>
-      <w:r>
-        <w:rPr>
-          <w:rFonts w:ascii="Consolas" w:hAnsi="Consolas" w:cs="Consolas"/>
-          <w:color w:val="808080"/>
-          <w:sz w:val="19"/>
-          <w:szCs w:val="19"/>
-        </w:rPr>
-        <w:t>s1</w:t>
-      </w:r>
-      <w:r>
-        <w:rPr>
-          <w:rFonts w:ascii="Consolas" w:hAnsi="Consolas" w:cs="Consolas"/>
-          <w:color w:val="000000"/>
-          <w:sz w:val="19"/>
-          <w:szCs w:val="19"/>
-        </w:rPr>
-        <w:t xml:space="preserve"> - n_k</w:t>
-      </w:r>
-      <w:r>
-        <w:rPr>
-          <w:rFonts w:ascii="Consolas" w:hAnsi="Consolas" w:cs="Consolas"/>
-          <w:color w:val="008080"/>
-          <w:sz w:val="19"/>
-          <w:szCs w:val="19"/>
-        </w:rPr>
-        <w:t>]</w:t>
-      </w:r>
-      <w:r>
-        <w:rPr>
-          <w:rFonts w:ascii="Consolas" w:hAnsi="Consolas" w:cs="Consolas"/>
-          <w:color w:val="000000"/>
-          <w:sz w:val="19"/>
-          <w:szCs w:val="19"/>
-        </w:rPr>
-        <w:t xml:space="preserve"> &lt; </w:t>
-      </w:r>
-      <w:r>
-        <w:rPr>
-          <w:rFonts w:ascii="Consolas" w:hAnsi="Consolas" w:cs="Consolas"/>
-          <w:color w:val="808080"/>
-          <w:sz w:val="19"/>
-          <w:szCs w:val="19"/>
-        </w:rPr>
-        <w:t>nums2</w:t>
-      </w:r>
-      <w:r>
-        <w:rPr>
-          <w:rFonts w:ascii="Consolas" w:hAnsi="Consolas" w:cs="Consolas"/>
-          <w:color w:val="008080"/>
-          <w:sz w:val="19"/>
-          <w:szCs w:val="19"/>
-        </w:rPr>
-        <w:t>[</w:t>
-      </w:r>
-      <w:r>
-        <w:rPr>
-          <w:rFonts w:ascii="Consolas" w:hAnsi="Consolas" w:cs="Consolas"/>
-          <w:color w:val="808080"/>
-          <w:sz w:val="19"/>
-          <w:szCs w:val="19"/>
-        </w:rPr>
-        <w:t>s2</w:t>
-      </w:r>
-      <w:r>
-        <w:rPr>
-          <w:rFonts w:ascii="Consolas" w:hAnsi="Consolas" w:cs="Consolas"/>
-          <w:color w:val="000000"/>
-          <w:sz w:val="19"/>
-          <w:szCs w:val="19"/>
-        </w:rPr>
-        <w:t xml:space="preserve"> - n_k</w:t>
-      </w:r>
-      <w:r>
-        <w:rPr>
-          <w:rFonts w:ascii="Consolas" w:hAnsi="Consolas" w:cs="Consolas"/>
-          <w:color w:val="008080"/>
-          <w:sz w:val="19"/>
-          <w:szCs w:val="19"/>
-        </w:rPr>
-        <w:t>]</w:t>
-      </w:r>
-      <w:r>
-        <w:rPr>
-          <w:rFonts w:ascii="Consolas" w:hAnsi="Consolas" w:cs="Consolas"/>
-          <w:color w:val="000000"/>
-          <w:sz w:val="19"/>
-          <w:szCs w:val="19"/>
-        </w:rPr>
-        <w:t>)</w:t>
-      </w:r>
-    </w:p>
-    <w:p>
-      <w:pPr>
-        <w:autoSpaceDE w:val="0"/>
-        <w:autoSpaceDN w:val="0"/>
-        <w:adjustRightInd w:val="0"/>
-        <w:spacing w:after="0" w:line="240" w:lineRule="auto"/>
-        <w:rPr>
-          <w:rFonts w:ascii="Consolas" w:hAnsi="Consolas" w:cs="Consolas"/>
-          <w:color w:val="000000"/>
-          <w:sz w:val="19"/>
-          <w:szCs w:val="19"/>
-        </w:rPr>
-      </w:pPr>
-      <w:r>
-        <w:rPr>
-          <w:rFonts w:ascii="Consolas" w:hAnsi="Consolas" w:cs="Consolas"/>
-          <w:color w:val="000000"/>
-          <w:sz w:val="19"/>
-          <w:szCs w:val="19"/>
-        </w:rPr>
-        <w:t xml:space="preserve">        {</w:t>
-      </w:r>
-    </w:p>
-    <w:p>
-      <w:pPr>
-        <w:autoSpaceDE w:val="0"/>
-        <w:autoSpaceDN w:val="0"/>
-        <w:adjustRightInd w:val="0"/>
-        <w:spacing w:after="0" w:line="240" w:lineRule="auto"/>
-        <w:rPr>
-          <w:rFonts w:ascii="Consolas" w:hAnsi="Consolas" w:cs="Consolas"/>
-          <w:color w:val="000000"/>
-          <w:sz w:val="19"/>
-          <w:szCs w:val="19"/>
-        </w:rPr>
-      </w:pPr>
-      <w:r>
-        <w:rPr>
-          <w:rFonts w:ascii="Consolas" w:hAnsi="Consolas" w:cs="Consolas"/>
-          <w:color w:val="000000"/>
-          <w:sz w:val="19"/>
-          <w:szCs w:val="19"/>
-        </w:rPr>
-        <w:t xml:space="preserve">            </w:t>
-      </w:r>
-      <w:r>
-        <w:rPr>
-          <w:rFonts w:ascii="Consolas" w:hAnsi="Consolas" w:cs="Consolas"/>
-          <w:color w:val="0000FF"/>
-          <w:sz w:val="19"/>
-          <w:szCs w:val="19"/>
-        </w:rPr>
-        <w:t>return</w:t>
-      </w:r>
-      <w:r>
-        <w:rPr>
-          <w:rFonts w:ascii="Consolas" w:hAnsi="Consolas" w:cs="Consolas"/>
-          <w:color w:val="000000"/>
-          <w:sz w:val="19"/>
-          <w:szCs w:val="19"/>
-        </w:rPr>
-        <w:t xml:space="preserve"> findMedianSortedArrays(</w:t>
-      </w:r>
-      <w:r>
-        <w:rPr>
-          <w:rFonts w:ascii="Consolas" w:hAnsi="Consolas" w:cs="Consolas"/>
-          <w:color w:val="808080"/>
-          <w:sz w:val="19"/>
-          <w:szCs w:val="19"/>
-        </w:rPr>
-        <w:t>nums1</w:t>
-      </w:r>
-      <w:r>
-        <w:rPr>
-          <w:rFonts w:ascii="Consolas" w:hAnsi="Consolas" w:cs="Consolas"/>
-          <w:color w:val="000000"/>
-          <w:sz w:val="19"/>
-          <w:szCs w:val="19"/>
-        </w:rPr>
-        <w:t xml:space="preserve">, </w:t>
-      </w:r>
-      <w:r>
-        <w:rPr>
-          <w:rFonts w:ascii="Consolas" w:hAnsi="Consolas" w:cs="Consolas"/>
-          <w:color w:val="808080"/>
-          <w:sz w:val="19"/>
-          <w:szCs w:val="19"/>
-        </w:rPr>
-        <w:t>nums2</w:t>
-      </w:r>
-      <w:r>
-        <w:rPr>
-          <w:rFonts w:ascii="Consolas" w:hAnsi="Consolas" w:cs="Consolas"/>
-          <w:color w:val="000000"/>
-          <w:sz w:val="19"/>
-          <w:szCs w:val="19"/>
-        </w:rPr>
-        <w:t xml:space="preserve">, </w:t>
-      </w:r>
-      <w:r>
-        <w:rPr>
-          <w:rFonts w:ascii="Consolas" w:hAnsi="Consolas" w:cs="Consolas"/>
-          <w:color w:val="808080"/>
-          <w:sz w:val="19"/>
-          <w:szCs w:val="19"/>
-        </w:rPr>
-        <w:t>s1</w:t>
-      </w:r>
-      <w:r>
-        <w:rPr>
-          <w:rFonts w:ascii="Consolas" w:hAnsi="Consolas" w:cs="Consolas"/>
-          <w:color w:val="000000"/>
-          <w:sz w:val="19"/>
-          <w:szCs w:val="19"/>
-        </w:rPr>
-        <w:t xml:space="preserve">, </w:t>
-      </w:r>
-      <w:r>
-        <w:rPr>
-          <w:rFonts w:ascii="Consolas" w:hAnsi="Consolas" w:cs="Consolas"/>
-          <w:color w:val="808080"/>
-          <w:sz w:val="19"/>
-          <w:szCs w:val="19"/>
-        </w:rPr>
-        <w:t>s2</w:t>
-      </w:r>
-      <w:r>
-        <w:rPr>
-          <w:rFonts w:ascii="Consolas" w:hAnsi="Consolas" w:cs="Consolas"/>
-          <w:color w:val="000000"/>
-          <w:sz w:val="19"/>
-          <w:szCs w:val="19"/>
-        </w:rPr>
-        <w:t xml:space="preserve"> - n_k, </w:t>
-      </w:r>
-      <w:r>
-        <w:rPr>
-          <w:rFonts w:ascii="Consolas" w:hAnsi="Consolas" w:cs="Consolas"/>
-          <w:color w:val="808080"/>
-          <w:sz w:val="19"/>
-          <w:szCs w:val="19"/>
-        </w:rPr>
-        <w:t>k</w:t>
-      </w:r>
-      <w:r>
-        <w:rPr>
-          <w:rFonts w:ascii="Consolas" w:hAnsi="Consolas" w:cs="Consolas"/>
-          <w:color w:val="000000"/>
-          <w:sz w:val="19"/>
-          <w:szCs w:val="19"/>
-        </w:rPr>
-        <w:t xml:space="preserve"> - n_k);</w:t>
-      </w:r>
-    </w:p>
-    <w:p>
-      <w:pPr>
-        <w:autoSpaceDE w:val="0"/>
-        <w:autoSpaceDN w:val="0"/>
-        <w:adjustRightInd w:val="0"/>
-        <w:spacing w:after="0" w:line="240" w:lineRule="auto"/>
-        <w:rPr>
-          <w:rFonts w:ascii="Consolas" w:hAnsi="Consolas" w:cs="Consolas"/>
-          <w:color w:val="000000"/>
-          <w:sz w:val="19"/>
-          <w:szCs w:val="19"/>
-        </w:rPr>
-      </w:pPr>
-      <w:r>
-        <w:rPr>
-          <w:rFonts w:ascii="Consolas" w:hAnsi="Consolas" w:cs="Consolas"/>
-          <w:color w:val="000000"/>
-          <w:sz w:val="19"/>
-          <w:szCs w:val="19"/>
-        </w:rPr>
-        <w:t xml:space="preserve">        }</w:t>
-      </w:r>
-    </w:p>
-    <w:p>
-      <w:pPr>
-        <w:autoSpaceDE w:val="0"/>
-        <w:autoSpaceDN w:val="0"/>
-        <w:adjustRightInd w:val="0"/>
-        <w:spacing w:after="0" w:line="240" w:lineRule="auto"/>
-        <w:rPr>
-          <w:rFonts w:ascii="Consolas" w:hAnsi="Consolas" w:cs="Consolas"/>
-          <w:color w:val="000000"/>
-          <w:sz w:val="19"/>
-          <w:szCs w:val="19"/>
-        </w:rPr>
-      </w:pPr>
-      <w:r>
-        <w:rPr>
-          <w:rFonts w:ascii="Consolas" w:hAnsi="Consolas" w:cs="Consolas"/>
-          <w:color w:val="000000"/>
-          <w:sz w:val="19"/>
-          <w:szCs w:val="19"/>
-        </w:rPr>
-        <w:t xml:space="preserve">        </w:t>
-      </w:r>
-      <w:r>
-        <w:rPr>
-          <w:rFonts w:ascii="Consolas" w:hAnsi="Consolas" w:cs="Consolas"/>
-          <w:color w:val="0000FF"/>
-          <w:sz w:val="19"/>
-          <w:szCs w:val="19"/>
-        </w:rPr>
-        <w:t>else</w:t>
-      </w:r>
-    </w:p>
-    <w:p>
-      <w:pPr>
-        <w:autoSpaceDE w:val="0"/>
-        <w:autoSpaceDN w:val="0"/>
-        <w:adjustRightInd w:val="0"/>
-        <w:spacing w:after="0" w:line="240" w:lineRule="auto"/>
-        <w:rPr>
-          <w:rFonts w:ascii="Consolas" w:hAnsi="Consolas" w:cs="Consolas"/>
-          <w:color w:val="000000"/>
-          <w:sz w:val="19"/>
-          <w:szCs w:val="19"/>
-        </w:rPr>
-      </w:pPr>
-      <w:r>
-        <w:rPr>
-          <w:rFonts w:ascii="Consolas" w:hAnsi="Consolas" w:cs="Consolas"/>
-          <w:color w:val="000000"/>
-          <w:sz w:val="19"/>
-          <w:szCs w:val="19"/>
-        </w:rPr>
-        <w:t xml:space="preserve">        {</w:t>
-      </w:r>
-    </w:p>
-    <w:p>
-      <w:pPr>
-        <w:autoSpaceDE w:val="0"/>
-        <w:autoSpaceDN w:val="0"/>
-        <w:adjustRightInd w:val="0"/>
-        <w:spacing w:after="0" w:line="240" w:lineRule="auto"/>
-        <w:rPr>
-          <w:rFonts w:ascii="Consolas" w:hAnsi="Consolas" w:cs="Consolas"/>
-          <w:color w:val="000000"/>
-          <w:sz w:val="19"/>
-          <w:szCs w:val="19"/>
-        </w:rPr>
-      </w:pPr>
-      <w:r>
-        <w:rPr>
-          <w:rFonts w:ascii="Consolas" w:hAnsi="Consolas" w:cs="Consolas"/>
-          <w:color w:val="000000"/>
-          <w:sz w:val="19"/>
-          <w:szCs w:val="19"/>
-        </w:rPr>
-        <w:t xml:space="preserve">            </w:t>
-      </w:r>
-      <w:r>
-        <w:rPr>
-          <w:rFonts w:ascii="Consolas" w:hAnsi="Consolas" w:cs="Consolas"/>
-          <w:color w:val="0000FF"/>
-          <w:sz w:val="19"/>
-          <w:szCs w:val="19"/>
-        </w:rPr>
-        <w:t>return</w:t>
-      </w:r>
-      <w:r>
-        <w:rPr>
-          <w:rFonts w:ascii="Consolas" w:hAnsi="Consolas" w:cs="Consolas"/>
-          <w:color w:val="000000"/>
-          <w:sz w:val="19"/>
-          <w:szCs w:val="19"/>
-        </w:rPr>
-        <w:t xml:space="preserve"> findMedianSortedArrays(</w:t>
-      </w:r>
-      <w:r>
-        <w:rPr>
-          <w:rFonts w:ascii="Consolas" w:hAnsi="Consolas" w:cs="Consolas"/>
-          <w:color w:val="808080"/>
-          <w:sz w:val="19"/>
-          <w:szCs w:val="19"/>
-        </w:rPr>
-        <w:t>nums1</w:t>
-      </w:r>
-      <w:r>
-        <w:rPr>
-          <w:rFonts w:ascii="Consolas" w:hAnsi="Consolas" w:cs="Consolas"/>
-          <w:color w:val="000000"/>
-          <w:sz w:val="19"/>
-          <w:szCs w:val="19"/>
-        </w:rPr>
-        <w:t xml:space="preserve">, </w:t>
-      </w:r>
-      <w:r>
-        <w:rPr>
-          <w:rFonts w:ascii="Consolas" w:hAnsi="Consolas" w:cs="Consolas"/>
-          <w:color w:val="808080"/>
-          <w:sz w:val="19"/>
-          <w:szCs w:val="19"/>
-        </w:rPr>
-        <w:t>nums2</w:t>
-      </w:r>
-      <w:r>
-        <w:rPr>
-          <w:rFonts w:ascii="Consolas" w:hAnsi="Consolas" w:cs="Consolas"/>
-          <w:color w:val="000000"/>
-          <w:sz w:val="19"/>
-          <w:szCs w:val="19"/>
-        </w:rPr>
-        <w:t xml:space="preserve">, </w:t>
-      </w:r>
-      <w:r>
-        <w:rPr>
-          <w:rFonts w:ascii="Consolas" w:hAnsi="Consolas" w:cs="Consolas"/>
-          <w:color w:val="808080"/>
-          <w:sz w:val="19"/>
-          <w:szCs w:val="19"/>
-        </w:rPr>
-        <w:t>s1</w:t>
-      </w:r>
-      <w:r>
-        <w:rPr>
-          <w:rFonts w:ascii="Consolas" w:hAnsi="Consolas" w:cs="Consolas"/>
-          <w:color w:val="000000"/>
-          <w:sz w:val="19"/>
-          <w:szCs w:val="19"/>
-        </w:rPr>
-        <w:t xml:space="preserve"> - n_k, </w:t>
-      </w:r>
-      <w:r>
-        <w:rPr>
-          <w:rFonts w:ascii="Consolas" w:hAnsi="Consolas" w:cs="Consolas"/>
-          <w:color w:val="808080"/>
-          <w:sz w:val="19"/>
-          <w:szCs w:val="19"/>
-        </w:rPr>
-        <w:t>s2</w:t>
-      </w:r>
-      <w:r>
-        <w:rPr>
-          <w:rFonts w:ascii="Consolas" w:hAnsi="Consolas" w:cs="Consolas"/>
-          <w:color w:val="000000"/>
-          <w:sz w:val="19"/>
-          <w:szCs w:val="19"/>
-        </w:rPr>
-        <w:t xml:space="preserve">, </w:t>
-      </w:r>
-      <w:r>
-        <w:rPr>
-          <w:rFonts w:ascii="Consolas" w:hAnsi="Consolas" w:cs="Consolas"/>
-          <w:color w:val="808080"/>
-          <w:sz w:val="19"/>
-          <w:szCs w:val="19"/>
-        </w:rPr>
-        <w:t>k</w:t>
-      </w:r>
-      <w:r>
-        <w:rPr>
-          <w:rFonts w:ascii="Consolas" w:hAnsi="Consolas" w:cs="Consolas"/>
-          <w:color w:val="000000"/>
-          <w:sz w:val="19"/>
-          <w:szCs w:val="19"/>
-        </w:rPr>
-        <w:t xml:space="preserve"> - n_k);</w:t>
-      </w:r>
-    </w:p>
-    <w:p>
-      <w:pPr>
-        <w:autoSpaceDE w:val="0"/>
-        <w:autoSpaceDN w:val="0"/>
-        <w:adjustRightInd w:val="0"/>
-        <w:spacing w:after="0" w:line="240" w:lineRule="auto"/>
-        <w:rPr>
-          <w:rFonts w:ascii="Consolas" w:hAnsi="Consolas" w:cs="Consolas"/>
-          <w:color w:val="000000"/>
-          <w:sz w:val="19"/>
-          <w:szCs w:val="19"/>
-        </w:rPr>
-      </w:pPr>
-      <w:r>
-        <w:rPr>
-          <w:rFonts w:ascii="Consolas" w:hAnsi="Consolas" w:cs="Consolas"/>
-          <w:color w:val="000000"/>
-          <w:sz w:val="19"/>
-          <w:szCs w:val="19"/>
-        </w:rPr>
-        <w:t xml:space="preserve">        }</w:t>
-      </w:r>
-    </w:p>
-    <w:p>
-      <w:pPr>
-        <w:autoSpaceDE w:val="0"/>
-        <w:autoSpaceDN w:val="0"/>
-        <w:adjustRightInd w:val="0"/>
-        <w:spacing w:after="0" w:line="240" w:lineRule="auto"/>
-        <w:rPr>
-          <w:rFonts w:ascii="Consolas" w:hAnsi="Consolas" w:cs="Consolas"/>
-          <w:color w:val="000000"/>
-          <w:sz w:val="19"/>
-          <w:szCs w:val="19"/>
-        </w:rPr>
-      </w:pPr>
-      <w:r>
-        <w:rPr>
-          <w:rFonts w:ascii="Consolas" w:hAnsi="Consolas" w:cs="Consolas"/>
-          <w:color w:val="000000"/>
-          <w:sz w:val="19"/>
-          <w:szCs w:val="19"/>
-        </w:rPr>
-        <w:t xml:space="preserve">    }</w:t>
-      </w:r>
-    </w:p>
-    <w:p>
-      <w:pPr>
-        <w:autoSpaceDE w:val="0"/>
-        <w:autoSpaceDN w:val="0"/>
-        <w:adjustRightInd w:val="0"/>
-        <w:spacing w:after="0" w:line="240" w:lineRule="auto"/>
-        <w:rPr>
-          <w:rFonts w:ascii="Consolas" w:hAnsi="Consolas" w:cs="Consolas"/>
-          <w:color w:val="000000"/>
-          <w:sz w:val="19"/>
-          <w:szCs w:val="19"/>
-        </w:rPr>
-      </w:pPr>
-      <w:r>
-        <w:rPr>
-          <w:rFonts w:ascii="Consolas" w:hAnsi="Consolas" w:cs="Consolas"/>
-          <w:color w:val="000000"/>
-          <w:sz w:val="19"/>
-          <w:szCs w:val="19"/>
-        </w:rPr>
-        <w:t>}</w:t>
-      </w:r>
-    </w:p>
-    <w:p/>
-    <w:p>
-      <w:pPr>
-        <w:autoSpaceDE w:val="0"/>
-        <w:autoSpaceDN w:val="0"/>
-        <w:adjustRightInd w:val="0"/>
-        <w:spacing w:after="0" w:line="240" w:lineRule="auto"/>
-        <w:rPr>
-          <w:rFonts w:ascii="Consolas" w:hAnsi="Consolas" w:cs="Consolas"/>
-          <w:color w:val="000000"/>
-          <w:sz w:val="19"/>
-          <w:szCs w:val="19"/>
-        </w:rPr>
-      </w:pPr>
-      <w:r>
-        <w:rPr>
-          <w:rFonts w:ascii="Consolas" w:hAnsi="Consolas" w:cs="Consolas"/>
-          <w:color w:val="006400"/>
-          <w:sz w:val="19"/>
-          <w:szCs w:val="19"/>
-        </w:rPr>
-        <w:t xml:space="preserve">/// </w:t>
-      </w:r>
-      <w:r>
-        <w:rPr>
-          <w:rFonts w:ascii="Consolas" w:hAnsi="Consolas" w:cs="Consolas"/>
-          <w:color w:val="A9A9A9"/>
-          <w:sz w:val="19"/>
-          <w:szCs w:val="19"/>
-        </w:rPr>
-        <w:t>&lt;summary&gt;</w:t>
-      </w:r>
-    </w:p>
-    <w:p>
-      <w:pPr>
-        <w:autoSpaceDE w:val="0"/>
-        <w:autoSpaceDN w:val="0"/>
-        <w:adjustRightInd w:val="0"/>
-        <w:spacing w:after="0" w:line="240" w:lineRule="auto"/>
-        <w:rPr>
-          <w:rFonts w:ascii="Consolas" w:hAnsi="Consolas" w:cs="Consolas"/>
-          <w:color w:val="000000"/>
-          <w:sz w:val="19"/>
-          <w:szCs w:val="19"/>
-        </w:rPr>
-      </w:pPr>
-      <w:r>
-        <w:rPr>
-          <w:rFonts w:ascii="Consolas" w:hAnsi="Consolas" w:cs="Consolas"/>
-          <w:color w:val="006400"/>
-          <w:sz w:val="19"/>
-          <w:szCs w:val="19"/>
-        </w:rPr>
-        <w:t>/// LeetCode #4 Median of Two Sorted Arrays</w:t>
-      </w:r>
-    </w:p>
-    <w:p>
-      <w:pPr>
-        <w:autoSpaceDE w:val="0"/>
-        <w:autoSpaceDN w:val="0"/>
-        <w:adjustRightInd w:val="0"/>
-        <w:spacing w:after="0" w:line="240" w:lineRule="auto"/>
-        <w:rPr>
-          <w:rFonts w:ascii="Consolas" w:hAnsi="Consolas" w:cs="Consolas"/>
-          <w:color w:val="000000"/>
-          <w:sz w:val="19"/>
-          <w:szCs w:val="19"/>
-        </w:rPr>
-      </w:pPr>
-      <w:r>
-        <w:rPr>
-          <w:rFonts w:ascii="Consolas" w:hAnsi="Consolas" w:cs="Consolas"/>
-          <w:color w:val="006400"/>
-          <w:sz w:val="19"/>
-          <w:szCs w:val="19"/>
-        </w:rPr>
-        <w:t>///</w:t>
-      </w:r>
-    </w:p>
-    <w:p>
-      <w:pPr>
-        <w:autoSpaceDE w:val="0"/>
-        <w:autoSpaceDN w:val="0"/>
-        <w:adjustRightInd w:val="0"/>
-        <w:spacing w:after="0" w:line="240" w:lineRule="auto"/>
-        <w:rPr>
-          <w:rFonts w:ascii="Consolas" w:hAnsi="Consolas" w:cs="Consolas"/>
-          <w:color w:val="000000"/>
-          <w:sz w:val="19"/>
-          <w:szCs w:val="19"/>
-        </w:rPr>
-      </w:pPr>
-      <w:r>
-        <w:rPr>
-          <w:rFonts w:ascii="Consolas" w:hAnsi="Consolas" w:cs="Consolas"/>
-          <w:color w:val="006400"/>
-          <w:sz w:val="19"/>
-          <w:szCs w:val="19"/>
-        </w:rPr>
-        <w:t>/// There are two sorted arrays nums1 and nums2 of size m and n respectively.</w:t>
-      </w:r>
-    </w:p>
-    <w:p>
-      <w:pPr>
-        <w:autoSpaceDE w:val="0"/>
-        <w:autoSpaceDN w:val="0"/>
-        <w:adjustRightInd w:val="0"/>
-        <w:spacing w:after="0" w:line="240" w:lineRule="auto"/>
-        <w:rPr>
-          <w:rFonts w:ascii="Consolas" w:hAnsi="Consolas" w:cs="Consolas"/>
-          <w:color w:val="000000"/>
-          <w:sz w:val="19"/>
-          <w:szCs w:val="19"/>
-        </w:rPr>
-      </w:pPr>
-      <w:r>
-        <w:rPr>
-          <w:rFonts w:ascii="Consolas" w:hAnsi="Consolas" w:cs="Consolas"/>
-          <w:color w:val="006400"/>
-          <w:sz w:val="19"/>
-          <w:szCs w:val="19"/>
-        </w:rPr>
-        <w:t xml:space="preserve">/// Find the median of the two sorted arrays.The overall run time complexity </w:t>
-      </w:r>
-    </w:p>
-    <w:p>
-      <w:pPr>
-        <w:autoSpaceDE w:val="0"/>
-        <w:autoSpaceDN w:val="0"/>
-        <w:adjustRightInd w:val="0"/>
-        <w:spacing w:after="0" w:line="240" w:lineRule="auto"/>
-        <w:rPr>
-          <w:rFonts w:ascii="Consolas" w:hAnsi="Consolas" w:cs="Consolas"/>
-          <w:color w:val="000000"/>
-          <w:sz w:val="19"/>
-          <w:szCs w:val="19"/>
-        </w:rPr>
-      </w:pPr>
-      <w:r>
-        <w:rPr>
-          <w:rFonts w:ascii="Consolas" w:hAnsi="Consolas" w:cs="Consolas"/>
-          <w:color w:val="006400"/>
-          <w:sz w:val="19"/>
-          <w:szCs w:val="19"/>
-        </w:rPr>
-        <w:t>/// should be O(log(m + n)).</w:t>
-      </w:r>
-    </w:p>
-    <w:p>
-      <w:pPr>
-        <w:autoSpaceDE w:val="0"/>
-        <w:autoSpaceDN w:val="0"/>
-        <w:adjustRightInd w:val="0"/>
-        <w:spacing w:after="0" w:line="240" w:lineRule="auto"/>
-        <w:rPr>
-          <w:rFonts w:ascii="Consolas" w:hAnsi="Consolas" w:cs="Consolas"/>
-          <w:color w:val="000000"/>
-          <w:sz w:val="19"/>
-          <w:szCs w:val="19"/>
-        </w:rPr>
-      </w:pPr>
-      <w:r>
-        <w:rPr>
-          <w:rFonts w:ascii="Consolas" w:hAnsi="Consolas" w:cs="Consolas"/>
-          <w:color w:val="006400"/>
-          <w:sz w:val="19"/>
-          <w:szCs w:val="19"/>
-        </w:rPr>
         <w:t>///</w:t>
       </w:r>
     </w:p>
